--- a/doc/詞/宋朝/李煜/李煜-破陣子·四十年來家國.docx
+++ b/doc/詞/宋朝/李煜/李煜-破陣子·四十年來家國.docx
@@ -1,6 +1,6 @@
 
 <file path=word/document.xml><?xml version="1.0" encoding="utf-8"?>
-<w:document xmlns:wpc="http://schemas.microsoft.com/office/word/2010/wordprocessingCanvas" xmlns:cx="http://schemas.microsoft.com/office/drawing/2014/chartex" xmlns:cx1="http://schemas.microsoft.com/office/drawing/2015/9/8/chartex" xmlns:cx2="http://schemas.microsoft.com/office/drawing/2015/10/21/chartex" xmlns:cx3="http://schemas.microsoft.com/office/drawing/2016/5/9/chartex" xmlns:cx4="http://schemas.microsoft.com/office/drawing/2016/5/10/chartex" xmlns:cx5="http://schemas.microsoft.com/office/drawing/2016/5/11/chartex" xmlns:cx6="http://schemas.microsoft.com/office/drawing/2016/5/12/chartex" xmlns:cx7="http://schemas.microsoft.com/office/drawing/2016/5/13/chartex" xmlns:cx8="http://schemas.microsoft.com/office/drawing/2016/5/14/chartex" xmlns:mc="http://schemas.openxmlformats.org/markup-compatibility/2006" xmlns:aink="http://schemas.microsoft.com/office/drawing/2016/ink" xmlns:am3d="http://schemas.microsoft.com/office/drawing/2017/model3d" xmlns:o="urn:schemas-microsoft-com:office:office" xmlns:oel="http://schemas.microsoft.com/office/2019/extlst" xmlns:r="http://schemas.openxmlformats.org/officeDocument/2006/relationships" xmlns:m="http://schemas.openxmlformats.org/officeDocument/2006/math" xmlns:v="urn:schemas-microsoft-com:vml" xmlns:wp14="http://schemas.microsoft.com/office/word/2010/wordprocessingDrawing" xmlns:wp="http://schemas.openxmlformats.org/drawingml/2006/wordprocessingDrawing" xmlns:w10="urn:schemas-microsoft-com:office:word" xmlns:w="http://schemas.openxmlformats.org/wordprocessingml/2006/main" xmlns:w14="http://schemas.microsoft.com/office/word/2010/wordml" xmlns:w15="http://schemas.microsoft.com/office/word/2012/wordml" xmlns:w16cex="http://schemas.microsoft.com/office/word/2018/wordml/cex" xmlns:w16cid="http://schemas.microsoft.com/office/word/2016/wordml/cid" xmlns:w16="http://schemas.microsoft.com/office/word/2018/wordml" xmlns:w16sdtdh="http://schemas.microsoft.com/office/word/2020/wordml/sdtdatahash" xmlns:w16se="http://schemas.microsoft.com/office/word/2015/wordml/symex" xmlns:wpg="http://schemas.microsoft.com/office/word/2010/wordprocessingGroup" xmlns:wpi="http://schemas.microsoft.com/office/word/2010/wordprocessingInk" xmlns:wne="http://schemas.microsoft.com/office/word/2006/wordml" xmlns:wps="http://schemas.microsoft.com/office/word/2010/wordprocessingShape" mc:Ignorable="w14 w15 w16se w16cid w16 w16cex w16sdtdh wp14">
+<w:document xmlns:wpc="http://schemas.microsoft.com/office/word/2010/wordprocessingCanvas" xmlns:cx="http://schemas.microsoft.com/office/drawing/2014/chartex" xmlns:cx1="http://schemas.microsoft.com/office/drawing/2015/9/8/chartex" xmlns:cx2="http://schemas.microsoft.com/office/drawing/2015/10/21/chartex" xmlns:cx3="http://schemas.microsoft.com/office/drawing/2016/5/9/chartex" xmlns:cx4="http://schemas.microsoft.com/office/drawing/2016/5/10/chartex" xmlns:cx5="http://schemas.microsoft.com/office/drawing/2016/5/11/chartex" xmlns:cx6="http://schemas.microsoft.com/office/drawing/2016/5/12/chartex" xmlns:cx7="http://schemas.microsoft.com/office/drawing/2016/5/13/chartex" xmlns:cx8="http://schemas.microsoft.com/office/drawing/2016/5/14/chartex" xmlns:mc="http://schemas.openxmlformats.org/markup-compatibility/2006" xmlns:aink="http://schemas.microsoft.com/office/drawing/2016/ink" xmlns:am3d="http://schemas.microsoft.com/office/drawing/2017/model3d" xmlns:o="urn:schemas-microsoft-com:office:office" xmlns:r="http://schemas.openxmlformats.org/officeDocument/2006/relationships" xmlns:m="http://schemas.openxmlformats.org/officeDocument/2006/math" xmlns:v="urn:schemas-microsoft-com:vml" xmlns:wp14="http://schemas.microsoft.com/office/word/2010/wordprocessingDrawing" xmlns:wp="http://schemas.openxmlformats.org/drawingml/2006/wordprocessingDrawing" xmlns:w10="urn:schemas-microsoft-com:office:word" xmlns:w="http://schemas.openxmlformats.org/wordprocessingml/2006/main" xmlns:w14="http://schemas.microsoft.com/office/word/2010/wordml" xmlns:w15="http://schemas.microsoft.com/office/word/2012/wordml" xmlns:w16cex="http://schemas.microsoft.com/office/word/2018/wordml/cex" xmlns:w16cid="http://schemas.microsoft.com/office/word/2016/wordml/cid" xmlns:w16="http://schemas.microsoft.com/office/word/2018/wordml" xmlns:w16sdtdh="http://schemas.microsoft.com/office/word/2020/wordml/sdtdatahash" xmlns:w16se="http://schemas.microsoft.com/office/word/2015/wordml/symex" xmlns:wpg="http://schemas.microsoft.com/office/word/2010/wordprocessingGroup" xmlns:wpi="http://schemas.microsoft.com/office/word/2010/wordprocessingInk" xmlns:wne="http://schemas.microsoft.com/office/word/2006/wordml" xmlns:wps="http://schemas.microsoft.com/office/word/2010/wordprocessingShape" mc:Ignorable="w14 w15 w16se w16cid w16 w16cex w16sdtdh wp14">
   <w:body>
     <w:p>
       <w:pPr>
@@ -324,8 +324,63 @@
           <w:sz w:val="16"/>
           <w:szCs w:val="16"/>
         </w:rPr>
-        <w:t>ㄐㄧ</w:t>
-      </w:r>
+        <w:t>ㄐㄧˇ</w:t>
+      </w:r>
+      <w:proofErr w:type="gramEnd"/>
+      <w:r>
+        <w:rPr>
+          <w:rFonts w:hint="eastAsia"/>
+          <w:szCs w:val="28"/>
+        </w:rPr>
+        <w:t>)</w:t>
+      </w:r>
+      <w:r>
+        <w:rPr>
+          <w:rFonts w:hint="eastAsia"/>
+          <w:szCs w:val="28"/>
+        </w:rPr>
+        <w:t>、戰火烽煙呢？</w:t>
+      </w:r>
+    </w:p>
+    <w:p>
+      <w:pPr>
+        <w:spacing w:after="0" w:line="480" w:lineRule="exact"/>
+        <w:ind w:left="0" w:right="0" w:firstLine="0"/>
+        <w:rPr>
+          <w:szCs w:val="28"/>
+        </w:rPr>
+      </w:pPr>
+      <w:r>
+        <w:rPr>
+          <w:rFonts w:hint="eastAsia"/>
+          <w:szCs w:val="28"/>
+        </w:rPr>
+        <w:t>自從做了俘虜，</w:t>
+      </w:r>
+      <w:proofErr w:type="gramStart"/>
+      <w:r>
+        <w:rPr>
+          <w:rFonts w:hint="eastAsia"/>
+          <w:szCs w:val="28"/>
+        </w:rPr>
+        <w:t>心中憂思難</w:t>
+      </w:r>
+      <w:proofErr w:type="gramEnd"/>
+      <w:r>
+        <w:rPr>
+          <w:rFonts w:hint="eastAsia"/>
+          <w:szCs w:val="28"/>
+        </w:rPr>
+        <w:t>解，已是憔悴消瘦，兩鬢</w:t>
+      </w:r>
+      <w:r>
+        <w:rPr>
+          <w:rFonts w:hint="eastAsia"/>
+          <w:szCs w:val="28"/>
+        </w:rPr>
+        <w:t>(</w:t>
+      </w:r>
+      <w:proofErr w:type="gramStart"/>
       <w:r>
         <w:rPr>
           <w:rFonts w:hint="eastAsia"/>
@@ -333,80 +388,7 @@
           <w:sz w:val="16"/>
           <w:szCs w:val="16"/>
         </w:rPr>
-        <w:t>ˇ</w:t>
-      </w:r>
-      <w:proofErr w:type="gramEnd"/>
-      <w:r>
-        <w:rPr>
-          <w:rFonts w:hint="eastAsia"/>
-          <w:szCs w:val="28"/>
-        </w:rPr>
-        <w:t>)</w:t>
-      </w:r>
-      <w:r>
-        <w:rPr>
-          <w:rFonts w:hint="eastAsia"/>
-          <w:szCs w:val="28"/>
-        </w:rPr>
-        <w:t>、戰火烽煙呢？</w:t>
-      </w:r>
-    </w:p>
-    <w:p>
-      <w:pPr>
-        <w:spacing w:after="0" w:line="480" w:lineRule="exact"/>
-        <w:ind w:left="0" w:right="0" w:firstLine="0"/>
-        <w:rPr>
-          <w:szCs w:val="28"/>
-        </w:rPr>
-      </w:pPr>
-      <w:r>
-        <w:rPr>
-          <w:rFonts w:hint="eastAsia"/>
-          <w:szCs w:val="28"/>
-        </w:rPr>
-        <w:t>自從做了俘虜，</w:t>
-      </w:r>
-      <w:proofErr w:type="gramStart"/>
-      <w:r>
-        <w:rPr>
-          <w:rFonts w:hint="eastAsia"/>
-          <w:szCs w:val="28"/>
-        </w:rPr>
-        <w:t>心中憂思難</w:t>
-      </w:r>
-      <w:proofErr w:type="gramEnd"/>
-      <w:r>
-        <w:rPr>
-          <w:rFonts w:hint="eastAsia"/>
-          <w:szCs w:val="28"/>
-        </w:rPr>
-        <w:t>解，已是憔悴消瘦，兩鬢</w:t>
-      </w:r>
-      <w:r>
-        <w:rPr>
-          <w:rFonts w:hint="eastAsia"/>
-          <w:szCs w:val="28"/>
-        </w:rPr>
-        <w:t>(</w:t>
-      </w:r>
-      <w:proofErr w:type="gramStart"/>
-      <w:r>
-        <w:rPr>
-          <w:rFonts w:hint="eastAsia"/>
-          <w:color w:val="FF0000"/>
-          <w:sz w:val="16"/>
-          <w:szCs w:val="16"/>
-        </w:rPr>
-        <w:t>ㄅㄧㄣ</w:t>
-      </w:r>
-      <w:r>
-        <w:rPr>
-          <w:rFonts w:hint="eastAsia"/>
-          <w:color w:val="FF0000"/>
-          <w:sz w:val="16"/>
-          <w:szCs w:val="16"/>
-        </w:rPr>
-        <w:t>ˋ</w:t>
+        <w:t>ㄅㄧㄣˋ</w:t>
       </w:r>
       <w:proofErr w:type="gramEnd"/>
       <w:r>
@@ -518,9 +500,35 @@
           <w:color w:val="0F0F0F"/>
           <w:szCs w:val="28"/>
         </w:rPr>
-        <w:t>四十年：南唐自建國至李煜</w:t>
+        <w:t>四十年：</w:t>
+      </w:r>
+      <w:r>
+        <w:rPr>
+          <w:rFonts w:hint="eastAsia"/>
+          <w:color w:val="0F0F0F"/>
+          <w:szCs w:val="28"/>
+          <w:u w:val="single"/>
+        </w:rPr>
+        <w:t>南唐</w:t>
+      </w:r>
+      <w:r>
+        <w:rPr>
+          <w:rFonts w:hint="eastAsia"/>
+          <w:color w:val="0F0F0F"/>
+          <w:szCs w:val="28"/>
+        </w:rPr>
+        <w:t>自建國至</w:t>
       </w:r>
       <w:proofErr w:type="gramStart"/>
+      <w:r>
+        <w:rPr>
+          <w:rFonts w:hint="eastAsia"/>
+          <w:color w:val="0F0F0F"/>
+          <w:szCs w:val="28"/>
+          <w:u w:val="single"/>
+        </w:rPr>
+        <w:t>李煜</w:t>
+      </w:r>
       <w:r>
         <w:rPr>
           <w:rFonts w:hint="eastAsia"/>
@@ -764,16 +772,7 @@
           <w:sz w:val="16"/>
           <w:szCs w:val="16"/>
         </w:rPr>
-        <w:t>ㄑㄩㄥ</w:t>
-      </w:r>
-      <w:r>
-        <w:rPr>
-          <w:rFonts w:hint="eastAsia"/>
-          <w:color w:val="FF0000"/>
-          <w:sz w:val="16"/>
-          <w:szCs w:val="16"/>
-        </w:rPr>
-        <w:t>ˊ</w:t>
+        <w:t>ㄑㄩㄥˊ</w:t>
       </w:r>
       <w:proofErr w:type="gramEnd"/>
       <w:r>
@@ -847,15 +846,7 @@
           <w:color w:val="0F0F0F"/>
           <w:szCs w:val="28"/>
         </w:rPr>
-        <w:t>蘿</w:t>
-      </w:r>
-      <w:r>
-        <w:rPr>
-          <w:rFonts w:hint="eastAsia"/>
-          <w:color w:val="0F0F0F"/>
-          <w:szCs w:val="28"/>
-        </w:rPr>
-        <w:t>：</w:t>
+        <w:t>蘿：</w:t>
       </w:r>
       <w:proofErr w:type="gramStart"/>
       <w:r>
@@ -1062,8 +1053,26 @@
           <w:rFonts w:hint="eastAsia"/>
           <w:color w:val="0F0F0F"/>
           <w:szCs w:val="28"/>
-        </w:rPr>
-        <w:t>沈指沈約</w:t>
+          <w:u w:val="single"/>
+        </w:rPr>
+        <w:t>沈</w:t>
+      </w:r>
+      <w:r>
+        <w:rPr>
+          <w:rFonts w:hint="eastAsia"/>
+          <w:color w:val="0F0F0F"/>
+          <w:szCs w:val="28"/>
+        </w:rPr>
+        <w:t>指</w:t>
+      </w:r>
+      <w:r>
+        <w:rPr>
+          <w:rFonts w:hint="eastAsia"/>
+          <w:color w:val="0F0F0F"/>
+          <w:szCs w:val="28"/>
+          <w:u w:val="single"/>
+        </w:rPr>
+        <w:t>沈約</w:t>
       </w:r>
       <w:proofErr w:type="gramEnd"/>
       <w:r>
@@ -1098,8 +1107,17 @@
           <w:rFonts w:hint="eastAsia"/>
           <w:color w:val="0F0F0F"/>
           <w:szCs w:val="28"/>
-        </w:rPr>
-        <w:t>沈腰指代</w:t>
+          <w:u w:val="single"/>
+        </w:rPr>
+        <w:t>沈</w:t>
+      </w:r>
+      <w:r>
+        <w:rPr>
+          <w:rFonts w:hint="eastAsia"/>
+          <w:color w:val="0F0F0F"/>
+          <w:szCs w:val="28"/>
+        </w:rPr>
+        <w:t>腰指代</w:t>
       </w:r>
       <w:proofErr w:type="gramEnd"/>
       <w:r>
@@ -1108,7 +1126,16 @@
           <w:color w:val="0F0F0F"/>
           <w:szCs w:val="28"/>
         </w:rPr>
-        <w:t>人日漸消瘦。潘指潘岳，</w:t>
+        <w:t>人日漸消瘦。</w:t>
+      </w:r>
+      <w:r>
+        <w:rPr>
+          <w:rFonts w:hint="eastAsia"/>
+          <w:color w:val="0F0F0F"/>
+          <w:szCs w:val="28"/>
+          <w:u w:val="single"/>
+        </w:rPr>
+        <w:t>潘</w:t>
       </w:r>
       <w:r>
         <w:rPr>
@@ -1123,8 +1150,68 @@
           <w:rFonts w:hint="eastAsia"/>
           <w:color w:val="0F0F0F"/>
           <w:szCs w:val="28"/>
-        </w:rPr>
-        <w:t>潘岳的鬢髮中年已斑白。沈腰</w:t>
+          <w:u w:val="single"/>
+        </w:rPr>
+        <w:t>潘</w:t>
+      </w:r>
+      <w:r>
+        <w:rPr>
+          <w:rFonts w:hint="eastAsia"/>
+          <w:color w:val="0F0F0F"/>
+          <w:szCs w:val="28"/>
+          <w:u w:val="single"/>
+        </w:rPr>
+        <w:t>安</w:t>
+      </w:r>
+      <w:r>
+        <w:rPr>
+          <w:rFonts w:hint="eastAsia"/>
+          <w:color w:val="0F0F0F"/>
+          <w:szCs w:val="28"/>
+        </w:rPr>
+        <w:t>，</w:t>
+      </w:r>
+      <w:r>
+        <w:rPr>
+          <w:rFonts w:hint="eastAsia"/>
+          <w:color w:val="0F0F0F"/>
+          <w:szCs w:val="28"/>
+        </w:rPr>
+        <w:t>指</w:t>
+      </w:r>
+      <w:r>
+        <w:rPr>
+          <w:rFonts w:hint="eastAsia"/>
+          <w:color w:val="0F0F0F"/>
+          <w:szCs w:val="28"/>
+          <w:u w:val="single"/>
+        </w:rPr>
+        <w:t>潘安</w:t>
+      </w:r>
+      <w:r>
+        <w:rPr>
+          <w:rFonts w:hint="eastAsia"/>
+          <w:color w:val="0F0F0F"/>
+          <w:szCs w:val="28"/>
+        </w:rPr>
+        <w:t>的鬢髮中年已斑白。</w:t>
+      </w:r>
+      <w:r>
+        <w:rPr>
+          <w:rFonts w:hint="eastAsia"/>
+          <w:color w:val="0F0F0F"/>
+          <w:szCs w:val="28"/>
+          <w:u w:val="single"/>
+        </w:rPr>
+        <w:t>沈</w:t>
+      </w:r>
+      <w:r>
+        <w:rPr>
+          <w:rFonts w:hint="eastAsia"/>
+          <w:color w:val="0F0F0F"/>
+          <w:szCs w:val="28"/>
+        </w:rPr>
+        <w:t>腰</w:t>
       </w:r>
       <w:proofErr w:type="gramStart"/>
       <w:r>
@@ -1132,6 +1219,7 @@
           <w:rFonts w:hint="eastAsia"/>
           <w:color w:val="0F0F0F"/>
           <w:szCs w:val="28"/>
+          <w:u w:val="single"/>
         </w:rPr>
         <w:t>潘</w:t>
       </w:r>
@@ -1226,21 +1314,7 @@
           <w:rFonts w:hint="eastAsia"/>
           <w:szCs w:val="28"/>
         </w:rPr>
-        <w:t>倉皇</w:t>
-      </w:r>
-      <w:r>
-        <w:rPr>
-          <w:rFonts w:hint="eastAsia"/>
-          <w:szCs w:val="28"/>
-        </w:rPr>
-        <w:t>：</w:t>
-      </w:r>
-      <w:r>
-        <w:rPr>
-          <w:rFonts w:hint="eastAsia"/>
-          <w:szCs w:val="28"/>
-        </w:rPr>
-        <w:t>慌張匆忙的樣子。【例】歹徒一見警察便倉皇而逃。</w:t>
+        <w:t>倉皇：慌張匆忙的樣子。【例】歹徒一見警察便倉皇而逃。</w:t>
       </w:r>
     </w:p>
     <w:p>
@@ -1285,16 +1359,7 @@
           <w:sz w:val="32"/>
           <w:szCs w:val="32"/>
         </w:rPr>
-        <w:t>宮娥</w:t>
-      </w:r>
-      <w:r>
-        <w:rPr>
-          <w:rFonts w:hint="eastAsia"/>
-          <w:color w:val="0F0F0F"/>
-          <w:sz w:val="32"/>
-          <w:szCs w:val="32"/>
-        </w:rPr>
-        <w:t>：宮女。</w:t>
+        <w:t>宮娥：宮女。</w:t>
       </w:r>
     </w:p>
     <w:p>
@@ -1565,7 +1630,23 @@
           <w:bCs/>
           <w:szCs w:val="28"/>
         </w:rPr>
-        <w:t>建國四十餘年，國土</w:t>
+        <w:t>建國</w:t>
+      </w:r>
+      <w:r>
+        <w:rPr>
+          <w:rFonts w:hint="eastAsia"/>
+          <w:bCs/>
+          <w:szCs w:val="28"/>
+        </w:rPr>
+        <w:t>近</w:t>
+      </w:r>
+      <w:r>
+        <w:rPr>
+          <w:rFonts w:hint="eastAsia"/>
+          <w:bCs/>
+          <w:szCs w:val="28"/>
+        </w:rPr>
+        <w:t>四十年，國土</w:t>
       </w:r>
       <w:proofErr w:type="gramStart"/>
       <w:r>
@@ -1812,7 +1893,16 @@
           <w:szCs w:val="28"/>
           <w:u w:val="single"/>
         </w:rPr>
-        <w:t>潘岳</w:t>
+        <w:t>潘</w:t>
+      </w:r>
+      <w:r>
+        <w:rPr>
+          <w:rFonts w:hint="eastAsia"/>
+          <w:bCs/>
+          <w:szCs w:val="28"/>
+          <w:u w:val="single"/>
+        </w:rPr>
+        <w:t>安</w:t>
       </w:r>
       <w:r>
         <w:rPr>
@@ -2346,16 +2436,7 @@
           <w:sz w:val="16"/>
           <w:szCs w:val="16"/>
         </w:rPr>
-        <w:t>ㄊㄢ</w:t>
-      </w:r>
-      <w:r>
-        <w:rPr>
-          <w:rFonts w:hint="eastAsia"/>
-          <w:color w:val="FF0000"/>
-          <w:sz w:val="16"/>
-          <w:szCs w:val="16"/>
-        </w:rPr>
-        <w:t>ˇ</w:t>
+        <w:t>ㄊㄢˇ</w:t>
       </w:r>
       <w:proofErr w:type="gramEnd"/>
       <w:r>
@@ -2570,16 +2651,7 @@
           <w:sz w:val="16"/>
           <w:szCs w:val="16"/>
         </w:rPr>
-        <w:t>ㄊㄨㄥ</w:t>
-      </w:r>
-      <w:r>
-        <w:rPr>
-          <w:rFonts w:hint="eastAsia"/>
-          <w:color w:val="FF0000"/>
-          <w:sz w:val="16"/>
-          <w:szCs w:val="16"/>
-        </w:rPr>
-        <w:t>ˋ</w:t>
+        <w:t>ㄊㄨㄥˋ</w:t>
       </w:r>
       <w:proofErr w:type="gramEnd"/>
       <w:r>
@@ -2823,16 +2895,7 @@
           <w:sz w:val="16"/>
           <w:szCs w:val="16"/>
         </w:rPr>
-        <w:t>ㄉㄚ</w:t>
-      </w:r>
-      <w:r>
-        <w:rPr>
-          <w:rFonts w:hint="eastAsia"/>
-          <w:color w:val="FF0000"/>
-          <w:sz w:val="16"/>
-          <w:szCs w:val="16"/>
-        </w:rPr>
-        <w:t>ˊ</w:t>
+        <w:t>ㄉㄚˊ</w:t>
       </w:r>
       <w:proofErr w:type="gramEnd"/>
       <w:r>
@@ -2862,7 +2925,7 @@
 </file>
 
 <file path=word/endnotes.xml><?xml version="1.0" encoding="utf-8"?>
-<w:endnotes xmlns:wpc="http://schemas.microsoft.com/office/word/2010/wordprocessingCanvas" xmlns:cx="http://schemas.microsoft.com/office/drawing/2014/chartex" xmlns:cx1="http://schemas.microsoft.com/office/drawing/2015/9/8/chartex" xmlns:cx2="http://schemas.microsoft.com/office/drawing/2015/10/21/chartex" xmlns:cx3="http://schemas.microsoft.com/office/drawing/2016/5/9/chartex" xmlns:cx4="http://schemas.microsoft.com/office/drawing/2016/5/10/chartex" xmlns:cx5="http://schemas.microsoft.com/office/drawing/2016/5/11/chartex" xmlns:cx6="http://schemas.microsoft.com/office/drawing/2016/5/12/chartex" xmlns:cx7="http://schemas.microsoft.com/office/drawing/2016/5/13/chartex" xmlns:cx8="http://schemas.microsoft.com/office/drawing/2016/5/14/chartex" xmlns:mc="http://schemas.openxmlformats.org/markup-compatibility/2006" xmlns:aink="http://schemas.microsoft.com/office/drawing/2016/ink" xmlns:am3d="http://schemas.microsoft.com/office/drawing/2017/model3d" xmlns:o="urn:schemas-microsoft-com:office:office" xmlns:oel="http://schemas.microsoft.com/office/2019/extlst" xmlns:r="http://schemas.openxmlformats.org/officeDocument/2006/relationships" xmlns:m="http://schemas.openxmlformats.org/officeDocument/2006/math" xmlns:v="urn:schemas-microsoft-com:vml" xmlns:wp14="http://schemas.microsoft.com/office/word/2010/wordprocessingDrawing" xmlns:wp="http://schemas.openxmlformats.org/drawingml/2006/wordprocessingDrawing" xmlns:w10="urn:schemas-microsoft-com:office:word" xmlns:w="http://schemas.openxmlformats.org/wordprocessingml/2006/main" xmlns:w14="http://schemas.microsoft.com/office/word/2010/wordml" xmlns:w15="http://schemas.microsoft.com/office/word/2012/wordml" xmlns:w16cex="http://schemas.microsoft.com/office/word/2018/wordml/cex" xmlns:w16cid="http://schemas.microsoft.com/office/word/2016/wordml/cid" xmlns:w16="http://schemas.microsoft.com/office/word/2018/wordml" xmlns:w16sdtdh="http://schemas.microsoft.com/office/word/2020/wordml/sdtdatahash" xmlns:w16se="http://schemas.microsoft.com/office/word/2015/wordml/symex" xmlns:wpg="http://schemas.microsoft.com/office/word/2010/wordprocessingGroup" xmlns:wpi="http://schemas.microsoft.com/office/word/2010/wordprocessingInk" xmlns:wne="http://schemas.microsoft.com/office/word/2006/wordml" xmlns:wps="http://schemas.microsoft.com/office/word/2010/wordprocessingShape" mc:Ignorable="w14 w15 w16se w16cid w16 w16cex w16sdtdh wp14">
+<w:endnotes xmlns:wpc="http://schemas.microsoft.com/office/word/2010/wordprocessingCanvas" xmlns:cx="http://schemas.microsoft.com/office/drawing/2014/chartex" xmlns:cx1="http://schemas.microsoft.com/office/drawing/2015/9/8/chartex" xmlns:cx2="http://schemas.microsoft.com/office/drawing/2015/10/21/chartex" xmlns:cx3="http://schemas.microsoft.com/office/drawing/2016/5/9/chartex" xmlns:cx4="http://schemas.microsoft.com/office/drawing/2016/5/10/chartex" xmlns:cx5="http://schemas.microsoft.com/office/drawing/2016/5/11/chartex" xmlns:cx6="http://schemas.microsoft.com/office/drawing/2016/5/12/chartex" xmlns:cx7="http://schemas.microsoft.com/office/drawing/2016/5/13/chartex" xmlns:cx8="http://schemas.microsoft.com/office/drawing/2016/5/14/chartex" xmlns:mc="http://schemas.openxmlformats.org/markup-compatibility/2006" xmlns:aink="http://schemas.microsoft.com/office/drawing/2016/ink" xmlns:am3d="http://schemas.microsoft.com/office/drawing/2017/model3d" xmlns:o="urn:schemas-microsoft-com:office:office" xmlns:r="http://schemas.openxmlformats.org/officeDocument/2006/relationships" xmlns:m="http://schemas.openxmlformats.org/officeDocument/2006/math" xmlns:v="urn:schemas-microsoft-com:vml" xmlns:wp14="http://schemas.microsoft.com/office/word/2010/wordprocessingDrawing" xmlns:wp="http://schemas.openxmlformats.org/drawingml/2006/wordprocessingDrawing" xmlns:w10="urn:schemas-microsoft-com:office:word" xmlns:w="http://schemas.openxmlformats.org/wordprocessingml/2006/main" xmlns:w14="http://schemas.microsoft.com/office/word/2010/wordml" xmlns:w15="http://schemas.microsoft.com/office/word/2012/wordml" xmlns:w16cex="http://schemas.microsoft.com/office/word/2018/wordml/cex" xmlns:w16cid="http://schemas.microsoft.com/office/word/2016/wordml/cid" xmlns:w16="http://schemas.microsoft.com/office/word/2018/wordml" xmlns:w16sdtdh="http://schemas.microsoft.com/office/word/2020/wordml/sdtdatahash" xmlns:w16se="http://schemas.microsoft.com/office/word/2015/wordml/symex" xmlns:wpg="http://schemas.microsoft.com/office/word/2010/wordprocessingGroup" xmlns:wpi="http://schemas.microsoft.com/office/word/2010/wordprocessingInk" xmlns:wne="http://schemas.microsoft.com/office/word/2006/wordml" xmlns:wps="http://schemas.microsoft.com/office/word/2010/wordprocessingShape" mc:Ignorable="w14 w15 w16se w16cid w16 w16cex w16sdtdh wp14">
   <w:endnote w:type="separator" w:id="-1">
     <w:p>
       <w:pPr>
@@ -2887,7 +2950,7 @@
 </file>
 
 <file path=word/footer1.xml><?xml version="1.0" encoding="utf-8"?>
-<w:ftr xmlns:wpc="http://schemas.microsoft.com/office/word/2010/wordprocessingCanvas" xmlns:cx="http://schemas.microsoft.com/office/drawing/2014/chartex" xmlns:cx1="http://schemas.microsoft.com/office/drawing/2015/9/8/chartex" xmlns:cx2="http://schemas.microsoft.com/office/drawing/2015/10/21/chartex" xmlns:cx3="http://schemas.microsoft.com/office/drawing/2016/5/9/chartex" xmlns:cx4="http://schemas.microsoft.com/office/drawing/2016/5/10/chartex" xmlns:cx5="http://schemas.microsoft.com/office/drawing/2016/5/11/chartex" xmlns:cx6="http://schemas.microsoft.com/office/drawing/2016/5/12/chartex" xmlns:cx7="http://schemas.microsoft.com/office/drawing/2016/5/13/chartex" xmlns:cx8="http://schemas.microsoft.com/office/drawing/2016/5/14/chartex" xmlns:mc="http://schemas.openxmlformats.org/markup-compatibility/2006" xmlns:aink="http://schemas.microsoft.com/office/drawing/2016/ink" xmlns:am3d="http://schemas.microsoft.com/office/drawing/2017/model3d" xmlns:o="urn:schemas-microsoft-com:office:office" xmlns:oel="http://schemas.microsoft.com/office/2019/extlst" xmlns:r="http://schemas.openxmlformats.org/officeDocument/2006/relationships" xmlns:m="http://schemas.openxmlformats.org/officeDocument/2006/math" xmlns:v="urn:schemas-microsoft-com:vml" xmlns:wp14="http://schemas.microsoft.com/office/word/2010/wordprocessingDrawing" xmlns:wp="http://schemas.openxmlformats.org/drawingml/2006/wordprocessingDrawing" xmlns:w10="urn:schemas-microsoft-com:office:word" xmlns:w="http://schemas.openxmlformats.org/wordprocessingml/2006/main" xmlns:w14="http://schemas.microsoft.com/office/word/2010/wordml" xmlns:w15="http://schemas.microsoft.com/office/word/2012/wordml" xmlns:w16cex="http://schemas.microsoft.com/office/word/2018/wordml/cex" xmlns:w16cid="http://schemas.microsoft.com/office/word/2016/wordml/cid" xmlns:w16="http://schemas.microsoft.com/office/word/2018/wordml" xmlns:w16sdtdh="http://schemas.microsoft.com/office/word/2020/wordml/sdtdatahash" xmlns:w16se="http://schemas.microsoft.com/office/word/2015/wordml/symex" xmlns:wpg="http://schemas.microsoft.com/office/word/2010/wordprocessingGroup" xmlns:wpi="http://schemas.microsoft.com/office/word/2010/wordprocessingInk" xmlns:wne="http://schemas.microsoft.com/office/word/2006/wordml" xmlns:wps="http://schemas.microsoft.com/office/word/2010/wordprocessingShape" mc:Ignorable="w14 w15 w16se w16cid w16 w16cex w16sdtdh wp14">
+<w:ftr xmlns:wpc="http://schemas.microsoft.com/office/word/2010/wordprocessingCanvas" xmlns:cx="http://schemas.microsoft.com/office/drawing/2014/chartex" xmlns:cx1="http://schemas.microsoft.com/office/drawing/2015/9/8/chartex" xmlns:cx2="http://schemas.microsoft.com/office/drawing/2015/10/21/chartex" xmlns:cx3="http://schemas.microsoft.com/office/drawing/2016/5/9/chartex" xmlns:cx4="http://schemas.microsoft.com/office/drawing/2016/5/10/chartex" xmlns:cx5="http://schemas.microsoft.com/office/drawing/2016/5/11/chartex" xmlns:cx6="http://schemas.microsoft.com/office/drawing/2016/5/12/chartex" xmlns:cx7="http://schemas.microsoft.com/office/drawing/2016/5/13/chartex" xmlns:cx8="http://schemas.microsoft.com/office/drawing/2016/5/14/chartex" xmlns:mc="http://schemas.openxmlformats.org/markup-compatibility/2006" xmlns:aink="http://schemas.microsoft.com/office/drawing/2016/ink" xmlns:am3d="http://schemas.microsoft.com/office/drawing/2017/model3d" xmlns:o="urn:schemas-microsoft-com:office:office" xmlns:r="http://schemas.openxmlformats.org/officeDocument/2006/relationships" xmlns:m="http://schemas.openxmlformats.org/officeDocument/2006/math" xmlns:v="urn:schemas-microsoft-com:vml" xmlns:wp14="http://schemas.microsoft.com/office/word/2010/wordprocessingDrawing" xmlns:wp="http://schemas.openxmlformats.org/drawingml/2006/wordprocessingDrawing" xmlns:w10="urn:schemas-microsoft-com:office:word" xmlns:w="http://schemas.openxmlformats.org/wordprocessingml/2006/main" xmlns:w14="http://schemas.microsoft.com/office/word/2010/wordml" xmlns:w15="http://schemas.microsoft.com/office/word/2012/wordml" xmlns:w16cex="http://schemas.microsoft.com/office/word/2018/wordml/cex" xmlns:w16cid="http://schemas.microsoft.com/office/word/2016/wordml/cid" xmlns:w16="http://schemas.microsoft.com/office/word/2018/wordml" xmlns:w16sdtdh="http://schemas.microsoft.com/office/word/2020/wordml/sdtdatahash" xmlns:w16se="http://schemas.microsoft.com/office/word/2015/wordml/symex" xmlns:wpg="http://schemas.microsoft.com/office/word/2010/wordprocessingGroup" xmlns:wpi="http://schemas.microsoft.com/office/word/2010/wordprocessingInk" xmlns:wne="http://schemas.microsoft.com/office/word/2006/wordml" xmlns:wps="http://schemas.microsoft.com/office/word/2010/wordprocessingShape" mc:Ignorable="w14 w15 w16se w16cid w16 w16cex w16sdtdh wp14">
   <w:sdt>
     <w:sdtPr>
       <w:id w:val="1495451635"/>
@@ -2896,6 +2959,7 @@
         <w:docPartUnique/>
       </w:docPartObj>
     </w:sdtPr>
+    <w:sdtEndPr/>
     <w:sdtContent>
       <w:p>
         <w:pPr>
@@ -2938,7 +3002,7 @@
 </file>
 
 <file path=word/footnotes.xml><?xml version="1.0" encoding="utf-8"?>
-<w:footnotes xmlns:wpc="http://schemas.microsoft.com/office/word/2010/wordprocessingCanvas" xmlns:cx="http://schemas.microsoft.com/office/drawing/2014/chartex" xmlns:cx1="http://schemas.microsoft.com/office/drawing/2015/9/8/chartex" xmlns:cx2="http://schemas.microsoft.com/office/drawing/2015/10/21/chartex" xmlns:cx3="http://schemas.microsoft.com/office/drawing/2016/5/9/chartex" xmlns:cx4="http://schemas.microsoft.com/office/drawing/2016/5/10/chartex" xmlns:cx5="http://schemas.microsoft.com/office/drawing/2016/5/11/chartex" xmlns:cx6="http://schemas.microsoft.com/office/drawing/2016/5/12/chartex" xmlns:cx7="http://schemas.microsoft.com/office/drawing/2016/5/13/chartex" xmlns:cx8="http://schemas.microsoft.com/office/drawing/2016/5/14/chartex" xmlns:mc="http://schemas.openxmlformats.org/markup-compatibility/2006" xmlns:aink="http://schemas.microsoft.com/office/drawing/2016/ink" xmlns:am3d="http://schemas.microsoft.com/office/drawing/2017/model3d" xmlns:o="urn:schemas-microsoft-com:office:office" xmlns:oel="http://schemas.microsoft.com/office/2019/extlst" xmlns:r="http://schemas.openxmlformats.org/officeDocument/2006/relationships" xmlns:m="http://schemas.openxmlformats.org/officeDocument/2006/math" xmlns:v="urn:schemas-microsoft-com:vml" xmlns:wp14="http://schemas.microsoft.com/office/word/2010/wordprocessingDrawing" xmlns:wp="http://schemas.openxmlformats.org/drawingml/2006/wordprocessingDrawing" xmlns:w10="urn:schemas-microsoft-com:office:word" xmlns:w="http://schemas.openxmlformats.org/wordprocessingml/2006/main" xmlns:w14="http://schemas.microsoft.com/office/word/2010/wordml" xmlns:w15="http://schemas.microsoft.com/office/word/2012/wordml" xmlns:w16cex="http://schemas.microsoft.com/office/word/2018/wordml/cex" xmlns:w16cid="http://schemas.microsoft.com/office/word/2016/wordml/cid" xmlns:w16="http://schemas.microsoft.com/office/word/2018/wordml" xmlns:w16sdtdh="http://schemas.microsoft.com/office/word/2020/wordml/sdtdatahash" xmlns:w16se="http://schemas.microsoft.com/office/word/2015/wordml/symex" xmlns:wpg="http://schemas.microsoft.com/office/word/2010/wordprocessingGroup" xmlns:wpi="http://schemas.microsoft.com/office/word/2010/wordprocessingInk" xmlns:wne="http://schemas.microsoft.com/office/word/2006/wordml" xmlns:wps="http://schemas.microsoft.com/office/word/2010/wordprocessingShape" mc:Ignorable="w14 w15 w16se w16cid w16 w16cex w16sdtdh wp14">
+<w:footnotes xmlns:wpc="http://schemas.microsoft.com/office/word/2010/wordprocessingCanvas" xmlns:cx="http://schemas.microsoft.com/office/drawing/2014/chartex" xmlns:cx1="http://schemas.microsoft.com/office/drawing/2015/9/8/chartex" xmlns:cx2="http://schemas.microsoft.com/office/drawing/2015/10/21/chartex" xmlns:cx3="http://schemas.microsoft.com/office/drawing/2016/5/9/chartex" xmlns:cx4="http://schemas.microsoft.com/office/drawing/2016/5/10/chartex" xmlns:cx5="http://schemas.microsoft.com/office/drawing/2016/5/11/chartex" xmlns:cx6="http://schemas.microsoft.com/office/drawing/2016/5/12/chartex" xmlns:cx7="http://schemas.microsoft.com/office/drawing/2016/5/13/chartex" xmlns:cx8="http://schemas.microsoft.com/office/drawing/2016/5/14/chartex" xmlns:mc="http://schemas.openxmlformats.org/markup-compatibility/2006" xmlns:aink="http://schemas.microsoft.com/office/drawing/2016/ink" xmlns:am3d="http://schemas.microsoft.com/office/drawing/2017/model3d" xmlns:o="urn:schemas-microsoft-com:office:office" xmlns:r="http://schemas.openxmlformats.org/officeDocument/2006/relationships" xmlns:m="http://schemas.openxmlformats.org/officeDocument/2006/math" xmlns:v="urn:schemas-microsoft-com:vml" xmlns:wp14="http://schemas.microsoft.com/office/word/2010/wordprocessingDrawing" xmlns:wp="http://schemas.openxmlformats.org/drawingml/2006/wordprocessingDrawing" xmlns:w10="urn:schemas-microsoft-com:office:word" xmlns:w="http://schemas.openxmlformats.org/wordprocessingml/2006/main" xmlns:w14="http://schemas.microsoft.com/office/word/2010/wordml" xmlns:w15="http://schemas.microsoft.com/office/word/2012/wordml" xmlns:w16cex="http://schemas.microsoft.com/office/word/2018/wordml/cex" xmlns:w16cid="http://schemas.microsoft.com/office/word/2016/wordml/cid" xmlns:w16="http://schemas.microsoft.com/office/word/2018/wordml" xmlns:w16sdtdh="http://schemas.microsoft.com/office/word/2020/wordml/sdtdatahash" xmlns:w16se="http://schemas.microsoft.com/office/word/2015/wordml/symex" xmlns:wpg="http://schemas.microsoft.com/office/word/2010/wordprocessingGroup" xmlns:wpi="http://schemas.microsoft.com/office/word/2010/wordprocessingInk" xmlns:wne="http://schemas.microsoft.com/office/word/2006/wordml" xmlns:wps="http://schemas.microsoft.com/office/word/2010/wordprocessingShape" mc:Ignorable="w14 w15 w16se w16cid w16 w16cex w16sdtdh wp14">
   <w:footnote w:type="separator" w:id="-1">
     <w:p>
       <w:pPr>
@@ -2963,7 +3027,7 @@
 </file>
 
 <file path=word/numbering.xml><?xml version="1.0" encoding="utf-8"?>
-<w:numbering xmlns:wpc="http://schemas.microsoft.com/office/word/2010/wordprocessingCanvas" xmlns:cx="http://schemas.microsoft.com/office/drawing/2014/chartex" xmlns:cx1="http://schemas.microsoft.com/office/drawing/2015/9/8/chartex" xmlns:cx2="http://schemas.microsoft.com/office/drawing/2015/10/21/chartex" xmlns:cx3="http://schemas.microsoft.com/office/drawing/2016/5/9/chartex" xmlns:cx4="http://schemas.microsoft.com/office/drawing/2016/5/10/chartex" xmlns:cx5="http://schemas.microsoft.com/office/drawing/2016/5/11/chartex" xmlns:cx6="http://schemas.microsoft.com/office/drawing/2016/5/12/chartex" xmlns:cx7="http://schemas.microsoft.com/office/drawing/2016/5/13/chartex" xmlns:cx8="http://schemas.microsoft.com/office/drawing/2016/5/14/chartex" xmlns:mc="http://schemas.openxmlformats.org/markup-compatibility/2006" xmlns:aink="http://schemas.microsoft.com/office/drawing/2016/ink" xmlns:am3d="http://schemas.microsoft.com/office/drawing/2017/model3d" xmlns:o="urn:schemas-microsoft-com:office:office" xmlns:oel="http://schemas.microsoft.com/office/2019/extlst" xmlns:r="http://schemas.openxmlformats.org/officeDocument/2006/relationships" xmlns:m="http://schemas.openxmlformats.org/officeDocument/2006/math" xmlns:v="urn:schemas-microsoft-com:vml" xmlns:wp14="http://schemas.microsoft.com/office/word/2010/wordprocessingDrawing" xmlns:wp="http://schemas.openxmlformats.org/drawingml/2006/wordprocessingDrawing" xmlns:w10="urn:schemas-microsoft-com:office:word" xmlns:w="http://schemas.openxmlformats.org/wordprocessingml/2006/main" xmlns:w14="http://schemas.microsoft.com/office/word/2010/wordml" xmlns:w15="http://schemas.microsoft.com/office/word/2012/wordml" xmlns:w16cex="http://schemas.microsoft.com/office/word/2018/wordml/cex" xmlns:w16cid="http://schemas.microsoft.com/office/word/2016/wordml/cid" xmlns:w16="http://schemas.microsoft.com/office/word/2018/wordml" xmlns:w16sdtdh="http://schemas.microsoft.com/office/word/2020/wordml/sdtdatahash" xmlns:w16se="http://schemas.microsoft.com/office/word/2015/wordml/symex" xmlns:wpg="http://schemas.microsoft.com/office/word/2010/wordprocessingGroup" xmlns:wpi="http://schemas.microsoft.com/office/word/2010/wordprocessingInk" xmlns:wne="http://schemas.microsoft.com/office/word/2006/wordml" xmlns:wps="http://schemas.microsoft.com/office/word/2010/wordprocessingShape" mc:Ignorable="w14 w15 w16se w16cid w16 w16cex w16sdtdh wp14">
+<w:numbering xmlns:wpc="http://schemas.microsoft.com/office/word/2010/wordprocessingCanvas" xmlns:cx="http://schemas.microsoft.com/office/drawing/2014/chartex" xmlns:cx1="http://schemas.microsoft.com/office/drawing/2015/9/8/chartex" xmlns:cx2="http://schemas.microsoft.com/office/drawing/2015/10/21/chartex" xmlns:cx3="http://schemas.microsoft.com/office/drawing/2016/5/9/chartex" xmlns:cx4="http://schemas.microsoft.com/office/drawing/2016/5/10/chartex" xmlns:cx5="http://schemas.microsoft.com/office/drawing/2016/5/11/chartex" xmlns:cx6="http://schemas.microsoft.com/office/drawing/2016/5/12/chartex" xmlns:cx7="http://schemas.microsoft.com/office/drawing/2016/5/13/chartex" xmlns:cx8="http://schemas.microsoft.com/office/drawing/2016/5/14/chartex" xmlns:mc="http://schemas.openxmlformats.org/markup-compatibility/2006" xmlns:aink="http://schemas.microsoft.com/office/drawing/2016/ink" xmlns:am3d="http://schemas.microsoft.com/office/drawing/2017/model3d" xmlns:o="urn:schemas-microsoft-com:office:office" xmlns:r="http://schemas.openxmlformats.org/officeDocument/2006/relationships" xmlns:m="http://schemas.openxmlformats.org/officeDocument/2006/math" xmlns:v="urn:schemas-microsoft-com:vml" xmlns:wp14="http://schemas.microsoft.com/office/word/2010/wordprocessingDrawing" xmlns:wp="http://schemas.openxmlformats.org/drawingml/2006/wordprocessingDrawing" xmlns:w10="urn:schemas-microsoft-com:office:word" xmlns:w="http://schemas.openxmlformats.org/wordprocessingml/2006/main" xmlns:w14="http://schemas.microsoft.com/office/word/2010/wordml" xmlns:w15="http://schemas.microsoft.com/office/word/2012/wordml" xmlns:w16cex="http://schemas.microsoft.com/office/word/2018/wordml/cex" xmlns:w16cid="http://schemas.microsoft.com/office/word/2016/wordml/cid" xmlns:w16="http://schemas.microsoft.com/office/word/2018/wordml" xmlns:w16sdtdh="http://schemas.microsoft.com/office/word/2020/wordml/sdtdatahash" xmlns:w16se="http://schemas.microsoft.com/office/word/2015/wordml/symex" xmlns:wpg="http://schemas.microsoft.com/office/word/2010/wordprocessingGroup" xmlns:wpi="http://schemas.microsoft.com/office/word/2010/wordprocessingInk" xmlns:wne="http://schemas.microsoft.com/office/word/2006/wordml" xmlns:wps="http://schemas.microsoft.com/office/word/2010/wordprocessingShape" mc:Ignorable="w14 w15 w16se w16cid w16 w16cex w16sdtdh wp14">
   <w:abstractNum w:abstractNumId="0" w15:restartNumberingAfterBreak="0">
     <w:nsid w:val="FFFFFF89"/>
     <w:multiLevelType w:val="singleLevel"/>
@@ -7884,142 +7948,142 @@
       </w:rPr>
     </w:lvl>
   </w:abstractNum>
-  <w:num w:numId="1" w16cid:durableId="225187870">
+  <w:num w:numId="1">
     <w:abstractNumId w:val="31"/>
   </w:num>
-  <w:num w:numId="2" w16cid:durableId="1034574253">
+  <w:num w:numId="2">
     <w:abstractNumId w:val="26"/>
   </w:num>
-  <w:num w:numId="3" w16cid:durableId="539781713">
+  <w:num w:numId="3">
     <w:abstractNumId w:val="34"/>
   </w:num>
-  <w:num w:numId="4" w16cid:durableId="1994991394">
+  <w:num w:numId="4">
     <w:abstractNumId w:val="12"/>
   </w:num>
-  <w:num w:numId="5" w16cid:durableId="1480613966">
+  <w:num w:numId="5">
     <w:abstractNumId w:val="15"/>
   </w:num>
-  <w:num w:numId="6" w16cid:durableId="1872188908">
+  <w:num w:numId="6">
     <w:abstractNumId w:val="36"/>
   </w:num>
-  <w:num w:numId="7" w16cid:durableId="1779524124">
+  <w:num w:numId="7">
     <w:abstractNumId w:val="22"/>
   </w:num>
-  <w:num w:numId="8" w16cid:durableId="1530800574">
+  <w:num w:numId="8">
     <w:abstractNumId w:val="20"/>
   </w:num>
-  <w:num w:numId="9" w16cid:durableId="577055410">
+  <w:num w:numId="9">
     <w:abstractNumId w:val="43"/>
   </w:num>
-  <w:num w:numId="10" w16cid:durableId="968897503">
+  <w:num w:numId="10">
     <w:abstractNumId w:val="8"/>
   </w:num>
-  <w:num w:numId="11" w16cid:durableId="2132699583">
+  <w:num w:numId="11">
     <w:abstractNumId w:val="37"/>
   </w:num>
-  <w:num w:numId="12" w16cid:durableId="69356785">
+  <w:num w:numId="12">
     <w:abstractNumId w:val="4"/>
   </w:num>
-  <w:num w:numId="13" w16cid:durableId="201327704">
+  <w:num w:numId="13">
     <w:abstractNumId w:val="24"/>
   </w:num>
-  <w:num w:numId="14" w16cid:durableId="717171822">
+  <w:num w:numId="14">
     <w:abstractNumId w:val="30"/>
   </w:num>
-  <w:num w:numId="15" w16cid:durableId="1370030124">
+  <w:num w:numId="15">
     <w:abstractNumId w:val="23"/>
   </w:num>
-  <w:num w:numId="16" w16cid:durableId="176114078">
+  <w:num w:numId="16">
     <w:abstractNumId w:val="39"/>
   </w:num>
-  <w:num w:numId="17" w16cid:durableId="525951919">
+  <w:num w:numId="17">
     <w:abstractNumId w:val="7"/>
   </w:num>
-  <w:num w:numId="18" w16cid:durableId="2077317618">
+  <w:num w:numId="18">
     <w:abstractNumId w:val="21"/>
   </w:num>
-  <w:num w:numId="19" w16cid:durableId="1142502529">
+  <w:num w:numId="19">
     <w:abstractNumId w:val="35"/>
   </w:num>
-  <w:num w:numId="20" w16cid:durableId="1666929543">
+  <w:num w:numId="20">
     <w:abstractNumId w:val="5"/>
   </w:num>
-  <w:num w:numId="21" w16cid:durableId="1794252149">
+  <w:num w:numId="21">
     <w:abstractNumId w:val="2"/>
   </w:num>
-  <w:num w:numId="22" w16cid:durableId="1303805499">
+  <w:num w:numId="22">
     <w:abstractNumId w:val="16"/>
   </w:num>
-  <w:num w:numId="23" w16cid:durableId="751926308">
+  <w:num w:numId="23">
     <w:abstractNumId w:val="11"/>
   </w:num>
-  <w:num w:numId="24" w16cid:durableId="2050373180">
+  <w:num w:numId="24">
     <w:abstractNumId w:val="17"/>
   </w:num>
-  <w:num w:numId="25" w16cid:durableId="1217158266">
+  <w:num w:numId="25">
     <w:abstractNumId w:val="38"/>
   </w:num>
-  <w:num w:numId="26" w16cid:durableId="798498952">
+  <w:num w:numId="26">
     <w:abstractNumId w:val="44"/>
   </w:num>
-  <w:num w:numId="27" w16cid:durableId="1644390668">
+  <w:num w:numId="27">
     <w:abstractNumId w:val="1"/>
   </w:num>
-  <w:num w:numId="28" w16cid:durableId="1611474395">
+  <w:num w:numId="28">
     <w:abstractNumId w:val="40"/>
   </w:num>
-  <w:num w:numId="29" w16cid:durableId="246547872">
+  <w:num w:numId="29">
     <w:abstractNumId w:val="9"/>
   </w:num>
-  <w:num w:numId="30" w16cid:durableId="629357895">
+  <w:num w:numId="30">
     <w:abstractNumId w:val="42"/>
   </w:num>
-  <w:num w:numId="31" w16cid:durableId="1689452846">
+  <w:num w:numId="31">
     <w:abstractNumId w:val="41"/>
   </w:num>
-  <w:num w:numId="32" w16cid:durableId="583808111">
+  <w:num w:numId="32">
     <w:abstractNumId w:val="45"/>
   </w:num>
-  <w:num w:numId="33" w16cid:durableId="955525034">
+  <w:num w:numId="33">
     <w:abstractNumId w:val="0"/>
   </w:num>
-  <w:num w:numId="34" w16cid:durableId="1774935577">
+  <w:num w:numId="34">
     <w:abstractNumId w:val="27"/>
   </w:num>
-  <w:num w:numId="35" w16cid:durableId="903443746">
+  <w:num w:numId="35">
     <w:abstractNumId w:val="14"/>
   </w:num>
-  <w:num w:numId="36" w16cid:durableId="1225220281">
+  <w:num w:numId="36">
     <w:abstractNumId w:val="3"/>
   </w:num>
-  <w:num w:numId="37" w16cid:durableId="1769613579">
+  <w:num w:numId="37">
     <w:abstractNumId w:val="32"/>
   </w:num>
-  <w:num w:numId="38" w16cid:durableId="4139876">
+  <w:num w:numId="38">
     <w:abstractNumId w:val="25"/>
   </w:num>
-  <w:num w:numId="39" w16cid:durableId="1091967468">
+  <w:num w:numId="39">
     <w:abstractNumId w:val="33"/>
   </w:num>
-  <w:num w:numId="40" w16cid:durableId="754978620">
+  <w:num w:numId="40">
     <w:abstractNumId w:val="19"/>
   </w:num>
-  <w:num w:numId="41" w16cid:durableId="253326925">
+  <w:num w:numId="41">
     <w:abstractNumId w:val="28"/>
   </w:num>
-  <w:num w:numId="42" w16cid:durableId="26562533">
+  <w:num w:numId="42">
     <w:abstractNumId w:val="29"/>
   </w:num>
-  <w:num w:numId="43" w16cid:durableId="1930314320">
+  <w:num w:numId="43">
     <w:abstractNumId w:val="18"/>
   </w:num>
-  <w:num w:numId="44" w16cid:durableId="926424362">
+  <w:num w:numId="44">
     <w:abstractNumId w:val="6"/>
   </w:num>
-  <w:num w:numId="45" w16cid:durableId="980840916">
+  <w:num w:numId="45">
     <w:abstractNumId w:val="10"/>
   </w:num>
-  <w:num w:numId="46" w16cid:durableId="119956227">
+  <w:num w:numId="46">
     <w:abstractNumId w:val="13"/>
   </w:num>
   <w:numIdMacAtCleanup w:val="7"/>

--- a/doc/詞/宋朝/李煜/李煜-破陣子·四十年來家國.docx
+++ b/doc/詞/宋朝/李煜/李煜-破陣子·四十年來家國.docx
@@ -1,6 +1,6 @@
 
 <file path=word/document.xml><?xml version="1.0" encoding="utf-8"?>
-<w:document xmlns:wpc="http://schemas.microsoft.com/office/word/2010/wordprocessingCanvas" xmlns:cx="http://schemas.microsoft.com/office/drawing/2014/chartex" xmlns:cx1="http://schemas.microsoft.com/office/drawing/2015/9/8/chartex" xmlns:cx2="http://schemas.microsoft.com/office/drawing/2015/10/21/chartex" xmlns:cx3="http://schemas.microsoft.com/office/drawing/2016/5/9/chartex" xmlns:cx4="http://schemas.microsoft.com/office/drawing/2016/5/10/chartex" xmlns:cx5="http://schemas.microsoft.com/office/drawing/2016/5/11/chartex" xmlns:cx6="http://schemas.microsoft.com/office/drawing/2016/5/12/chartex" xmlns:cx7="http://schemas.microsoft.com/office/drawing/2016/5/13/chartex" xmlns:cx8="http://schemas.microsoft.com/office/drawing/2016/5/14/chartex" xmlns:mc="http://schemas.openxmlformats.org/markup-compatibility/2006" xmlns:aink="http://schemas.microsoft.com/office/drawing/2016/ink" xmlns:am3d="http://schemas.microsoft.com/office/drawing/2017/model3d" xmlns:o="urn:schemas-microsoft-com:office:office" xmlns:oel="http://schemas.microsoft.com/office/2019/extlst" xmlns:r="http://schemas.openxmlformats.org/officeDocument/2006/relationships" xmlns:m="http://schemas.openxmlformats.org/officeDocument/2006/math" xmlns:v="urn:schemas-microsoft-com:vml" xmlns:wp14="http://schemas.microsoft.com/office/word/2010/wordprocessingDrawing" xmlns:wp="http://schemas.openxmlformats.org/drawingml/2006/wordprocessingDrawing" xmlns:w10="urn:schemas-microsoft-com:office:word" xmlns:w="http://schemas.openxmlformats.org/wordprocessingml/2006/main" xmlns:w14="http://schemas.microsoft.com/office/word/2010/wordml" xmlns:w15="http://schemas.microsoft.com/office/word/2012/wordml" xmlns:w16cex="http://schemas.microsoft.com/office/word/2018/wordml/cex" xmlns:w16cid="http://schemas.microsoft.com/office/word/2016/wordml/cid" xmlns:w16="http://schemas.microsoft.com/office/word/2018/wordml" xmlns:w16du="http://schemas.microsoft.com/office/word/2023/wordml/word16du" xmlns:w16sdtdh="http://schemas.microsoft.com/office/word/2020/wordml/sdtdatahash" xmlns:w16se="http://schemas.microsoft.com/office/word/2015/wordml/symex" xmlns:wpg="http://schemas.microsoft.com/office/word/2010/wordprocessingGroup" xmlns:wpi="http://schemas.microsoft.com/office/word/2010/wordprocessingInk" xmlns:wne="http://schemas.microsoft.com/office/word/2006/wordml" xmlns:wps="http://schemas.microsoft.com/office/word/2010/wordprocessingShape" mc:Ignorable="w14 w15 w16se w16cid w16 w16cex w16sdtdh wp14">
+<w:document xmlns:wpc="http://schemas.microsoft.com/office/word/2010/wordprocessingCanvas" xmlns:cx="http://schemas.microsoft.com/office/drawing/2014/chartex" xmlns:cx1="http://schemas.microsoft.com/office/drawing/2015/9/8/chartex" xmlns:cx2="http://schemas.microsoft.com/office/drawing/2015/10/21/chartex" xmlns:cx3="http://schemas.microsoft.com/office/drawing/2016/5/9/chartex" xmlns:cx4="http://schemas.microsoft.com/office/drawing/2016/5/10/chartex" xmlns:cx5="http://schemas.microsoft.com/office/drawing/2016/5/11/chartex" xmlns:cx6="http://schemas.microsoft.com/office/drawing/2016/5/12/chartex" xmlns:cx7="http://schemas.microsoft.com/office/drawing/2016/5/13/chartex" xmlns:cx8="http://schemas.microsoft.com/office/drawing/2016/5/14/chartex" xmlns:mc="http://schemas.openxmlformats.org/markup-compatibility/2006" xmlns:aink="http://schemas.microsoft.com/office/drawing/2016/ink" xmlns:am3d="http://schemas.microsoft.com/office/drawing/2017/model3d" xmlns:o="urn:schemas-microsoft-com:office:office" xmlns:oel="http://schemas.microsoft.com/office/2019/extlst" xmlns:r="http://schemas.openxmlformats.org/officeDocument/2006/relationships" xmlns:m="http://schemas.openxmlformats.org/officeDocument/2006/math" xmlns:v="urn:schemas-microsoft-com:vml" xmlns:wp14="http://schemas.microsoft.com/office/word/2010/wordprocessingDrawing" xmlns:wp="http://schemas.openxmlformats.org/drawingml/2006/wordprocessingDrawing" xmlns:w10="urn:schemas-microsoft-com:office:word" xmlns:w="http://schemas.openxmlformats.org/wordprocessingml/2006/main" xmlns:w14="http://schemas.microsoft.com/office/word/2010/wordml" xmlns:w15="http://schemas.microsoft.com/office/word/2012/wordml" xmlns:w16cex="http://schemas.microsoft.com/office/word/2018/wordml/cex" xmlns:w16cid="http://schemas.microsoft.com/office/word/2016/wordml/cid" xmlns:w16="http://schemas.microsoft.com/office/word/2018/wordml" xmlns:w16du="http://schemas.microsoft.com/office/word/2023/wordml/word16du" xmlns:w16sdtdh="http://schemas.microsoft.com/office/word/2020/wordml/sdtdatahash" xmlns:w16sdtfl="http://schemas.microsoft.com/office/word/2024/wordml/sdtformatlock" xmlns:w16se="http://schemas.microsoft.com/office/word/2015/wordml/symex" xmlns:wpg="http://schemas.microsoft.com/office/word/2010/wordprocessingGroup" xmlns:wpi="http://schemas.microsoft.com/office/word/2010/wordprocessingInk" xmlns:wne="http://schemas.microsoft.com/office/word/2006/wordml" xmlns:wps="http://schemas.microsoft.com/office/word/2010/wordprocessingShape" mc:Ignorable="w14 w15 w16se w16cid w16 w16cex w16sdtdh w16sdtfl w16du wp14">
   <w:body>
     <w:p>
       <w:pPr>
@@ -10,6 +10,42 @@
           <w:sz w:val="52"/>
         </w:rPr>
       </w:pPr>
+      <w:r>
+        <w:rPr>
+          <w:rFonts w:hint="eastAsia"/>
+          <w:kern w:val="0"/>
+          <w:sz w:val="44"/>
+          <w:szCs w:val="44"/>
+        </w:rPr>
+        <w:t>李煜</w:t>
+      </w:r>
+      <w:r>
+        <w:rPr>
+          <w:rFonts w:hint="eastAsia"/>
+          <w:kern w:val="0"/>
+          <w:sz w:val="44"/>
+          <w:szCs w:val="44"/>
+        </w:rPr>
+        <w:t>《</w:t>
+      </w:r>
+      <w:r>
+        <w:rPr>
+          <w:rFonts w:hint="eastAsia"/>
+          <w:kern w:val="0"/>
+          <w:sz w:val="44"/>
+          <w:szCs w:val="44"/>
+        </w:rPr>
+        <w:t>破陣子·四十年來家國</w:t>
+      </w:r>
+      <w:r>
+        <w:rPr>
+          <w:rFonts w:hint="eastAsia"/>
+          <w:kern w:val="0"/>
+          <w:sz w:val="44"/>
+          <w:szCs w:val="44"/>
+        </w:rPr>
+        <w:t>》</w:t>
+      </w:r>
       <w:r>
         <w:rPr>
           <w:rFonts w:hint="eastAsia"/>
@@ -17,7 +53,7 @@
           <w:sz w:val="52"/>
           <w:szCs w:val="52"/>
         </w:rPr>
-        <w:t>李煜</w:t>
+        <w:t xml:space="preserve"> </w:t>
       </w:r>
       <w:r>
         <w:rPr>
@@ -26,34 +62,7 @@
           <w:sz w:val="52"/>
           <w:szCs w:val="52"/>
         </w:rPr>
-        <w:t>《</w:t>
-      </w:r>
-      <w:r>
-        <w:rPr>
-          <w:rFonts w:hint="eastAsia"/>
-          <w:kern w:val="0"/>
-          <w:sz w:val="52"/>
-          <w:szCs w:val="52"/>
-        </w:rPr>
-        <w:t>破陣子·四十年來家國</w:t>
-      </w:r>
-      <w:r>
-        <w:rPr>
-          <w:rFonts w:hint="eastAsia"/>
-          <w:kern w:val="0"/>
-          <w:sz w:val="52"/>
-          <w:szCs w:val="52"/>
-        </w:rPr>
-        <w:t>》</w:t>
-      </w:r>
-      <w:r>
-        <w:rPr>
-          <w:rFonts w:hint="eastAsia"/>
-          <w:kern w:val="0"/>
-          <w:sz w:val="52"/>
-          <w:szCs w:val="52"/>
-        </w:rPr>
-        <w:t xml:space="preserve"> </w:t>
+        <w:t xml:space="preserve">　</w:t>
       </w:r>
       <w:r>
         <w:rPr>
@@ -71,173 +80,74 @@
     </w:p>
     <w:p>
       <w:pPr>
-        <w:spacing w:after="0" w:line="480" w:lineRule="exact"/>
+        <w:spacing w:after="0" w:line="400" w:lineRule="exact"/>
         <w:ind w:left="0" w:right="0" w:firstLine="0"/>
         <w:rPr>
           <w:color w:val="0F0F0F"/>
-          <w:sz w:val="32"/>
-          <w:szCs w:val="32"/>
+          <w:szCs w:val="28"/>
         </w:rPr>
       </w:pPr>
       <w:r>
         <w:rPr>
           <w:rFonts w:hint="eastAsia"/>
           <w:color w:val="0F0F0F"/>
-          <w:sz w:val="32"/>
-          <w:szCs w:val="32"/>
+          <w:szCs w:val="28"/>
         </w:rPr>
         <w:t>四十年來家國，三千里地山河。</w:t>
       </w:r>
     </w:p>
     <w:p>
       <w:pPr>
-        <w:spacing w:after="0" w:line="480" w:lineRule="exact"/>
+        <w:spacing w:after="0" w:line="400" w:lineRule="exact"/>
         <w:ind w:left="0" w:right="0" w:firstLine="0"/>
         <w:rPr>
           <w:color w:val="0F0F0F"/>
-          <w:sz w:val="32"/>
-          <w:szCs w:val="32"/>
-        </w:rPr>
-      </w:pPr>
-      <w:proofErr w:type="gramStart"/>
+          <w:szCs w:val="28"/>
+        </w:rPr>
+      </w:pPr>
       <w:r>
         <w:rPr>
           <w:rFonts w:hint="eastAsia"/>
           <w:color w:val="0F0F0F"/>
-          <w:sz w:val="32"/>
-          <w:szCs w:val="32"/>
-        </w:rPr>
-        <w:t>鳳閣龍樓</w:t>
-      </w:r>
-      <w:proofErr w:type="gramEnd"/>
-      <w:r>
-        <w:rPr>
-          <w:rFonts w:hint="eastAsia"/>
-          <w:color w:val="0F0F0F"/>
-          <w:sz w:val="32"/>
-          <w:szCs w:val="32"/>
-        </w:rPr>
-        <w:t>連霄漢，玉樹</w:t>
-      </w:r>
-      <w:proofErr w:type="gramStart"/>
-      <w:r>
-        <w:rPr>
-          <w:rFonts w:hint="eastAsia"/>
-          <w:color w:val="0F0F0F"/>
-          <w:sz w:val="32"/>
-          <w:szCs w:val="32"/>
-        </w:rPr>
-        <w:t>瓊枝作煙蘿，幾曾識</w:t>
-      </w:r>
-      <w:proofErr w:type="gramEnd"/>
-      <w:r>
-        <w:rPr>
-          <w:rFonts w:hint="eastAsia"/>
-          <w:color w:val="0F0F0F"/>
-          <w:sz w:val="32"/>
-          <w:szCs w:val="32"/>
-        </w:rPr>
-        <w:t>干戈？</w:t>
+          <w:szCs w:val="28"/>
+        </w:rPr>
+        <w:t>鳳閣龍樓連霄漢，玉樹瓊枝作煙蘿，幾曾識干戈？</w:t>
       </w:r>
     </w:p>
     <w:p>
       <w:pPr>
-        <w:spacing w:after="0" w:line="480" w:lineRule="exact"/>
+        <w:spacing w:after="0" w:line="400" w:lineRule="exact"/>
         <w:ind w:left="0" w:right="0" w:firstLine="0"/>
         <w:rPr>
           <w:color w:val="0F0F0F"/>
-          <w:sz w:val="32"/>
-          <w:szCs w:val="32"/>
+          <w:szCs w:val="28"/>
         </w:rPr>
       </w:pPr>
       <w:r>
         <w:rPr>
           <w:rFonts w:hint="eastAsia"/>
           <w:color w:val="0F0F0F"/>
-          <w:sz w:val="32"/>
-          <w:szCs w:val="32"/>
+          <w:szCs w:val="28"/>
         </w:rPr>
         <w:t>一旦歸爲臣虜，沈腰潘鬢消磨。</w:t>
       </w:r>
     </w:p>
     <w:p>
       <w:pPr>
-        <w:spacing w:after="0" w:line="480" w:lineRule="exact"/>
+        <w:spacing w:after="0" w:line="400" w:lineRule="exact"/>
         <w:ind w:left="0" w:right="0" w:firstLine="0"/>
         <w:rPr>
           <w:color w:val="0F0F0F"/>
-          <w:sz w:val="32"/>
-          <w:szCs w:val="32"/>
+          <w:szCs w:val="28"/>
         </w:rPr>
       </w:pPr>
       <w:r>
         <w:rPr>
           <w:rFonts w:hint="eastAsia"/>
           <w:color w:val="0F0F0F"/>
-          <w:sz w:val="32"/>
-          <w:szCs w:val="32"/>
-        </w:rPr>
-        <w:t>最是倉皇</w:t>
-      </w:r>
-      <w:proofErr w:type="gramStart"/>
-      <w:r>
-        <w:rPr>
-          <w:rFonts w:hint="eastAsia"/>
-          <w:color w:val="0F0F0F"/>
-          <w:sz w:val="32"/>
-          <w:szCs w:val="32"/>
-        </w:rPr>
-        <w:t>辭廟日</w:t>
-      </w:r>
-      <w:proofErr w:type="gramEnd"/>
-      <w:r>
-        <w:rPr>
-          <w:rFonts w:hint="eastAsia"/>
-          <w:color w:val="0F0F0F"/>
-          <w:sz w:val="32"/>
-          <w:szCs w:val="32"/>
-        </w:rPr>
-        <w:t>，教</w:t>
-      </w:r>
-      <w:proofErr w:type="gramStart"/>
-      <w:r>
-        <w:rPr>
-          <w:rFonts w:hint="eastAsia"/>
-          <w:color w:val="0F0F0F"/>
-          <w:sz w:val="32"/>
-          <w:szCs w:val="32"/>
-        </w:rPr>
-        <w:t>坊猶奏</w:t>
-      </w:r>
-      <w:proofErr w:type="gramEnd"/>
-      <w:r>
-        <w:rPr>
-          <w:rFonts w:hint="eastAsia"/>
-          <w:color w:val="0F0F0F"/>
-          <w:sz w:val="32"/>
-          <w:szCs w:val="32"/>
-        </w:rPr>
-        <w:t>別離歌，</w:t>
-      </w:r>
-      <w:proofErr w:type="gramStart"/>
-      <w:r>
-        <w:rPr>
-          <w:rFonts w:hint="eastAsia"/>
-          <w:color w:val="0F0F0F"/>
-          <w:sz w:val="32"/>
-          <w:szCs w:val="32"/>
-        </w:rPr>
-        <w:t>垂淚對宮娥</w:t>
-      </w:r>
-      <w:proofErr w:type="gramEnd"/>
-      <w:r>
-        <w:rPr>
-          <w:rFonts w:hint="eastAsia"/>
-          <w:color w:val="0F0F0F"/>
-          <w:sz w:val="32"/>
-          <w:szCs w:val="32"/>
-        </w:rPr>
-        <w:t>。</w:t>
+          <w:szCs w:val="28"/>
+        </w:rPr>
+        <w:t>最是倉皇辭廟日，教坊猶奏別離歌，垂淚對宮娥。</w:t>
       </w:r>
     </w:p>
     <w:p>
@@ -256,8 +166,9 @@
     </w:p>
     <w:p>
       <w:pPr>
-        <w:spacing w:after="0" w:line="480" w:lineRule="exact"/>
+        <w:spacing w:after="0" w:line="400" w:lineRule="exact"/>
         <w:ind w:left="0" w:right="0" w:firstLine="0"/>
+        <w:jc w:val="both"/>
         <w:rPr>
           <w:szCs w:val="28"/>
         </w:rPr>
@@ -275,158 +186,56 @@
           <w:rFonts w:hint="eastAsia"/>
           <w:szCs w:val="28"/>
         </w:rPr>
-        <w:t>開國已有四十年歷史，幅員遼闊、山河壯麗。宮殿高大雄偉與天際相接，</w:t>
-      </w:r>
-      <w:proofErr w:type="gramStart"/>
-      <w:r>
-        <w:rPr>
-          <w:rFonts w:hint="eastAsia"/>
-          <w:szCs w:val="28"/>
-        </w:rPr>
-        <w:t>宮苑內</w:t>
-      </w:r>
-      <w:proofErr w:type="gramEnd"/>
-      <w:r>
-        <w:rPr>
-          <w:rFonts w:hint="eastAsia"/>
-          <w:szCs w:val="28"/>
-        </w:rPr>
-        <w:t>珍貴的草木茂盛，鮮花遍地，</w:t>
-      </w:r>
-      <w:proofErr w:type="gramStart"/>
-      <w:r>
-        <w:rPr>
-          <w:rFonts w:hint="eastAsia"/>
-          <w:szCs w:val="28"/>
-        </w:rPr>
-        <w:t>藤蘿纏蔓</w:t>
-      </w:r>
-      <w:proofErr w:type="gramEnd"/>
-      <w:r>
-        <w:rPr>
-          <w:rFonts w:hint="eastAsia"/>
-          <w:szCs w:val="28"/>
-        </w:rPr>
-        <w:t>。何時經歷過刀槍劍戟</w:t>
-      </w:r>
-      <w:r>
-        <w:rPr>
-          <w:rFonts w:hint="eastAsia"/>
-          <w:szCs w:val="28"/>
-        </w:rPr>
-        <w:t>(</w:t>
-      </w:r>
-      <w:proofErr w:type="gramStart"/>
-      <w:r>
-        <w:rPr>
-          <w:rFonts w:hint="eastAsia"/>
-          <w:color w:val="FF0000"/>
-          <w:sz w:val="16"/>
-          <w:szCs w:val="16"/>
-        </w:rPr>
-        <w:t>ㄐㄧˇ</w:t>
-      </w:r>
-      <w:proofErr w:type="gramEnd"/>
-      <w:r>
-        <w:rPr>
-          <w:rFonts w:hint="eastAsia"/>
-          <w:szCs w:val="28"/>
-        </w:rPr>
-        <w:t>)</w:t>
-      </w:r>
-      <w:r>
-        <w:rPr>
-          <w:rFonts w:hint="eastAsia"/>
-          <w:szCs w:val="28"/>
-        </w:rPr>
-        <w:t>、戰火烽煙呢？</w:t>
+        <w:t>建國四十年來的家國，縱橫三千里的廣闊山河。那</w:t>
+      </w:r>
+      <w:r>
+        <w:rPr>
+          <w:rFonts w:hint="eastAsia"/>
+          <w:b/>
+          <w:bCs/>
+          <w:szCs w:val="28"/>
+        </w:rPr>
+        <w:t>層樓疊閣</w:t>
+      </w:r>
+      <w:r>
+        <w:rPr>
+          <w:rFonts w:hint="eastAsia"/>
+          <w:szCs w:val="28"/>
+        </w:rPr>
+        <w:t>的宮殿高聳入雲，</w:t>
+      </w:r>
+      <w:r>
+        <w:rPr>
+          <w:rFonts w:hint="eastAsia"/>
+          <w:b/>
+          <w:bCs/>
+          <w:szCs w:val="28"/>
+        </w:rPr>
+        <w:t>宮苑</w:t>
+      </w:r>
+      <w:r>
+        <w:rPr>
+          <w:rFonts w:hint="eastAsia"/>
+          <w:szCs w:val="28"/>
+        </w:rPr>
+        <w:t>裡的奇花異木如煙雲藤蘿般茂密繁盛，過往的日子裡，我又何曾親身經歷過戰爭的烽火？</w:t>
       </w:r>
     </w:p>
     <w:p>
       <w:pPr>
-        <w:spacing w:after="0" w:line="480" w:lineRule="exact"/>
+        <w:spacing w:after="0" w:line="400" w:lineRule="exact"/>
         <w:ind w:left="0" w:right="0" w:firstLine="0"/>
-        <w:rPr>
-          <w:szCs w:val="28"/>
-        </w:rPr>
-      </w:pPr>
-      <w:r>
-        <w:rPr>
-          <w:rFonts w:hint="eastAsia"/>
-          <w:szCs w:val="28"/>
-        </w:rPr>
-        <w:t>自從做了俘虜，</w:t>
-      </w:r>
-      <w:proofErr w:type="gramStart"/>
-      <w:r>
-        <w:rPr>
-          <w:rFonts w:hint="eastAsia"/>
-          <w:szCs w:val="28"/>
-        </w:rPr>
-        <w:t>心中憂思難</w:t>
-      </w:r>
-      <w:proofErr w:type="gramEnd"/>
-      <w:r>
-        <w:rPr>
-          <w:rFonts w:hint="eastAsia"/>
-          <w:szCs w:val="28"/>
-        </w:rPr>
-        <w:t>解，已是憔悴消瘦，兩鬢</w:t>
-      </w:r>
-      <w:r>
-        <w:rPr>
-          <w:rFonts w:hint="eastAsia"/>
-          <w:szCs w:val="28"/>
-        </w:rPr>
-        <w:t>(</w:t>
-      </w:r>
-      <w:proofErr w:type="gramStart"/>
-      <w:r>
-        <w:rPr>
-          <w:rFonts w:hint="eastAsia"/>
-          <w:color w:val="FF0000"/>
-          <w:sz w:val="16"/>
-          <w:szCs w:val="16"/>
-        </w:rPr>
-        <w:t>ㄅㄧㄣˋ</w:t>
-      </w:r>
-      <w:proofErr w:type="gramEnd"/>
-      <w:r>
-        <w:rPr>
-          <w:rFonts w:hint="eastAsia"/>
-          <w:szCs w:val="28"/>
-        </w:rPr>
-        <w:t>)</w:t>
-      </w:r>
-      <w:r>
-        <w:rPr>
-          <w:rFonts w:hint="eastAsia"/>
-          <w:szCs w:val="28"/>
-        </w:rPr>
-        <w:t>斑白。記憶最深的是慌張地辭別宗廟的時候，樂隊還在演奏著別離的悲歌，這種生離死別的情形，令我悲傷欲絕，只能面對宮女們垂淚。</w:t>
-      </w:r>
-      <w:r>
-        <w:rPr>
-          <w:rFonts w:hint="eastAsia"/>
-          <w:szCs w:val="28"/>
-        </w:rPr>
-        <w:t>(來源：</w:t>
-      </w:r>
-      <w:hyperlink r:id="rId8" w:history="1">
-        <w:r>
-          <w:rPr>
-            <w:rStyle w:val="a8"/>
-            <w:szCs w:val="28"/>
-          </w:rPr>
-          <w:t>https://kknews.cc/culture/q9paevg.html</w:t>
-        </w:r>
-      </w:hyperlink>
-      <w:r>
-        <w:rPr>
-          <w:rFonts w:hint="eastAsia"/>
-          <w:szCs w:val="28"/>
-        </w:rPr>
-        <w:t>)</w:t>
+        <w:jc w:val="both"/>
+        <w:rPr>
+          <w:szCs w:val="28"/>
+        </w:rPr>
+      </w:pPr>
+      <w:r>
+        <w:rPr>
+          <w:rFonts w:hint="eastAsia"/>
+          <w:szCs w:val="28"/>
+        </w:rPr>
+        <w:t>一旦淪為敵國的階下囚，身心俱疲，腰圍漸細、鬢發斑白，折磨得不成樣子。最令人倉皇失措的是離開祖廟的那一天，宮廷樂師還奏著離別的曲調，我只能擦拭著眼淚，無奈地對著宮女們相對泣別。</w:t>
       </w:r>
     </w:p>
     <w:p>
@@ -454,30 +263,21 @@
           <w:ilvl w:val="0"/>
           <w:numId w:val="35"/>
         </w:numPr>
-        <w:spacing w:after="0" w:line="440" w:lineRule="exact"/>
-        <w:ind w:leftChars="0" w:right="0"/>
+        <w:spacing w:after="0" w:line="380" w:lineRule="exact"/>
+        <w:ind w:leftChars="0" w:left="284" w:right="0" w:hanging="301"/>
+        <w:jc w:val="both"/>
         <w:rPr>
           <w:color w:val="0F0F0F"/>
           <w:szCs w:val="28"/>
         </w:rPr>
       </w:pPr>
-      <w:proofErr w:type="gramStart"/>
       <w:r>
         <w:rPr>
           <w:rFonts w:hint="eastAsia"/>
           <w:color w:val="0F0F0F"/>
           <w:szCs w:val="28"/>
         </w:rPr>
-        <w:t>破陣子</w:t>
-      </w:r>
-      <w:proofErr w:type="gramEnd"/>
-      <w:r>
-        <w:rPr>
-          <w:rFonts w:hint="eastAsia"/>
-          <w:color w:val="0F0F0F"/>
-          <w:szCs w:val="28"/>
-        </w:rPr>
-        <w:t>：詞牌名。</w:t>
+        <w:t>破陣子：詞牌名。</w:t>
       </w:r>
     </w:p>
     <w:p>
@@ -487,8 +287,9 @@
           <w:ilvl w:val="0"/>
           <w:numId w:val="35"/>
         </w:numPr>
-        <w:spacing w:after="0" w:line="440" w:lineRule="exact"/>
-        <w:ind w:leftChars="0" w:right="0"/>
+        <w:spacing w:after="0" w:line="380" w:lineRule="exact"/>
+        <w:ind w:leftChars="0" w:left="284" w:right="0" w:hanging="301"/>
+        <w:jc w:val="both"/>
         <w:rPr>
           <w:color w:val="0F0F0F"/>
           <w:szCs w:val="28"/>
@@ -519,7 +320,6 @@
         </w:rPr>
         <w:t>自建國至</w:t>
       </w:r>
-      <w:proofErr w:type="gramStart"/>
       <w:r>
         <w:rPr>
           <w:rFonts w:hint="eastAsia"/>
@@ -535,16 +335,7 @@
           <w:color w:val="0F0F0F"/>
           <w:szCs w:val="28"/>
         </w:rPr>
-        <w:t>作此詞</w:t>
-      </w:r>
-      <w:proofErr w:type="gramEnd"/>
-      <w:r>
-        <w:rPr>
-          <w:rFonts w:hint="eastAsia"/>
-          <w:color w:val="0F0F0F"/>
-          <w:szCs w:val="28"/>
-        </w:rPr>
-        <w:t>，為三十八年。此處四十年為概數。</w:t>
+        <w:t>作此詞，為三十八年。此處四十年為概數。</w:t>
       </w:r>
     </w:p>
     <w:p>
@@ -554,8 +345,9 @@
           <w:ilvl w:val="0"/>
           <w:numId w:val="35"/>
         </w:numPr>
-        <w:spacing w:after="0" w:line="440" w:lineRule="exact"/>
-        <w:ind w:leftChars="0" w:right="0"/>
+        <w:spacing w:after="0" w:line="380" w:lineRule="exact"/>
+        <w:ind w:leftChars="0" w:left="284" w:right="0" w:hanging="301"/>
+        <w:jc w:val="both"/>
         <w:rPr>
           <w:color w:val="0F0F0F"/>
           <w:szCs w:val="28"/>
@@ -567,7 +359,7 @@
           <w:color w:val="0F0F0F"/>
           <w:szCs w:val="28"/>
         </w:rPr>
-        <w:t>霄漢</w:t>
+        <w:t>鳳閣龍樓</w:t>
       </w:r>
       <w:r>
         <w:rPr>
@@ -583,7 +375,7 @@
           <w:color w:val="0F0F0F"/>
           <w:szCs w:val="28"/>
         </w:rPr>
-        <w:t>雲霄和銀河。泛指天上。</w:t>
+        <w:t>指帝王居所。</w:t>
       </w:r>
     </w:p>
     <w:p>
@@ -593,48 +385,29 @@
           <w:ilvl w:val="0"/>
           <w:numId w:val="35"/>
         </w:numPr>
-        <w:spacing w:after="0" w:line="440" w:lineRule="exact"/>
-        <w:ind w:leftChars="0" w:right="0"/>
+        <w:spacing w:after="0" w:line="380" w:lineRule="exact"/>
+        <w:ind w:leftChars="0" w:left="284" w:right="0" w:hanging="301"/>
+        <w:jc w:val="both"/>
         <w:rPr>
           <w:color w:val="0F0F0F"/>
           <w:szCs w:val="28"/>
         </w:rPr>
       </w:pPr>
-      <w:proofErr w:type="gramStart"/>
       <w:r>
         <w:rPr>
           <w:rFonts w:hint="eastAsia"/>
           <w:color w:val="0F0F0F"/>
           <w:szCs w:val="28"/>
         </w:rPr>
-        <w:t>鳳閣</w:t>
-      </w:r>
-      <w:proofErr w:type="gramEnd"/>
+        <w:t>霄漢：</w:t>
+      </w:r>
       <w:r>
         <w:rPr>
           <w:rFonts w:hint="eastAsia"/>
           <w:color w:val="0F0F0F"/>
           <w:szCs w:val="28"/>
         </w:rPr>
-        <w:t>：別作“鳳闕”。</w:t>
-      </w:r>
-      <w:proofErr w:type="gramStart"/>
-      <w:r>
-        <w:rPr>
-          <w:rFonts w:hint="eastAsia"/>
-          <w:color w:val="0F0F0F"/>
-          <w:szCs w:val="28"/>
-        </w:rPr>
-        <w:t>鳳閣龍樓指</w:t>
-      </w:r>
-      <w:proofErr w:type="gramEnd"/>
-      <w:r>
-        <w:rPr>
-          <w:rFonts w:hint="eastAsia"/>
-          <w:color w:val="0F0F0F"/>
-          <w:szCs w:val="28"/>
-        </w:rPr>
-        <w:t>帝王能夠居所。霄漢：天河。</w:t>
+        <w:t>雲霄和銀河。泛指天上。</w:t>
       </w:r>
     </w:p>
     <w:p>
@@ -644,8 +417,9 @@
           <w:ilvl w:val="0"/>
           <w:numId w:val="35"/>
         </w:numPr>
-        <w:spacing w:after="0" w:line="440" w:lineRule="exact"/>
-        <w:ind w:leftChars="0" w:right="0"/>
+        <w:spacing w:after="0" w:line="380" w:lineRule="exact"/>
+        <w:ind w:leftChars="0" w:left="284" w:right="0" w:hanging="301"/>
+        <w:jc w:val="both"/>
         <w:rPr>
           <w:color w:val="0F0F0F"/>
           <w:szCs w:val="28"/>
@@ -657,16 +431,15 @@
           <w:color w:val="0F0F0F"/>
           <w:szCs w:val="28"/>
         </w:rPr>
-        <w:t>玉樹</w:t>
-      </w:r>
-      <w:proofErr w:type="gramStart"/>
+        <w:t>玉樹瓊枝</w:t>
+      </w:r>
       <w:r>
         <w:rPr>
           <w:rFonts w:hint="eastAsia"/>
           <w:color w:val="0F0F0F"/>
           <w:szCs w:val="28"/>
         </w:rPr>
-        <w:t>瓊枝</w:t>
+        <w:t>作煙蘿</w:t>
       </w:r>
       <w:r>
         <w:rPr>
@@ -674,7 +447,7 @@
           <w:color w:val="0F0F0F"/>
           <w:szCs w:val="28"/>
         </w:rPr>
-        <w:t>作煙蘿</w:t>
+        <w:t>：</w:t>
       </w:r>
       <w:r>
         <w:rPr>
@@ -682,67 +455,23 @@
           <w:color w:val="0F0F0F"/>
           <w:szCs w:val="28"/>
         </w:rPr>
-        <w:t>：</w:t>
-      </w:r>
-      <w:proofErr w:type="gramEnd"/>
+        <w:t>指</w:t>
+      </w:r>
       <w:r>
         <w:rPr>
           <w:rFonts w:hint="eastAsia"/>
           <w:color w:val="0F0F0F"/>
           <w:szCs w:val="28"/>
         </w:rPr>
-        <w:t>只</w:t>
-      </w:r>
-      <w:r>
-        <w:rPr>
-          <w:rFonts w:hint="eastAsia"/>
-          <w:color w:val="0F0F0F"/>
-          <w:szCs w:val="28"/>
-        </w:rPr>
-        <w:t>御花園</w:t>
-      </w:r>
-      <w:proofErr w:type="gramStart"/>
-      <w:r>
-        <w:rPr>
-          <w:rFonts w:hint="eastAsia"/>
-          <w:color w:val="0F0F0F"/>
-          <w:szCs w:val="28"/>
-        </w:rPr>
-        <w:t>裏種滿了各種</w:t>
-      </w:r>
-      <w:proofErr w:type="gramEnd"/>
-      <w:r>
-        <w:rPr>
-          <w:rFonts w:hint="eastAsia"/>
-          <w:color w:val="0F0F0F"/>
-          <w:szCs w:val="28"/>
-        </w:rPr>
-        <w:t>各樣的奇花異草，遠遠望過去</w:t>
-      </w:r>
-      <w:proofErr w:type="gramStart"/>
-      <w:r>
-        <w:rPr>
-          <w:rFonts w:hint="eastAsia"/>
-          <w:color w:val="0F0F0F"/>
-          <w:szCs w:val="28"/>
-        </w:rPr>
-        <w:t>雲遮霧繞，</w:t>
-      </w:r>
-      <w:proofErr w:type="gramEnd"/>
-      <w:r>
-        <w:rPr>
-          <w:rFonts w:hint="eastAsia"/>
-          <w:color w:val="0F0F0F"/>
-          <w:szCs w:val="28"/>
-        </w:rPr>
-        <w:t>彷彿是人間仙境。</w:t>
+        <w:t>御花園裏種滿了各種各樣的奇花異草，遠遠望過去雲遮霧繞，彷彿是人間仙境。</w:t>
       </w:r>
     </w:p>
     <w:p>
       <w:pPr>
         <w:pStyle w:val="aa"/>
-        <w:spacing w:after="0" w:line="440" w:lineRule="exact"/>
-        <w:ind w:leftChars="0" w:left="463" w:right="0" w:firstLine="0"/>
+        <w:spacing w:after="0" w:line="380" w:lineRule="exact"/>
+        <w:ind w:leftChars="0" w:left="284" w:right="0" w:firstLine="0"/>
+        <w:jc w:val="both"/>
         <w:rPr>
           <w:color w:val="0F0F0F"/>
           <w:szCs w:val="28"/>
@@ -754,17 +483,8 @@
           <w:color w:val="0F0F0F"/>
           <w:szCs w:val="28"/>
         </w:rPr>
-        <w:t>瓊</w:t>
-      </w:r>
-      <w:r>
-        <w:rPr>
-          <w:rFonts w:hint="eastAsia"/>
-          <w:color w:val="0F0F0F"/>
-          <w:szCs w:val="28"/>
-        </w:rPr>
-        <w:t>(</w:t>
-      </w:r>
-      <w:proofErr w:type="gramStart"/>
+        <w:t>瓊(</w:t>
+      </w:r>
       <w:r>
         <w:rPr>
           <w:rFonts w:hint="eastAsia"/>
@@ -774,7 +494,6 @@
         </w:rPr>
         <w:t>ㄑㄩㄥˊ</w:t>
       </w:r>
-      <w:proofErr w:type="gramEnd"/>
       <w:r>
         <w:rPr>
           <w:rFonts w:hint="eastAsia"/>
@@ -782,17 +501,30 @@
           <w:szCs w:val="28"/>
         </w:rPr>
         <w:t>)</w:t>
+      </w:r>
+      <w:r>
+        <w:rPr>
+          <w:rFonts w:hint="eastAsia"/>
+          <w:color w:val="0F0F0F"/>
+          <w:szCs w:val="28"/>
+        </w:rPr>
+        <w:t>：</w:t>
+      </w:r>
+      <w:r>
+        <w:rPr>
+          <w:rFonts w:hint="eastAsia"/>
+          <w:color w:val="0F0F0F"/>
+          <w:szCs w:val="28"/>
+        </w:rPr>
+        <w:t>美玉。比喻美好、精美的。如：「瓊漿」、「瓊樓玉宇」。</w:t>
       </w:r>
     </w:p>
     <w:p>
       <w:pPr>
         <w:pStyle w:val="aa"/>
-        <w:numPr>
-          <w:ilvl w:val="1"/>
-          <w:numId w:val="43"/>
-        </w:numPr>
-        <w:spacing w:after="0" w:line="440" w:lineRule="exact"/>
-        <w:ind w:leftChars="0" w:right="0"/>
+        <w:spacing w:after="0" w:line="380" w:lineRule="exact"/>
+        <w:ind w:leftChars="0" w:left="284" w:right="0" w:firstLine="0"/>
+        <w:jc w:val="both"/>
         <w:rPr>
           <w:color w:val="0F0F0F"/>
           <w:szCs w:val="28"/>
@@ -804,67 +536,55 @@
           <w:color w:val="0F0F0F"/>
           <w:szCs w:val="28"/>
         </w:rPr>
-        <w:t>美玉。</w:t>
-      </w:r>
-    </w:p>
-    <w:p>
-      <w:pPr>
-        <w:pStyle w:val="aa"/>
-        <w:numPr>
-          <w:ilvl w:val="1"/>
-          <w:numId w:val="43"/>
-        </w:numPr>
-        <w:spacing w:after="0" w:line="440" w:lineRule="exact"/>
-        <w:ind w:leftChars="0" w:right="0"/>
-        <w:rPr>
+        <w:t>蘿：</w:t>
+      </w:r>
+      <w:r>
+        <w:rPr>
+          <w:rFonts w:hint="eastAsia"/>
           <w:color w:val="0F0F0F"/>
           <w:szCs w:val="28"/>
         </w:rPr>
-      </w:pPr>
+        <w:t>女蘿：地衣類</w:t>
+      </w:r>
       <w:r>
         <w:rPr>
           <w:rFonts w:hint="eastAsia"/>
           <w:color w:val="0F0F0F"/>
           <w:szCs w:val="28"/>
         </w:rPr>
-        <w:t>比喻美好、精美的。如：「瓊漿」、「瓊樓玉宇」。</w:t>
-      </w:r>
-    </w:p>
-    <w:p>
-      <w:pPr>
-        <w:pStyle w:val="aa"/>
-        <w:spacing w:after="0" w:line="440" w:lineRule="exact"/>
-        <w:ind w:leftChars="0" w:left="463" w:right="0" w:firstLine="0"/>
-        <w:rPr>
+        <w:t>。</w:t>
+      </w:r>
+      <w:r>
+        <w:rPr>
+          <w:rFonts w:hint="eastAsia"/>
           <w:color w:val="0F0F0F"/>
           <w:szCs w:val="28"/>
         </w:rPr>
-      </w:pPr>
+        <w:t>泛指某些</w:t>
+      </w:r>
       <w:r>
         <w:rPr>
           <w:rFonts w:hint="eastAsia"/>
           <w:color w:val="0F0F0F"/>
           <w:szCs w:val="28"/>
         </w:rPr>
-        <w:t>蘿：</w:t>
-      </w:r>
-      <w:proofErr w:type="gramStart"/>
+        <w:t>淡黃綠色</w:t>
+      </w:r>
       <w:r>
         <w:rPr>
           <w:rFonts w:hint="eastAsia"/>
           <w:color w:val="0F0F0F"/>
           <w:szCs w:val="28"/>
         </w:rPr>
-        <w:t>女蘿：</w:t>
-      </w:r>
-      <w:proofErr w:type="gramEnd"/>
+        <w:t>爬蔓植物</w:t>
+      </w:r>
       <w:r>
         <w:rPr>
           <w:rFonts w:hint="eastAsia"/>
           <w:color w:val="0F0F0F"/>
           <w:szCs w:val="28"/>
         </w:rPr>
-        <w:t>地衣類</w:t>
+        <w:t>，</w:t>
       </w:r>
       <w:r>
         <w:rPr>
@@ -872,41 +592,7 @@
           <w:color w:val="0F0F0F"/>
           <w:szCs w:val="28"/>
         </w:rPr>
-        <w:t>。</w:t>
-      </w:r>
-      <w:r>
-        <w:rPr>
-          <w:rFonts w:hint="eastAsia"/>
-          <w:color w:val="0F0F0F"/>
-          <w:szCs w:val="28"/>
-        </w:rPr>
-        <w:t>泛指</w:t>
-      </w:r>
-      <w:proofErr w:type="gramStart"/>
-      <w:r>
-        <w:rPr>
-          <w:rFonts w:hint="eastAsia"/>
-          <w:color w:val="0F0F0F"/>
-          <w:szCs w:val="28"/>
-        </w:rPr>
-        <w:t>某些爬蔓植物</w:t>
-      </w:r>
-      <w:proofErr w:type="gramEnd"/>
-      <w:r>
-        <w:rPr>
-          <w:rFonts w:hint="eastAsia"/>
-          <w:color w:val="0F0F0F"/>
-          <w:szCs w:val="28"/>
-        </w:rPr>
-        <w:t>，</w:t>
-      </w:r>
-      <w:r>
-        <w:rPr>
-          <w:rFonts w:hint="eastAsia"/>
-          <w:color w:val="0F0F0F"/>
-          <w:szCs w:val="28"/>
-        </w:rPr>
-        <w:t>常自樹梢懸垂，長達數尺，呈淡黃綠色。</w:t>
+        <w:t>常自樹梢懸垂，長達數尺。</w:t>
       </w:r>
     </w:p>
     <w:p>
@@ -916,8 +602,9 @@
           <w:ilvl w:val="0"/>
           <w:numId w:val="35"/>
         </w:numPr>
-        <w:spacing w:after="0" w:line="440" w:lineRule="exact"/>
-        <w:ind w:leftChars="0" w:right="0"/>
+        <w:spacing w:after="0" w:line="380" w:lineRule="exact"/>
+        <w:ind w:leftChars="0" w:left="284" w:right="0" w:hanging="301"/>
+        <w:jc w:val="both"/>
         <w:rPr>
           <w:color w:val="0F0F0F"/>
           <w:szCs w:val="28"/>
@@ -929,18 +616,33 @@
           <w:color w:val="0F0F0F"/>
           <w:szCs w:val="28"/>
         </w:rPr>
-        <w:t>臣</w:t>
-      </w:r>
-      <w:proofErr w:type="gramStart"/>
+        <w:t>臣虜</w:t>
+      </w:r>
       <w:r>
         <w:rPr>
           <w:rFonts w:hint="eastAsia"/>
           <w:color w:val="0F0F0F"/>
           <w:szCs w:val="28"/>
         </w:rPr>
-        <w:t>虜</w:t>
-      </w:r>
-      <w:proofErr w:type="gramEnd"/>
+        <w:t>(</w:t>
+      </w:r>
+      <w:r>
+        <w:rPr>
+          <w:rFonts w:hint="eastAsia"/>
+          <w:color w:val="EE0000"/>
+          <w:sz w:val="16"/>
+          <w:szCs w:val="16"/>
+        </w:rPr>
+        <w:t>ㄌㄨˇ</w:t>
+      </w:r>
+      <w:r>
+        <w:rPr>
+          <w:rFonts w:hint="eastAsia"/>
+          <w:color w:val="0F0F0F"/>
+          <w:szCs w:val="28"/>
+        </w:rPr>
+        <w:t>)</w:t>
+      </w:r>
       <w:r>
         <w:rPr>
           <w:rFonts w:hint="eastAsia"/>
@@ -973,8 +675,9 @@
           <w:ilvl w:val="0"/>
           <w:numId w:val="35"/>
         </w:numPr>
-        <w:spacing w:after="0" w:line="440" w:lineRule="exact"/>
-        <w:ind w:leftChars="0" w:right="0"/>
+        <w:spacing w:after="0" w:line="380" w:lineRule="exact"/>
+        <w:ind w:leftChars="0" w:left="284" w:right="0" w:hanging="301"/>
+        <w:jc w:val="both"/>
         <w:rPr>
           <w:color w:val="0F0F0F"/>
           <w:szCs w:val="28"/>
@@ -986,25 +689,7 @@
           <w:color w:val="0F0F0F"/>
           <w:szCs w:val="28"/>
         </w:rPr>
-        <w:t>識干戈：經歷戰爭。識，別作“慣”。干戈：武器，</w:t>
-      </w:r>
-      <w:proofErr w:type="gramStart"/>
-      <w:r>
-        <w:rPr>
-          <w:rFonts w:hint="eastAsia"/>
-          <w:color w:val="0F0F0F"/>
-          <w:szCs w:val="28"/>
-        </w:rPr>
-        <w:t>此處指代戰爭</w:t>
-      </w:r>
-      <w:proofErr w:type="gramEnd"/>
-      <w:r>
-        <w:rPr>
-          <w:rFonts w:hint="eastAsia"/>
-          <w:color w:val="0F0F0F"/>
-          <w:szCs w:val="28"/>
-        </w:rPr>
-        <w:t>。</w:t>
+        <w:t>識干戈：經歷戰爭。干戈：武器，此處指代戰爭。</w:t>
       </w:r>
     </w:p>
     <w:p>
@@ -1014,40 +699,112 @@
           <w:ilvl w:val="0"/>
           <w:numId w:val="35"/>
         </w:numPr>
-        <w:spacing w:after="0" w:line="440" w:lineRule="exact"/>
-        <w:ind w:leftChars="0" w:right="0"/>
-        <w:rPr>
+        <w:spacing w:after="0" w:line="380" w:lineRule="exact"/>
+        <w:ind w:leftChars="0" w:left="284" w:right="0" w:hanging="301"/>
+        <w:jc w:val="both"/>
+        <w:rPr>
+          <w:szCs w:val="28"/>
+        </w:rPr>
+      </w:pPr>
+      <w:r>
+        <w:rPr>
+          <w:rFonts w:hint="eastAsia"/>
           <w:color w:val="0F0F0F"/>
           <w:szCs w:val="28"/>
         </w:rPr>
-      </w:pPr>
+        <w:t>沈腰潘鬢：</w:t>
+      </w:r>
       <w:r>
         <w:rPr>
           <w:rFonts w:hint="eastAsia"/>
           <w:color w:val="0F0F0F"/>
           <w:szCs w:val="28"/>
-        </w:rPr>
-        <w:t>沈腰</w:t>
-      </w:r>
-      <w:proofErr w:type="gramStart"/>
+          <w:u w:val="single"/>
+        </w:rPr>
+        <w:t>沈</w:t>
+      </w:r>
       <w:r>
         <w:rPr>
           <w:rFonts w:hint="eastAsia"/>
           <w:color w:val="0F0F0F"/>
           <w:szCs w:val="28"/>
         </w:rPr>
+        <w:t>指</w:t>
+      </w:r>
+      <w:r>
+        <w:rPr>
+          <w:rFonts w:hint="eastAsia"/>
+          <w:color w:val="0F0F0F"/>
+          <w:szCs w:val="28"/>
+          <w:u w:val="single"/>
+        </w:rPr>
+        <w:t>沈約</w:t>
+      </w:r>
+      <w:r>
+        <w:rPr>
+          <w:rFonts w:hint="eastAsia"/>
+          <w:color w:val="0F0F0F"/>
+          <w:szCs w:val="28"/>
+        </w:rPr>
+        <w:t>，</w:t>
+      </w:r>
+      <w:r>
+        <w:rPr>
+          <w:color w:val="0F0F0F"/>
+          <w:szCs w:val="28"/>
+        </w:rPr>
+        <w:t>沈約因病消瘦、腰圍變細</w:t>
+      </w:r>
+      <w:r>
+        <w:rPr>
+          <w:rFonts w:hint="eastAsia"/>
+          <w:color w:val="0F0F0F"/>
+          <w:szCs w:val="28"/>
+        </w:rPr>
+        <w:t>，</w:t>
+      </w:r>
+      <w:r>
+        <w:rPr>
+          <w:rFonts w:hint="eastAsia"/>
+          <w:color w:val="0F0F0F"/>
+          <w:szCs w:val="28"/>
+        </w:rPr>
+        <w:t>後用</w:t>
+      </w:r>
+      <w:r>
+        <w:rPr>
+          <w:rFonts w:hint="eastAsia"/>
+          <w:color w:val="0F0F0F"/>
+          <w:szCs w:val="28"/>
+          <w:u w:val="single"/>
+        </w:rPr>
+        <w:t>沈</w:t>
+      </w:r>
+      <w:r>
+        <w:rPr>
+          <w:rFonts w:hint="eastAsia"/>
+          <w:color w:val="0F0F0F"/>
+          <w:szCs w:val="28"/>
+        </w:rPr>
+        <w:t>腰指代人日漸消瘦。</w:t>
+      </w:r>
+      <w:r>
+        <w:rPr>
+          <w:rFonts w:hint="eastAsia"/>
+          <w:color w:val="0F0F0F"/>
+          <w:szCs w:val="28"/>
+          <w:u w:val="single"/>
+        </w:rPr>
         <w:t>潘</w:t>
       </w:r>
-      <w:proofErr w:type="gramEnd"/>
       <w:r>
         <w:rPr>
           <w:rFonts w:hint="eastAsia"/>
           <w:color w:val="0F0F0F"/>
           <w:szCs w:val="28"/>
         </w:rPr>
-        <w:t>鬢：</w:t>
-      </w:r>
-      <w:proofErr w:type="gramStart"/>
+        <w:t>指</w:t>
+      </w:r>
       <w:r>
         <w:rPr>
           <w:rFonts w:hint="eastAsia"/>
@@ -1055,87 +812,99 @@
           <w:szCs w:val="28"/>
           <w:u w:val="single"/>
         </w:rPr>
-        <w:t>沈</w:t>
+        <w:t>潘</w:t>
       </w:r>
       <w:r>
         <w:rPr>
           <w:rFonts w:hint="eastAsia"/>
           <w:color w:val="0F0F0F"/>
           <w:szCs w:val="28"/>
-        </w:rPr>
-        <w:t>指</w:t>
+          <w:u w:val="single"/>
+        </w:rPr>
+        <w:t>岳</w:t>
       </w:r>
       <w:r>
         <w:rPr>
           <w:rFonts w:hint="eastAsia"/>
           <w:color w:val="0F0F0F"/>
           <w:szCs w:val="28"/>
+        </w:rPr>
+        <w:t>，</w:t>
+      </w:r>
+      <w:r>
+        <w:rPr>
+          <w:color w:val="0F0F0F"/>
+          <w:szCs w:val="28"/>
           <w:u w:val="single"/>
         </w:rPr>
-        <w:t>沈約</w:t>
-      </w:r>
-      <w:proofErr w:type="gramEnd"/>
-      <w:r>
-        <w:rPr>
-          <w:rFonts w:hint="eastAsia"/>
+        <w:t>潘岳</w:t>
+      </w:r>
+      <w:r>
+        <w:rPr>
           <w:color w:val="0F0F0F"/>
           <w:szCs w:val="28"/>
         </w:rPr>
-        <w:t>，《南史·沈約傳》：“言已老病，百日數</w:t>
-      </w:r>
-      <w:proofErr w:type="gramStart"/>
+        <w:t>在三十二歲時，因任職遠離京城、仕途不順且親人離世，寫下了著名的《秋興賦》，其中提到「斑白脊於引領兮，潘鬢之漸白」，</w:t>
+      </w:r>
       <w:r>
         <w:rPr>
           <w:rFonts w:hint="eastAsia"/>
           <w:color w:val="0F0F0F"/>
           <w:szCs w:val="28"/>
         </w:rPr>
-        <w:t>旬</w:t>
-      </w:r>
-      <w:proofErr w:type="gramEnd"/>
-      <w:r>
-        <w:rPr>
-          <w:rFonts w:hint="eastAsia"/>
+        <w:t>亦即</w:t>
+      </w:r>
+      <w:r>
+        <w:rPr>
           <w:color w:val="0F0F0F"/>
           <w:szCs w:val="28"/>
         </w:rPr>
-        <w:t>，革帶常應移孔。”後用</w:t>
-      </w:r>
-      <w:proofErr w:type="gramStart"/>
+        <w:t>伸長脖子遠望時，脊背上早已布滿斑白的</w:t>
+      </w:r>
       <w:r>
         <w:rPr>
           <w:rFonts w:hint="eastAsia"/>
           <w:color w:val="0F0F0F"/>
           <w:szCs w:val="28"/>
+        </w:rPr>
+        <w:t>髮</w:t>
+      </w:r>
+      <w:r>
+        <w:rPr>
+          <w:color w:val="0F0F0F"/>
+          <w:szCs w:val="28"/>
+        </w:rPr>
+        <w:t>絲，就像</w:t>
+      </w:r>
+      <w:r>
+        <w:rPr>
+          <w:color w:val="0F0F0F"/>
+          <w:szCs w:val="28"/>
           <w:u w:val="single"/>
         </w:rPr>
-        <w:t>沈</w:t>
-      </w:r>
-      <w:r>
-        <w:rPr>
-          <w:rFonts w:hint="eastAsia"/>
+        <w:t>潘岳</w:t>
+      </w:r>
+      <w:r>
+        <w:rPr>
           <w:color w:val="0F0F0F"/>
           <w:szCs w:val="28"/>
         </w:rPr>
-        <w:t>腰指代</w:t>
-      </w:r>
-      <w:proofErr w:type="gramEnd"/>
+        <w:t>當年那樣</w:t>
+      </w:r>
       <w:r>
         <w:rPr>
           <w:rFonts w:hint="eastAsia"/>
           <w:color w:val="0F0F0F"/>
           <w:szCs w:val="28"/>
         </w:rPr>
-        <w:t>人日漸消瘦。</w:t>
-      </w:r>
-      <w:r>
-        <w:rPr>
-          <w:rFonts w:hint="eastAsia"/>
+        <w:t>鬢髮</w:t>
+      </w:r>
+      <w:r>
+        <w:rPr>
           <w:color w:val="0F0F0F"/>
           <w:szCs w:val="28"/>
-          <w:u w:val="single"/>
-        </w:rPr>
-        <w:t>潘</w:t>
+        </w:rPr>
+        <w:t>衰老。</w:t>
       </w:r>
       <w:r>
         <w:rPr>
@@ -1143,94 +912,14 @@
           <w:color w:val="0F0F0F"/>
           <w:szCs w:val="28"/>
         </w:rPr>
-        <w:t>指</w:t>
-      </w:r>
-      <w:r>
-        <w:rPr>
-          <w:rFonts w:hint="eastAsia"/>
+        <w:t>用這</w:t>
+      </w:r>
+      <w:r>
+        <w:rPr>
           <w:color w:val="0F0F0F"/>
           <w:szCs w:val="28"/>
-          <w:u w:val="single"/>
-        </w:rPr>
-        <w:t>潘</w:t>
-      </w:r>
-      <w:r>
-        <w:rPr>
-          <w:rFonts w:hint="eastAsia"/>
-          <w:color w:val="0F0F0F"/>
-          <w:szCs w:val="28"/>
-          <w:u w:val="single"/>
-        </w:rPr>
-        <w:t>安</w:t>
-      </w:r>
-      <w:r>
-        <w:rPr>
-          <w:rFonts w:hint="eastAsia"/>
-          <w:color w:val="0F0F0F"/>
-          <w:szCs w:val="28"/>
-        </w:rPr>
-        <w:t>，</w:t>
-      </w:r>
-      <w:r>
-        <w:rPr>
-          <w:rFonts w:hint="eastAsia"/>
-          <w:color w:val="0F0F0F"/>
-          <w:szCs w:val="28"/>
-        </w:rPr>
-        <w:t>指</w:t>
-      </w:r>
-      <w:r>
-        <w:rPr>
-          <w:rFonts w:hint="eastAsia"/>
-          <w:color w:val="0F0F0F"/>
-          <w:szCs w:val="28"/>
-          <w:u w:val="single"/>
-        </w:rPr>
-        <w:t>潘安</w:t>
-      </w:r>
-      <w:r>
-        <w:rPr>
-          <w:rFonts w:hint="eastAsia"/>
-          <w:color w:val="0F0F0F"/>
-          <w:szCs w:val="28"/>
-        </w:rPr>
-        <w:t>的鬢髮中年已斑白。</w:t>
-      </w:r>
-      <w:r>
-        <w:rPr>
-          <w:rFonts w:hint="eastAsia"/>
-          <w:color w:val="0F0F0F"/>
-          <w:szCs w:val="28"/>
-          <w:u w:val="single"/>
-        </w:rPr>
-        <w:t>沈</w:t>
-      </w:r>
-      <w:r>
-        <w:rPr>
-          <w:rFonts w:hint="eastAsia"/>
-          <w:color w:val="0F0F0F"/>
-          <w:szCs w:val="28"/>
-        </w:rPr>
-        <w:t>腰</w:t>
-      </w:r>
-      <w:proofErr w:type="gramStart"/>
-      <w:r>
-        <w:rPr>
-          <w:rFonts w:hint="eastAsia"/>
-          <w:color w:val="0F0F0F"/>
-          <w:szCs w:val="28"/>
-          <w:u w:val="single"/>
-        </w:rPr>
-        <w:t>潘</w:t>
-      </w:r>
-      <w:proofErr w:type="gramEnd"/>
-      <w:r>
-        <w:rPr>
-          <w:rFonts w:hint="eastAsia"/>
-          <w:color w:val="0F0F0F"/>
-          <w:szCs w:val="28"/>
-        </w:rPr>
-        <w:t>鬢比喻男子的身體瘦弱，早生白髮。</w:t>
+        </w:rPr>
+        <w:t>兩個典故，形容成為階下囚後，內心承受著亡國的極大痛苦與精神煎熬。</w:t>
       </w:r>
     </w:p>
     <w:p>
@@ -1240,8 +929,9 @@
           <w:ilvl w:val="0"/>
           <w:numId w:val="35"/>
         </w:numPr>
-        <w:spacing w:after="0" w:line="440" w:lineRule="exact"/>
-        <w:ind w:leftChars="0" w:right="0"/>
+        <w:spacing w:after="0" w:line="380" w:lineRule="exact"/>
+        <w:ind w:leftChars="0" w:left="284" w:right="0" w:hanging="301"/>
+        <w:jc w:val="both"/>
         <w:rPr>
           <w:szCs w:val="28"/>
         </w:rPr>
@@ -1253,47 +943,18 @@
         </w:rPr>
         <w:t>消磨</w:t>
       </w:r>
-    </w:p>
-    <w:p>
-      <w:pPr>
-        <w:pStyle w:val="aa"/>
-        <w:numPr>
-          <w:ilvl w:val="0"/>
-          <w:numId w:val="44"/>
-        </w:numPr>
-        <w:spacing w:after="0" w:line="440" w:lineRule="exact"/>
-        <w:ind w:leftChars="0" w:right="0"/>
-        <w:rPr>
-          <w:szCs w:val="28"/>
-        </w:rPr>
-      </w:pPr>
-      <w:r>
-        <w:rPr>
-          <w:rFonts w:hint="eastAsia"/>
-          <w:szCs w:val="28"/>
-        </w:rPr>
-        <w:t>漸漸耗減。【例】漫長的等待，把他的耐性都給消磨殆盡了。</w:t>
-      </w:r>
-    </w:p>
-    <w:p>
-      <w:pPr>
-        <w:pStyle w:val="aa"/>
-        <w:numPr>
-          <w:ilvl w:val="0"/>
-          <w:numId w:val="44"/>
-        </w:numPr>
-        <w:spacing w:after="0" w:line="440" w:lineRule="exact"/>
-        <w:ind w:leftChars="0" w:right="0"/>
-        <w:rPr>
-          <w:szCs w:val="28"/>
-        </w:rPr>
-      </w:pPr>
-      <w:r>
-        <w:rPr>
-          <w:rFonts w:hint="eastAsia"/>
-          <w:szCs w:val="28"/>
-        </w:rPr>
-        <w:t>排遣。【例】為了消磨時間，她決定去學插花。</w:t>
+      <w:r>
+        <w:rPr>
+          <w:rFonts w:hint="eastAsia"/>
+          <w:szCs w:val="28"/>
+        </w:rPr>
+        <w:t>：</w:t>
+      </w:r>
+      <w:r>
+        <w:rPr>
+          <w:szCs w:val="28"/>
+        </w:rPr>
+        <w:t>指身心受到折磨與消耗，使容貌與體力逐漸衰退、消瘦與老去。</w:t>
       </w:r>
     </w:p>
     <w:p>
@@ -1303,8 +964,9 @@
           <w:ilvl w:val="0"/>
           <w:numId w:val="35"/>
         </w:numPr>
-        <w:spacing w:after="0" w:line="440" w:lineRule="exact"/>
-        <w:ind w:leftChars="0" w:right="0"/>
+        <w:spacing w:after="0" w:line="380" w:lineRule="exact"/>
+        <w:ind w:leftChars="0" w:left="284" w:right="0" w:hanging="426"/>
+        <w:jc w:val="both"/>
         <w:rPr>
           <w:szCs w:val="28"/>
         </w:rPr>
@@ -1324,8 +986,9 @@
           <w:ilvl w:val="0"/>
           <w:numId w:val="35"/>
         </w:numPr>
-        <w:spacing w:after="0" w:line="440" w:lineRule="exact"/>
-        <w:ind w:leftChars="0" w:right="0"/>
+        <w:spacing w:after="0" w:line="380" w:lineRule="exact"/>
+        <w:ind w:leftChars="0" w:left="284" w:right="0" w:hanging="426"/>
+        <w:jc w:val="both"/>
         <w:rPr>
           <w:szCs w:val="28"/>
         </w:rPr>
@@ -1346,8 +1009,9 @@
           <w:ilvl w:val="0"/>
           <w:numId w:val="35"/>
         </w:numPr>
-        <w:spacing w:after="0" w:line="440" w:lineRule="exact"/>
-        <w:ind w:leftChars="0" w:right="0"/>
+        <w:spacing w:after="0" w:line="380" w:lineRule="exact"/>
+        <w:ind w:leftChars="0" w:left="284" w:right="0" w:hanging="426"/>
+        <w:jc w:val="both"/>
         <w:rPr>
           <w:szCs w:val="28"/>
         </w:rPr>
@@ -1364,7 +1028,7 @@
     </w:p>
     <w:p>
       <w:pPr>
-        <w:spacing w:after="0" w:line="440" w:lineRule="exact"/>
+        <w:spacing w:beforeLines="50" w:before="120" w:after="0" w:line="440" w:lineRule="exact"/>
         <w:ind w:left="11" w:right="0" w:hanging="11"/>
         <w:rPr>
           <w:sz w:val="32"/>
@@ -1378,7 +1042,6 @@
           <w:szCs w:val="32"/>
           <w:bdr w:val="single" w:sz="4" w:space="0" w:color="auto"/>
         </w:rPr>
-        <w:lastRenderedPageBreak/>
         <w:t>創作背景</w:t>
       </w:r>
     </w:p>
@@ -1392,17 +1055,10 @@
       </w:pPr>
       <w:r>
         <w:rPr>
-          <w:szCs w:val="28"/>
-        </w:rPr>
-        <w:t xml:space="preserve">    </w:t>
-      </w:r>
-      <w:proofErr w:type="gramStart"/>
-      <w:r>
-        <w:rPr>
-          <w:rFonts w:hint="eastAsia"/>
-          <w:szCs w:val="28"/>
-        </w:rPr>
-        <w:t>此詞作於</w:t>
+          <w:rFonts w:hint="eastAsia"/>
+          <w:szCs w:val="28"/>
+        </w:rPr>
+        <w:t>這首詞是</w:t>
       </w:r>
       <w:r>
         <w:rPr>
@@ -1417,7 +1073,7 @@
           <w:rFonts w:hint="eastAsia"/>
           <w:szCs w:val="28"/>
         </w:rPr>
-        <w:t>降</w:t>
+        <w:t>投降</w:t>
       </w:r>
       <w:r>
         <w:rPr>
@@ -1425,15 +1081,45 @@
           <w:szCs w:val="28"/>
           <w:u w:val="single"/>
         </w:rPr>
+        <w:t>宋朝</w:t>
+      </w:r>
+      <w:r>
+        <w:rPr>
+          <w:rFonts w:hint="eastAsia"/>
+          <w:szCs w:val="28"/>
+        </w:rPr>
+        <w:t>後寫下的，也就是他人生最後的那幾年。</w:t>
+      </w:r>
+    </w:p>
+    <w:p>
+      <w:pPr>
+        <w:spacing w:after="0" w:line="400" w:lineRule="exact"/>
+        <w:ind w:left="11" w:right="0" w:hanging="11"/>
+        <w:rPr>
+          <w:szCs w:val="28"/>
+        </w:rPr>
+      </w:pPr>
+      <w:r>
+        <w:rPr>
+          <w:rFonts w:hint="eastAsia"/>
+          <w:szCs w:val="28"/>
+        </w:rPr>
+        <w:t>當時</w:t>
+      </w:r>
+      <w:r>
+        <w:rPr>
+          <w:rFonts w:hint="eastAsia"/>
+          <w:szCs w:val="28"/>
+          <w:u w:val="single"/>
+        </w:rPr>
         <w:t>宋</w:t>
       </w:r>
-      <w:proofErr w:type="gramEnd"/>
-      <w:r>
-        <w:rPr>
-          <w:rFonts w:hint="eastAsia"/>
-          <w:szCs w:val="28"/>
-        </w:rPr>
-        <w:t>之後的幾年，即作者生命的最後幾年。</w:t>
+      <w:r>
+        <w:rPr>
+          <w:rFonts w:hint="eastAsia"/>
+          <w:szCs w:val="28"/>
+        </w:rPr>
+        <w:t>軍攻破了</w:t>
       </w:r>
       <w:r>
         <w:rPr>
@@ -1443,13 +1129,12 @@
         </w:rPr>
         <w:t>金陵</w:t>
       </w:r>
-      <w:proofErr w:type="gramStart"/>
-      <w:r>
-        <w:rPr>
-          <w:rFonts w:hint="eastAsia"/>
-          <w:szCs w:val="28"/>
-        </w:rPr>
-        <w:t>被</w:t>
+      <w:r>
+        <w:rPr>
+          <w:rFonts w:hint="eastAsia"/>
+          <w:szCs w:val="28"/>
+        </w:rPr>
+        <w:t>（</w:t>
       </w:r>
       <w:r>
         <w:rPr>
@@ -1457,22 +1142,14 @@
           <w:szCs w:val="28"/>
           <w:u w:val="single"/>
         </w:rPr>
-        <w:t>宋</w:t>
-      </w:r>
-      <w:r>
-        <w:rPr>
-          <w:rFonts w:hint="eastAsia"/>
-          <w:szCs w:val="28"/>
-        </w:rPr>
-        <w:t>軍攻破</w:t>
-      </w:r>
-      <w:proofErr w:type="gramEnd"/>
-      <w:r>
-        <w:rPr>
-          <w:rFonts w:hint="eastAsia"/>
-          <w:szCs w:val="28"/>
-        </w:rPr>
-        <w:t>後，</w:t>
+        <w:t>南京</w:t>
+      </w:r>
+      <w:r>
+        <w:rPr>
+          <w:rFonts w:hint="eastAsia"/>
+          <w:szCs w:val="28"/>
+        </w:rPr>
+        <w:t>），</w:t>
       </w:r>
       <w:r>
         <w:rPr>
@@ -1487,43 +1164,16 @@
           <w:rFonts w:hint="eastAsia"/>
           <w:szCs w:val="28"/>
         </w:rPr>
-        <w:t>率領親屬、隨員等四十五人，“</w:t>
-      </w:r>
-      <w:r>
-        <w:rPr>
-          <w:rFonts w:hint="eastAsia"/>
-          <w:b/>
-          <w:bCs/>
-          <w:szCs w:val="28"/>
-        </w:rPr>
-        <w:t>肉袒</w:t>
-      </w:r>
-      <w:r>
-        <w:rPr>
-          <w:rFonts w:hint="eastAsia"/>
-          <w:szCs w:val="28"/>
-        </w:rPr>
-        <w:t>出降”，告別了</w:t>
-      </w:r>
-      <w:proofErr w:type="gramStart"/>
-      <w:r>
-        <w:rPr>
-          <w:rFonts w:hint="eastAsia"/>
-          <w:szCs w:val="28"/>
-        </w:rPr>
-        <w:t>烙印著</w:t>
-      </w:r>
-      <w:proofErr w:type="gramEnd"/>
-      <w:r>
-        <w:rPr>
-          <w:rFonts w:hint="eastAsia"/>
-          <w:szCs w:val="28"/>
-        </w:rPr>
-        <w:t>無數美好回憶的</w:t>
-      </w:r>
-      <w:r>
-        <w:rPr>
-          <w:rFonts w:hint="eastAsia"/>
+        <w:t>帶著家人和隨從共</w:t>
+      </w:r>
+      <w:r>
+        <w:rPr>
+          <w:szCs w:val="28"/>
+        </w:rPr>
+        <w:t>45人，脫下上衣、綁住自己出城投降，徹底告別了承載他無數美好回憶的</w:t>
+      </w:r>
+      <w:r>
+        <w:rPr>
           <w:szCs w:val="28"/>
           <w:u w:val="single"/>
         </w:rPr>
@@ -1531,10 +1181,25 @@
       </w:r>
       <w:r>
         <w:rPr>
-          <w:rFonts w:hint="eastAsia"/>
-          <w:szCs w:val="28"/>
-        </w:rPr>
-        <w:t>。這次永別，</w:t>
+          <w:szCs w:val="28"/>
+        </w:rPr>
+        <w:t>。</w:t>
+      </w:r>
+    </w:p>
+    <w:p>
+      <w:pPr>
+        <w:spacing w:after="0" w:line="400" w:lineRule="exact"/>
+        <w:ind w:left="11" w:right="0" w:hanging="11"/>
+        <w:rPr>
+          <w:szCs w:val="28"/>
+        </w:rPr>
+      </w:pPr>
+      <w:r>
+        <w:rPr>
+          <w:rFonts w:hint="eastAsia"/>
+          <w:szCs w:val="28"/>
+        </w:rPr>
+        <w:t>為了記錄下這場心碎的永別，</w:t>
       </w:r>
       <w:r>
         <w:rPr>
@@ -1549,23 +1214,7 @@
           <w:rFonts w:hint="eastAsia"/>
           <w:szCs w:val="28"/>
         </w:rPr>
-        <w:t>以這一</w:t>
-      </w:r>
-      <w:proofErr w:type="gramStart"/>
-      <w:r>
-        <w:rPr>
-          <w:rFonts w:hint="eastAsia"/>
-          <w:szCs w:val="28"/>
-        </w:rPr>
-        <w:t>闋</w:t>
-      </w:r>
-      <w:proofErr w:type="gramEnd"/>
-      <w:r>
-        <w:rPr>
-          <w:rFonts w:hint="eastAsia"/>
-          <w:szCs w:val="28"/>
-        </w:rPr>
-        <w:t>《破陣子》記錄了當時的情景和感受。</w:t>
+        <w:t>寫下了這首《破陣子》，記下了當時的景象與心中的無限感傷。</w:t>
       </w:r>
     </w:p>
     <w:p>
@@ -1583,6 +1232,7 @@
           <w:szCs w:val="32"/>
           <w:bdr w:val="single" w:sz="4" w:space="0" w:color="auto"/>
         </w:rPr>
+        <w:lastRenderedPageBreak/>
         <w:t>賞析</w:t>
       </w:r>
     </w:p>
@@ -1590,6 +1240,7 @@
       <w:pPr>
         <w:spacing w:after="0" w:line="380" w:lineRule="exact"/>
         <w:ind w:left="-6" w:right="0" w:hanging="11"/>
+        <w:jc w:val="both"/>
         <w:rPr>
           <w:bCs/>
           <w:szCs w:val="28"/>
@@ -1603,21 +1254,28 @@
         </w:rPr>
         <w:t xml:space="preserve">    </w:t>
       </w:r>
-      <w:proofErr w:type="gramStart"/>
       <w:r>
         <w:rPr>
           <w:rFonts w:hint="eastAsia"/>
           <w:bCs/>
           <w:szCs w:val="28"/>
-        </w:rPr>
-        <w:t>此詞上片寫</w:t>
-      </w:r>
-      <w:proofErr w:type="gramEnd"/>
+          <w:u w:val="single"/>
+        </w:rPr>
+        <w:t>李煜</w:t>
+      </w:r>
       <w:r>
         <w:rPr>
           <w:rFonts w:hint="eastAsia"/>
           <w:bCs/>
           <w:szCs w:val="28"/>
+        </w:rPr>
+        <w:t>《破陣子·四十年來家國》是</w:t>
+      </w:r>
+      <w:r>
+        <w:rPr>
+          <w:rFonts w:hint="eastAsia"/>
+          <w:bCs/>
+          <w:szCs w:val="28"/>
           <w:u w:val="single"/>
         </w:rPr>
         <w:t>南唐</w:t>
@@ -1628,25 +1286,32 @@
           <w:bCs/>
           <w:szCs w:val="28"/>
         </w:rPr>
-        <w:t>曾有的</w:t>
-      </w:r>
-      <w:proofErr w:type="gramStart"/>
+        <w:t>亡國後，後主身陷</w:t>
+      </w:r>
       <w:r>
         <w:rPr>
           <w:rFonts w:hint="eastAsia"/>
           <w:bCs/>
           <w:szCs w:val="28"/>
-        </w:rPr>
-        <w:t>繁華，</w:t>
-      </w:r>
-      <w:proofErr w:type="gramEnd"/>
+          <w:u w:val="single"/>
+        </w:rPr>
+        <w:t>宋</w:t>
+      </w:r>
       <w:r>
         <w:rPr>
           <w:rFonts w:hint="eastAsia"/>
           <w:bCs/>
           <w:szCs w:val="28"/>
         </w:rPr>
-        <w:t>建國</w:t>
+        <w:t>營時所作的血淚之篇。全詞僅短短六十二字，卻以極具張力的對比與極度真摯的言語，</w:t>
+      </w:r>
+      <w:r>
+        <w:rPr>
+          <w:rFonts w:hint="eastAsia"/>
+          <w:b/>
+          <w:szCs w:val="28"/>
+        </w:rPr>
+        <w:t>勾勒</w:t>
       </w:r>
       <w:r>
         <w:rPr>
@@ -1654,194 +1319,14 @@
           <w:bCs/>
           <w:szCs w:val="28"/>
         </w:rPr>
-        <w:t>近</w:t>
-      </w:r>
-      <w:r>
-        <w:rPr>
-          <w:rFonts w:hint="eastAsia"/>
-          <w:bCs/>
-          <w:szCs w:val="28"/>
-        </w:rPr>
-        <w:t>四十年，國土</w:t>
-      </w:r>
-      <w:proofErr w:type="gramStart"/>
-      <w:r>
-        <w:rPr>
-          <w:rFonts w:hint="eastAsia"/>
-          <w:bCs/>
-          <w:szCs w:val="28"/>
-        </w:rPr>
-        <w:t>三</w:t>
-      </w:r>
-      <w:proofErr w:type="gramEnd"/>
-      <w:r>
-        <w:rPr>
-          <w:rFonts w:hint="eastAsia"/>
-          <w:bCs/>
-          <w:szCs w:val="28"/>
-        </w:rPr>
-        <w:t>千里地，居住的樓閣高聳入雲霄，庭</w:t>
-      </w:r>
-      <w:proofErr w:type="gramStart"/>
-      <w:r>
-        <w:rPr>
-          <w:rFonts w:hint="eastAsia"/>
-          <w:bCs/>
-          <w:szCs w:val="28"/>
-        </w:rPr>
-        <w:t>內花繁樹茂</w:t>
-      </w:r>
-      <w:proofErr w:type="gramEnd"/>
-      <w:r>
-        <w:rPr>
-          <w:rFonts w:hint="eastAsia"/>
-          <w:bCs/>
-          <w:szCs w:val="28"/>
-        </w:rPr>
-        <w:t>。這片繁榮的土地，幾曾經歷過戰亂的侵擾。幾句話，看似只是</w:t>
-      </w:r>
-      <w:r>
-        <w:rPr>
-          <w:rFonts w:hint="eastAsia"/>
-          <w:b/>
-          <w:szCs w:val="28"/>
-        </w:rPr>
-        <w:t>平平無奇</w:t>
-      </w:r>
-      <w:r>
-        <w:rPr>
-          <w:rFonts w:hint="eastAsia"/>
-          <w:bCs/>
-          <w:szCs w:val="28"/>
-        </w:rPr>
-        <w:t>的寫實，但</w:t>
-      </w:r>
-      <w:proofErr w:type="gramStart"/>
-      <w:r>
-        <w:rPr>
-          <w:rFonts w:hint="eastAsia"/>
-          <w:bCs/>
-          <w:szCs w:val="28"/>
-        </w:rPr>
-        <w:t>卻飽含了</w:t>
-      </w:r>
-      <w:proofErr w:type="gramEnd"/>
-      <w:r>
-        <w:rPr>
-          <w:rFonts w:hint="eastAsia"/>
-          <w:bCs/>
-          <w:szCs w:val="28"/>
-        </w:rPr>
-        <w:t>多少對故國的自豪與留戀。“幾曾識干戈”，更抒發了多少自責與悔恨。下</w:t>
-      </w:r>
-      <w:proofErr w:type="gramStart"/>
-      <w:r>
-        <w:rPr>
-          <w:rFonts w:hint="eastAsia"/>
-          <w:bCs/>
-          <w:szCs w:val="28"/>
-        </w:rPr>
-        <w:t>片寫國破</w:t>
-      </w:r>
-      <w:proofErr w:type="gramEnd"/>
-      <w:r>
-        <w:rPr>
-          <w:rFonts w:hint="eastAsia"/>
-          <w:bCs/>
-          <w:szCs w:val="28"/>
-        </w:rPr>
-        <w:t>。“一旦”二</w:t>
-      </w:r>
-      <w:proofErr w:type="gramStart"/>
-      <w:r>
-        <w:rPr>
-          <w:rFonts w:hint="eastAsia"/>
-          <w:bCs/>
-          <w:szCs w:val="28"/>
-        </w:rPr>
-        <w:t>字承上</w:t>
-      </w:r>
-      <w:proofErr w:type="gramEnd"/>
-      <w:r>
-        <w:rPr>
-          <w:rFonts w:hint="eastAsia"/>
-          <w:bCs/>
-          <w:szCs w:val="28"/>
-        </w:rPr>
-        <w:t>片</w:t>
-      </w:r>
-      <w:proofErr w:type="gramStart"/>
-      <w:r>
-        <w:rPr>
-          <w:rFonts w:hint="eastAsia"/>
-          <w:bCs/>
-          <w:szCs w:val="28"/>
-        </w:rPr>
-        <w:t>“幾曾”之句意</w:t>
-      </w:r>
-      <w:proofErr w:type="gramEnd"/>
-      <w:r>
-        <w:rPr>
-          <w:rFonts w:hint="eastAsia"/>
-          <w:bCs/>
-          <w:szCs w:val="28"/>
-        </w:rPr>
-        <w:t>，</w:t>
-      </w:r>
-      <w:r>
-        <w:rPr>
-          <w:rFonts w:hint="eastAsia"/>
-          <w:bCs/>
-          <w:color w:val="auto"/>
-          <w:szCs w:val="28"/>
-        </w:rPr>
-        <w:t>筆鋒一疊</w:t>
-      </w:r>
-      <w:r>
-        <w:rPr>
-          <w:rFonts w:hint="eastAsia"/>
-          <w:bCs/>
-          <w:szCs w:val="28"/>
-        </w:rPr>
-        <w:t>，而悔恨之意更甚。終有一天國破家亡，人不由得消瘦蒼老，尤其是拜別祖先的那天，匆忙之中，偏偏又聽到教坊</w:t>
-      </w:r>
-      <w:r>
-        <w:rPr>
-          <w:rFonts w:hint="eastAsia"/>
-          <w:bCs/>
-          <w:szCs w:val="28"/>
-        </w:rPr>
-        <w:t>裡</w:t>
-      </w:r>
-      <w:r>
-        <w:rPr>
-          <w:rFonts w:hint="eastAsia"/>
-          <w:bCs/>
-          <w:szCs w:val="28"/>
-        </w:rPr>
-        <w:t>演奏別離的曲子，又增傷感，不禁面對宮女</w:t>
-      </w:r>
-      <w:r>
-        <w:rPr>
-          <w:rFonts w:hint="eastAsia"/>
-          <w:b/>
-          <w:szCs w:val="28"/>
-        </w:rPr>
-        <w:t>慟哭</w:t>
-      </w:r>
-      <w:r>
-        <w:rPr>
-          <w:rFonts w:hint="eastAsia"/>
-          <w:bCs/>
-          <w:szCs w:val="28"/>
-        </w:rPr>
-        <w:t>垂淚。</w:t>
+        <w:t>出從昔日帝王墮落為階下囚的沉痛歷史滄桑。</w:t>
       </w:r>
     </w:p>
     <w:p>
       <w:pPr>
         <w:spacing w:after="0" w:line="380" w:lineRule="exact"/>
         <w:ind w:left="-6" w:right="0" w:hanging="11"/>
+        <w:jc w:val="both"/>
         <w:rPr>
           <w:bCs/>
           <w:szCs w:val="28"/>
@@ -1853,7 +1338,7 @@
           <w:bCs/>
           <w:szCs w:val="28"/>
         </w:rPr>
-        <w:t xml:space="preserve">    </w:t>
+        <w:t xml:space="preserve">　　</w:t>
       </w:r>
       <w:r>
         <w:rPr>
@@ -1861,25 +1346,80 @@
           <w:bCs/>
           <w:szCs w:val="28"/>
         </w:rPr>
-        <w:t>“沈腰”暗喻自己</w:t>
-      </w:r>
-      <w:proofErr w:type="gramStart"/>
+        <w:t>上片重在「回首往昔」。開篇「四十年來家國，三千里地山河」以宏大的氣勢概括了</w:t>
+      </w:r>
       <w:r>
         <w:rPr>
           <w:rFonts w:hint="eastAsia"/>
           <w:bCs/>
           <w:szCs w:val="28"/>
-        </w:rPr>
-        <w:t>像</w:t>
+          <w:u w:val="single"/>
+        </w:rPr>
+        <w:t>南唐</w:t>
       </w:r>
       <w:r>
         <w:rPr>
           <w:rFonts w:hint="eastAsia"/>
           <w:bCs/>
           <w:szCs w:val="28"/>
+        </w:rPr>
+        <w:t>建國歷程與遼闊版圖，語氣中帶著無盡的自豪與依戀。接著「鳳閣龍樓連霄漢，玉樹瓊枝作煙蘿」，將鏡頭縮小至宮廷內部，展現了</w:t>
+      </w:r>
+      <w:r>
+        <w:rPr>
+          <w:rFonts w:hint="eastAsia"/>
+          <w:b/>
+          <w:szCs w:val="28"/>
+        </w:rPr>
+        <w:t>富麗堂皇</w:t>
+      </w:r>
+      <w:r>
+        <w:rPr>
+          <w:rFonts w:hint="eastAsia"/>
+          <w:bCs/>
+          <w:szCs w:val="28"/>
+        </w:rPr>
+        <w:t>的建築與繁華如夢的園林。然而，這種極致的奢華卻在「幾曾識干戈」一句中</w:t>
+      </w:r>
+      <w:r>
+        <w:rPr>
+          <w:rFonts w:hint="eastAsia"/>
+          <w:b/>
+          <w:szCs w:val="28"/>
+        </w:rPr>
+        <w:t>戛然而止</w:t>
+      </w:r>
+      <w:r>
+        <w:rPr>
+          <w:rFonts w:hint="eastAsia"/>
+          <w:bCs/>
+          <w:szCs w:val="28"/>
+        </w:rPr>
+        <w:t>——這既是對過去太平歲月的懷念，也是一句深刻而沉重的自責</w:t>
+      </w:r>
+      <w:r>
+        <w:rPr>
+          <w:bCs/>
+          <w:szCs w:val="28"/>
+        </w:rPr>
+        <w:br/>
+      </w:r>
+      <w:r>
+        <w:rPr>
+          <w:rFonts w:hint="eastAsia"/>
+          <w:bCs/>
+          <w:szCs w:val="28"/>
+        </w:rPr>
+        <w:t>。長於深宮之中、醉心於歌舞詞賦的</w:t>
+      </w:r>
+      <w:r>
+        <w:rPr>
+          <w:rFonts w:hint="eastAsia"/>
+          <w:bCs/>
+          <w:szCs w:val="28"/>
           <w:u w:val="single"/>
         </w:rPr>
-        <w:t>沈約</w:t>
+        <w:t>後主</w:t>
       </w:r>
       <w:r>
         <w:rPr>
@@ -1887,280 +1427,14 @@
           <w:bCs/>
           <w:szCs w:val="28"/>
         </w:rPr>
-        <w:t>一樣</w:t>
-      </w:r>
-      <w:proofErr w:type="gramEnd"/>
-      <w:r>
-        <w:rPr>
-          <w:rFonts w:hint="eastAsia"/>
-          <w:bCs/>
-          <w:szCs w:val="28"/>
-        </w:rPr>
-        <w:t>，</w:t>
-      </w:r>
-      <w:proofErr w:type="gramStart"/>
-      <w:r>
-        <w:rPr>
-          <w:rFonts w:hint="eastAsia"/>
-          <w:bCs/>
-          <w:szCs w:val="28"/>
-        </w:rPr>
-        <w:t>腰瘦得</w:t>
-      </w:r>
-      <w:proofErr w:type="gramEnd"/>
-      <w:r>
-        <w:rPr>
-          <w:rFonts w:hint="eastAsia"/>
-          <w:bCs/>
-          <w:szCs w:val="28"/>
-        </w:rPr>
-        <w:t>使皮革腰帶</w:t>
-      </w:r>
-      <w:proofErr w:type="gramStart"/>
-      <w:r>
-        <w:rPr>
-          <w:rFonts w:hint="eastAsia"/>
-          <w:bCs/>
-          <w:szCs w:val="28"/>
-        </w:rPr>
-        <w:t>常常移孔</w:t>
-      </w:r>
-      <w:proofErr w:type="gramEnd"/>
-      <w:r>
-        <w:rPr>
-          <w:rFonts w:hint="eastAsia"/>
-          <w:bCs/>
-          <w:szCs w:val="28"/>
-        </w:rPr>
-        <w:t>，而“潘鬢”則暗喻詞人自己像</w:t>
-      </w:r>
-      <w:r>
-        <w:rPr>
-          <w:rFonts w:hint="eastAsia"/>
-          <w:bCs/>
-          <w:szCs w:val="28"/>
-          <w:u w:val="single"/>
-        </w:rPr>
-        <w:t>潘</w:t>
-      </w:r>
-      <w:r>
-        <w:rPr>
-          <w:rFonts w:hint="eastAsia"/>
-          <w:bCs/>
-          <w:szCs w:val="28"/>
-          <w:u w:val="single"/>
-        </w:rPr>
-        <w:t>安</w:t>
-      </w:r>
-      <w:r>
-        <w:rPr>
-          <w:rFonts w:hint="eastAsia"/>
-          <w:bCs/>
-          <w:szCs w:val="28"/>
-        </w:rPr>
-        <w:t>一樣，年紀不到四十就出現</w:t>
-      </w:r>
-      <w:proofErr w:type="gramStart"/>
-      <w:r>
-        <w:rPr>
-          <w:rFonts w:hint="eastAsia"/>
-          <w:bCs/>
-          <w:szCs w:val="28"/>
-        </w:rPr>
-        <w:t>了鬢邊的</w:t>
-      </w:r>
-      <w:proofErr w:type="gramEnd"/>
-      <w:r>
-        <w:rPr>
-          <w:rFonts w:hint="eastAsia"/>
-          <w:bCs/>
-          <w:szCs w:val="28"/>
-        </w:rPr>
-        <w:t>白髮。連著這兩</w:t>
-      </w:r>
-      <w:proofErr w:type="gramStart"/>
-      <w:r>
-        <w:rPr>
-          <w:rFonts w:hint="eastAsia"/>
-          <w:bCs/>
-          <w:szCs w:val="28"/>
-        </w:rPr>
-        <w:t>個</w:t>
-      </w:r>
-      <w:proofErr w:type="gramEnd"/>
-      <w:r>
-        <w:rPr>
-          <w:rFonts w:hint="eastAsia"/>
-          <w:bCs/>
-          <w:szCs w:val="28"/>
-        </w:rPr>
-        <w:t>典故，描寫詞人內心的愁苦</w:t>
-      </w:r>
-      <w:proofErr w:type="gramStart"/>
-      <w:r>
-        <w:rPr>
-          <w:rFonts w:hint="eastAsia"/>
-          <w:bCs/>
-          <w:szCs w:val="28"/>
-        </w:rPr>
-        <w:t>淒</w:t>
-      </w:r>
-      <w:proofErr w:type="gramEnd"/>
-      <w:r>
-        <w:rPr>
-          <w:rFonts w:hint="eastAsia"/>
-          <w:bCs/>
-          <w:szCs w:val="28"/>
-        </w:rPr>
-        <w:t>楚，人憔悴消瘦，</w:t>
-      </w:r>
-      <w:proofErr w:type="gramStart"/>
-      <w:r>
-        <w:rPr>
-          <w:rFonts w:hint="eastAsia"/>
-          <w:bCs/>
-          <w:szCs w:val="28"/>
-        </w:rPr>
-        <w:t>鬢邊也</w:t>
-      </w:r>
-      <w:proofErr w:type="gramEnd"/>
-      <w:r>
-        <w:rPr>
-          <w:rFonts w:hint="eastAsia"/>
-          <w:bCs/>
-          <w:szCs w:val="28"/>
-        </w:rPr>
-        <w:t>開始變白，從外貌變化寫出了內心的極度痛苦。古人</w:t>
-      </w:r>
-      <w:proofErr w:type="gramStart"/>
-      <w:r>
-        <w:rPr>
-          <w:rFonts w:hint="eastAsia"/>
-          <w:bCs/>
-          <w:szCs w:val="28"/>
-        </w:rPr>
-        <w:t>說憂能</w:t>
-      </w:r>
-      <w:proofErr w:type="gramEnd"/>
-      <w:r>
-        <w:rPr>
-          <w:rFonts w:hint="eastAsia"/>
-          <w:bCs/>
-          <w:szCs w:val="28"/>
-        </w:rPr>
-        <w:t>傷人，亡國之痛，臣虜之辱，使得這個</w:t>
-      </w:r>
-      <w:proofErr w:type="gramStart"/>
-      <w:r>
-        <w:rPr>
-          <w:rFonts w:hint="eastAsia"/>
-          <w:bCs/>
-          <w:szCs w:val="28"/>
-        </w:rPr>
-        <w:t>本來</w:t>
-      </w:r>
-      <w:r>
-        <w:rPr>
-          <w:rFonts w:hint="eastAsia"/>
-          <w:b/>
-          <w:szCs w:val="28"/>
-        </w:rPr>
-        <w:t>工愁善感</w:t>
-      </w:r>
-      <w:proofErr w:type="gramEnd"/>
-      <w:r>
-        <w:rPr>
-          <w:rFonts w:hint="eastAsia"/>
-          <w:bCs/>
-          <w:szCs w:val="28"/>
-        </w:rPr>
-        <w:t>的國君身心俱</w:t>
-      </w:r>
-      <w:proofErr w:type="gramStart"/>
-      <w:r>
-        <w:rPr>
-          <w:rFonts w:hint="eastAsia"/>
-          <w:bCs/>
-          <w:szCs w:val="28"/>
-        </w:rPr>
-        <w:t>敝</w:t>
-      </w:r>
-      <w:proofErr w:type="gramEnd"/>
-      <w:r>
-        <w:rPr>
-          <w:rFonts w:hint="eastAsia"/>
-          <w:bCs/>
-          <w:szCs w:val="28"/>
-        </w:rPr>
-        <w:t>。</w:t>
-      </w:r>
-      <w:r>
-        <w:rPr>
-          <w:rFonts w:hint="eastAsia"/>
-          <w:bCs/>
-          <w:szCs w:val="28"/>
-          <w:u w:val="single"/>
-        </w:rPr>
-        <w:t>李煜</w:t>
-      </w:r>
-      <w:r>
-        <w:rPr>
-          <w:rFonts w:hint="eastAsia"/>
-          <w:bCs/>
-          <w:szCs w:val="28"/>
-        </w:rPr>
-        <w:t>被俘之後，日夕以眼淚洗面，過著含悲飲恨的生活。這兩</w:t>
-      </w:r>
-      <w:proofErr w:type="gramStart"/>
-      <w:r>
-        <w:rPr>
-          <w:rFonts w:hint="eastAsia"/>
-          <w:bCs/>
-          <w:szCs w:val="28"/>
-        </w:rPr>
-        <w:t>個</w:t>
-      </w:r>
-      <w:proofErr w:type="gramEnd"/>
-      <w:r>
-        <w:rPr>
-          <w:rFonts w:hint="eastAsia"/>
-          <w:bCs/>
-          <w:szCs w:val="28"/>
-        </w:rPr>
-        <w:t>典故即是他</w:t>
-      </w:r>
-      <w:proofErr w:type="gramStart"/>
-      <w:r>
-        <w:rPr>
-          <w:rFonts w:hint="eastAsia"/>
-          <w:bCs/>
-          <w:szCs w:val="28"/>
-        </w:rPr>
-        <w:t>被虜到</w:t>
-      </w:r>
-      <w:r>
-        <w:rPr>
-          <w:rFonts w:hint="eastAsia"/>
-          <w:bCs/>
-          <w:szCs w:val="28"/>
-          <w:u w:val="single"/>
-        </w:rPr>
-        <w:t>汴京</w:t>
-      </w:r>
-      <w:proofErr w:type="gramEnd"/>
-      <w:r>
-        <w:rPr>
-          <w:rFonts w:hint="eastAsia"/>
-          <w:bCs/>
-          <w:szCs w:val="28"/>
-        </w:rPr>
-        <w:t>後的辛酸寫照。</w:t>
+        <w:t>，從未切身感受過戰爭的殘酷，這種對危機的麻木，最終種下了亡國的禍根。</w:t>
       </w:r>
     </w:p>
     <w:p>
       <w:pPr>
         <w:spacing w:after="0" w:line="380" w:lineRule="exact"/>
         <w:ind w:left="-6" w:right="0" w:hanging="11"/>
+        <w:jc w:val="both"/>
         <w:rPr>
           <w:bCs/>
           <w:szCs w:val="28"/>
@@ -2172,308 +1446,160 @@
           <w:bCs/>
           <w:szCs w:val="28"/>
         </w:rPr>
-        <w:t xml:space="preserve">    </w:t>
-      </w:r>
-      <w:proofErr w:type="gramStart"/>
+        <w:t xml:space="preserve">　　</w:t>
+      </w:r>
       <w:r>
         <w:rPr>
           <w:rFonts w:hint="eastAsia"/>
           <w:bCs/>
           <w:szCs w:val="28"/>
         </w:rPr>
-        <w:t>此詞上片寫繁華，下片寫</w:t>
-      </w:r>
-      <w:proofErr w:type="gramEnd"/>
+        <w:t>下片轉為「直面現實」。過渡句「一旦歸為臣虜，沈腰潘鬢消磨」，將時空從昔日的榮華猛然拉回今日的屈辱。「沈腰」與「潘鬢」兩個典故，深刻刻畫出囚徒生活中精神折磨對肉體的侵蝕，昔日尊貴的帝王，如今已被無盡的愁苦摧殘得</w:t>
+      </w:r>
+      <w:r>
+        <w:rPr>
+          <w:rFonts w:hint="eastAsia"/>
+          <w:b/>
+          <w:szCs w:val="28"/>
+        </w:rPr>
+        <w:t>形容枯槁</w:t>
+      </w:r>
       <w:r>
         <w:rPr>
           <w:rFonts w:hint="eastAsia"/>
           <w:bCs/>
           <w:szCs w:val="28"/>
         </w:rPr>
-        <w:t>亡國，由建國寫到亡國，極盛轉而</w:t>
-      </w:r>
-      <w:proofErr w:type="gramStart"/>
-      <w:r>
-        <w:rPr>
-          <w:rFonts w:hint="eastAsia"/>
-          <w:bCs/>
-          <w:szCs w:val="28"/>
-        </w:rPr>
-        <w:t>極</w:t>
-      </w:r>
-      <w:proofErr w:type="gramEnd"/>
-      <w:r>
-        <w:rPr>
-          <w:rFonts w:hint="eastAsia"/>
-          <w:bCs/>
-          <w:szCs w:val="28"/>
-        </w:rPr>
-        <w:t>衰，極喜而後</w:t>
-      </w:r>
-      <w:proofErr w:type="gramStart"/>
-      <w:r>
-        <w:rPr>
-          <w:rFonts w:hint="eastAsia"/>
-          <w:bCs/>
-          <w:szCs w:val="28"/>
-        </w:rPr>
-        <w:t>極</w:t>
-      </w:r>
-      <w:proofErr w:type="gramEnd"/>
-      <w:r>
-        <w:rPr>
-          <w:rFonts w:hint="eastAsia"/>
-          <w:bCs/>
-          <w:szCs w:val="28"/>
-        </w:rPr>
-        <w:t>悲。中間用“幾曾”“一旦”二詞貫穿轉折，轉得不露痕跡，卻有千鈞之力，悔恨之情溢於言表。作者以階下囚的身份對亡國往事作</w:t>
-      </w:r>
-      <w:r>
-        <w:rPr>
-          <w:rFonts w:hint="eastAsia"/>
-          <w:b/>
-          <w:szCs w:val="28"/>
-        </w:rPr>
-        <w:t>痛定思痛</w:t>
-      </w:r>
-      <w:r>
-        <w:rPr>
-          <w:rFonts w:hint="eastAsia"/>
-          <w:bCs/>
-          <w:szCs w:val="28"/>
-        </w:rPr>
-        <w:t>之想，自然不勝感慨。</w:t>
-      </w:r>
-      <w:r>
-        <w:rPr>
-          <w:rFonts w:hint="eastAsia"/>
-          <w:bCs/>
-          <w:color w:val="auto"/>
-          <w:szCs w:val="28"/>
-        </w:rPr>
-        <w:t>回顧</w:t>
-      </w:r>
-      <w:r>
-        <w:rPr>
-          <w:rFonts w:hint="eastAsia"/>
-          <w:bCs/>
-          <w:color w:val="auto"/>
-          <w:szCs w:val="28"/>
-        </w:rPr>
-        <w:t>往日</w:t>
-      </w:r>
-      <w:r>
-        <w:rPr>
-          <w:rFonts w:hint="eastAsia"/>
-          <w:bCs/>
-          <w:color w:val="auto"/>
-          <w:szCs w:val="28"/>
-        </w:rPr>
-        <w:t>的</w:t>
-      </w:r>
-      <w:r>
-        <w:rPr>
-          <w:rFonts w:hint="eastAsia"/>
-          <w:bCs/>
-          <w:szCs w:val="28"/>
-        </w:rPr>
-        <w:t>繁華逸樂：那四十年來的家國</w:t>
-      </w:r>
-      <w:r>
-        <w:rPr>
-          <w:rFonts w:hint="eastAsia"/>
-          <w:b/>
-          <w:szCs w:val="28"/>
-        </w:rPr>
-        <w:t>基業</w:t>
-      </w:r>
-      <w:r>
-        <w:rPr>
-          <w:rFonts w:hint="eastAsia"/>
-          <w:bCs/>
-          <w:szCs w:val="28"/>
-        </w:rPr>
-        <w:t>；</w:t>
-      </w:r>
-      <w:proofErr w:type="gramStart"/>
-      <w:r>
-        <w:rPr>
-          <w:rFonts w:hint="eastAsia"/>
-          <w:bCs/>
-          <w:szCs w:val="28"/>
-        </w:rPr>
-        <w:t>三</w:t>
-      </w:r>
-      <w:proofErr w:type="gramEnd"/>
-      <w:r>
-        <w:rPr>
-          <w:rFonts w:hint="eastAsia"/>
-          <w:bCs/>
-          <w:szCs w:val="28"/>
-        </w:rPr>
-        <w:t>千里地的遼闊疆域，竟都</w:t>
-      </w:r>
-      <w:proofErr w:type="gramStart"/>
-      <w:r>
-        <w:rPr>
-          <w:rFonts w:hint="eastAsia"/>
-          <w:bCs/>
-          <w:szCs w:val="28"/>
-        </w:rPr>
-        <w:t>沉</w:t>
-      </w:r>
-      <w:proofErr w:type="gramEnd"/>
-      <w:r>
-        <w:rPr>
-          <w:rFonts w:hint="eastAsia"/>
-          <w:bCs/>
-          <w:szCs w:val="28"/>
-        </w:rPr>
-        <w:t>浸在一片享樂安逸之中。“幾曾識干戈”既是其不知珍惜的結果，同時也是</w:t>
-      </w:r>
-      <w:proofErr w:type="gramStart"/>
-      <w:r>
-        <w:rPr>
-          <w:rFonts w:hint="eastAsia"/>
-          <w:bCs/>
-          <w:szCs w:val="28"/>
-        </w:rPr>
-        <w:t>淪為臣虜</w:t>
-      </w:r>
-      <w:proofErr w:type="gramEnd"/>
-      <w:r>
-        <w:rPr>
-          <w:rFonts w:hint="eastAsia"/>
-          <w:bCs/>
-          <w:szCs w:val="28"/>
-        </w:rPr>
-        <w:t>的原因。記敘離別故國</w:t>
-      </w:r>
-      <w:proofErr w:type="gramStart"/>
-      <w:r>
-        <w:rPr>
-          <w:rFonts w:hint="eastAsia"/>
-          <w:bCs/>
-          <w:szCs w:val="28"/>
-        </w:rPr>
-        <w:t>時哭辭宗廟</w:t>
-      </w:r>
-      <w:proofErr w:type="gramEnd"/>
-      <w:r>
-        <w:rPr>
-          <w:rFonts w:hint="eastAsia"/>
-          <w:bCs/>
-          <w:szCs w:val="28"/>
-        </w:rPr>
-        <w:t>的情景，</w:t>
-      </w:r>
-      <w:proofErr w:type="gramStart"/>
-      <w:r>
-        <w:rPr>
-          <w:rFonts w:hint="eastAsia"/>
-          <w:bCs/>
-          <w:szCs w:val="28"/>
-        </w:rPr>
-        <w:t>寫來尤為</w:t>
-      </w:r>
-      <w:proofErr w:type="gramEnd"/>
-      <w:r>
-        <w:rPr>
-          <w:rFonts w:hint="eastAsia"/>
-          <w:bCs/>
-          <w:szCs w:val="28"/>
-        </w:rPr>
-        <w:t>沉痛</w:t>
-      </w:r>
-      <w:r>
-        <w:rPr>
-          <w:rFonts w:hint="eastAsia"/>
-          <w:b/>
-          <w:szCs w:val="28"/>
-        </w:rPr>
-        <w:t>慘</w:t>
-      </w:r>
-      <w:proofErr w:type="gramStart"/>
-      <w:r>
-        <w:rPr>
-          <w:rFonts w:hint="eastAsia"/>
-          <w:b/>
-          <w:szCs w:val="28"/>
-        </w:rPr>
-        <w:t>怛</w:t>
-      </w:r>
-      <w:proofErr w:type="gramEnd"/>
-      <w:r>
-        <w:rPr>
-          <w:rFonts w:hint="eastAsia"/>
-          <w:bCs/>
-          <w:szCs w:val="28"/>
-        </w:rPr>
-        <w:t>，</w:t>
-      </w:r>
-      <w:r>
-        <w:rPr>
-          <w:rFonts w:hint="eastAsia"/>
-          <w:bCs/>
-          <w:szCs w:val="28"/>
-        </w:rPr>
-        <w:t>不失為</w:t>
-      </w:r>
-      <w:proofErr w:type="gramStart"/>
-      <w:r>
-        <w:rPr>
-          <w:rFonts w:hint="eastAsia"/>
-          <w:bCs/>
-          <w:szCs w:val="28"/>
-        </w:rPr>
-        <w:t>一個喪國之</w:t>
-      </w:r>
-      <w:proofErr w:type="gramEnd"/>
-      <w:r>
-        <w:rPr>
-          <w:rFonts w:hint="eastAsia"/>
-          <w:bCs/>
-          <w:szCs w:val="28"/>
-        </w:rPr>
-        <w:t>君內心的痛苦自白。</w:t>
+        <w:t>、鬢髮斑白。</w:t>
       </w:r>
     </w:p>
     <w:p>
       <w:pPr>
         <w:spacing w:after="0" w:line="380" w:lineRule="exact"/>
         <w:ind w:left="-6" w:right="0" w:hanging="11"/>
-        <w:rPr>
+        <w:jc w:val="both"/>
+        <w:rPr>
+          <w:bCs/>
+          <w:szCs w:val="28"/>
+        </w:rPr>
+      </w:pPr>
+      <w:r>
+        <w:rPr>
+          <w:rFonts w:hint="eastAsia"/>
+          <w:bCs/>
+          <w:szCs w:val="28"/>
+        </w:rPr>
+        <w:t xml:space="preserve">　　</w:t>
+      </w:r>
+      <w:r>
+        <w:rPr>
+          <w:rFonts w:hint="eastAsia"/>
+          <w:bCs/>
+          <w:szCs w:val="28"/>
+        </w:rPr>
+        <w:t>結句「最是倉皇辭廟日，教坊猶奏別離歌，垂淚對宮娥」則是全詞情感積聚後爆發的頂峰。詞人沒有描寫兩軍交鋒的宏大場面，而是選擇了告別宗廟時的微觀細節。「倉皇」二字寫出了事發驟然與手足無措；國破家亡之際，教坊樂師卻依然按照慣例奏響別離之曲，這份諷刺與荒謬更顯沉痛。在哀怨的樂音</w:t>
+      </w:r>
+      <w:r>
+        <w:rPr>
+          <w:rFonts w:hint="eastAsia"/>
           <w:bCs/>
           <w:spacing w:val="-6"/>
           <w:szCs w:val="28"/>
         </w:rPr>
-      </w:pPr>
-      <w:r>
-        <w:rPr>
-          <w:rFonts w:hint="eastAsia"/>
-        </w:rPr>
-        <w:t>(資料來源：</w:t>
-      </w:r>
-      <w:hyperlink r:id="rId9" w:history="1">
-        <w:r>
-          <w:rPr>
-            <w:rStyle w:val="a8"/>
-          </w:rPr>
-          <w:t>https://bit.ly/41wiTys</w:t>
-        </w:r>
-      </w:hyperlink>
-      <w:hyperlink r:id="rId10" w:history="1"/>
-      <w:hyperlink r:id="rId11" w:history="1"/>
-      <w:hyperlink r:id="rId12" w:history="1"/>
-      <w:hyperlink r:id="rId13" w:history="1"/>
-      <w:r>
-        <w:rPr>
-          <w:rFonts w:hint="eastAsia"/>
+        <w:t>中，詞人無力回天，只能「垂淚對宮娥」，將無邊的悔恨與絕望化作兩行清淚。</w:t>
+      </w:r>
+    </w:p>
+    <w:p>
+      <w:pPr>
+        <w:spacing w:after="0" w:line="380" w:lineRule="exact"/>
+        <w:ind w:left="-6" w:right="0" w:hanging="11"/>
+        <w:jc w:val="both"/>
+        <w:rPr>
           <w:bCs/>
           <w:spacing w:val="-6"/>
           <w:szCs w:val="28"/>
         </w:rPr>
-        <w:t>)</w:t>
+      </w:pPr>
+      <w:r>
+        <w:rPr>
+          <w:rFonts w:hint="eastAsia"/>
+          <w:bCs/>
+          <w:szCs w:val="28"/>
+        </w:rPr>
+        <w:t xml:space="preserve">　　</w:t>
+      </w:r>
+      <w:r>
+        <w:rPr>
+          <w:rFonts w:hint="eastAsia"/>
+          <w:bCs/>
+          <w:szCs w:val="28"/>
+        </w:rPr>
+        <w:t>這首詞之所以千古傳誦，在於</w:t>
+      </w:r>
+      <w:r>
+        <w:rPr>
+          <w:rFonts w:hint="eastAsia"/>
+          <w:bCs/>
+          <w:szCs w:val="28"/>
+          <w:u w:val="single"/>
+        </w:rPr>
+        <w:t>李煜</w:t>
+      </w:r>
+      <w:r>
+        <w:rPr>
+          <w:rFonts w:hint="eastAsia"/>
+          <w:bCs/>
+          <w:szCs w:val="28"/>
+        </w:rPr>
+        <w:t>擺脫了傳統亡國之君的</w:t>
+      </w:r>
+      <w:r>
+        <w:rPr>
+          <w:rFonts w:hint="eastAsia"/>
+          <w:b/>
+          <w:szCs w:val="28"/>
+        </w:rPr>
+        <w:t>隱晦</w:t>
+      </w:r>
+      <w:r>
+        <w:rPr>
+          <w:rFonts w:hint="eastAsia"/>
+          <w:bCs/>
+          <w:szCs w:val="28"/>
+        </w:rPr>
+        <w:t>與</w:t>
+      </w:r>
+      <w:r>
+        <w:rPr>
+          <w:rFonts w:hint="eastAsia"/>
+          <w:b/>
+          <w:szCs w:val="28"/>
+        </w:rPr>
+        <w:t>粉飾</w:t>
+      </w:r>
+      <w:r>
+        <w:rPr>
+          <w:rFonts w:hint="eastAsia"/>
+          <w:bCs/>
+          <w:szCs w:val="28"/>
+        </w:rPr>
+        <w:t>，以極大的勇氣將自己的軟弱、痛楚與恥辱真實地展示出來。他將個人生命體驗與家國興亡交織在一起，使個人悲劇</w:t>
+      </w:r>
+      <w:r>
+        <w:rPr>
+          <w:rFonts w:hint="eastAsia"/>
+          <w:bCs/>
+          <w:szCs w:val="28"/>
+        </w:rPr>
+        <w:t>昇華</w:t>
+      </w:r>
+      <w:r>
+        <w:rPr>
+          <w:rFonts w:hint="eastAsia"/>
+          <w:bCs/>
+          <w:szCs w:val="28"/>
+        </w:rPr>
+        <w:t>為具有普遍人性共鳴的命運悲歌。</w:t>
       </w:r>
     </w:p>
     <w:p>
@@ -2505,42 +1631,17 @@
           <w:numId w:val="40"/>
         </w:numPr>
         <w:spacing w:after="0" w:line="380" w:lineRule="exact"/>
-        <w:ind w:leftChars="0" w:right="0" w:hanging="482"/>
-        <w:rPr>
-          <w:szCs w:val="28"/>
-        </w:rPr>
-      </w:pPr>
-      <w:r>
-        <w:rPr>
-          <w:rFonts w:hint="eastAsia"/>
-          <w:szCs w:val="28"/>
-        </w:rPr>
-        <w:t>肉袒</w:t>
-      </w:r>
-      <w:r>
-        <w:rPr>
-          <w:rFonts w:hint="eastAsia"/>
-          <w:szCs w:val="28"/>
-        </w:rPr>
-        <w:t>(</w:t>
-      </w:r>
-      <w:proofErr w:type="gramStart"/>
-      <w:r>
-        <w:rPr>
-          <w:rFonts w:hint="eastAsia"/>
-          <w:color w:val="FF0000"/>
-          <w:sz w:val="16"/>
-          <w:szCs w:val="16"/>
-        </w:rPr>
-        <w:t>ㄊㄢˇ</w:t>
-      </w:r>
-      <w:proofErr w:type="gramEnd"/>
-      <w:r>
-        <w:rPr>
-          <w:rFonts w:hint="eastAsia"/>
-          <w:szCs w:val="28"/>
-        </w:rPr>
-        <w:t>)</w:t>
+        <w:ind w:leftChars="0" w:left="284" w:right="0" w:hanging="286"/>
+        <w:jc w:val="both"/>
+        <w:rPr>
+          <w:szCs w:val="28"/>
+        </w:rPr>
+      </w:pPr>
+      <w:r>
+        <w:rPr>
+          <w:szCs w:val="28"/>
+        </w:rPr>
+        <w:t>層樓疊閣</w:t>
       </w:r>
       <w:r>
         <w:rPr>
@@ -2554,121 +1655,13 @@
           <w:rFonts w:hint="eastAsia"/>
           <w:szCs w:val="28"/>
         </w:rPr>
-        <w:t>原指脫去上衣，裸露上身。常用來表示請罪或降服。</w:t>
-      </w:r>
-    </w:p>
-    <w:p>
-      <w:pPr>
-        <w:pStyle w:val="aa"/>
-        <w:spacing w:after="0" w:line="380" w:lineRule="exact"/>
-        <w:ind w:leftChars="0" w:right="0" w:firstLine="0"/>
-        <w:rPr>
-          <w:szCs w:val="28"/>
-        </w:rPr>
-      </w:pPr>
-      <w:proofErr w:type="gramStart"/>
-      <w:r>
-        <w:rPr>
-          <w:rFonts w:hint="eastAsia"/>
-          <w:szCs w:val="28"/>
-        </w:rPr>
-        <w:t>袒</w:t>
-      </w:r>
-      <w:proofErr w:type="gramEnd"/>
-    </w:p>
-    <w:p>
-      <w:pPr>
-        <w:pStyle w:val="aa"/>
-        <w:numPr>
-          <w:ilvl w:val="0"/>
-          <w:numId w:val="45"/>
-        </w:numPr>
-        <w:spacing w:after="0" w:line="380" w:lineRule="exact"/>
-        <w:ind w:leftChars="0" w:right="0" w:hanging="482"/>
-        <w:rPr>
-          <w:szCs w:val="28"/>
-        </w:rPr>
-      </w:pPr>
-      <w:r>
-        <w:rPr>
-          <w:rFonts w:hint="eastAsia"/>
-          <w:szCs w:val="28"/>
-        </w:rPr>
-        <w:t>裸露。如：「袒腹」、「袒胸露背」。</w:t>
-      </w:r>
-    </w:p>
-    <w:p>
-      <w:pPr>
-        <w:pStyle w:val="aa"/>
-        <w:numPr>
-          <w:ilvl w:val="0"/>
-          <w:numId w:val="45"/>
-        </w:numPr>
-        <w:spacing w:after="0" w:line="380" w:lineRule="exact"/>
-        <w:ind w:leftChars="0" w:right="0" w:hanging="482"/>
-        <w:rPr>
-          <w:szCs w:val="28"/>
-        </w:rPr>
-      </w:pPr>
-      <w:r>
-        <w:rPr>
-          <w:rFonts w:hint="eastAsia"/>
-          <w:szCs w:val="28"/>
-        </w:rPr>
-        <w:t>庇護、</w:t>
-      </w:r>
-      <w:proofErr w:type="gramStart"/>
-      <w:r>
-        <w:rPr>
-          <w:rFonts w:hint="eastAsia"/>
-          <w:szCs w:val="28"/>
-        </w:rPr>
-        <w:t>回護</w:t>
-      </w:r>
-      <w:proofErr w:type="gramEnd"/>
-      <w:r>
-        <w:rPr>
-          <w:rFonts w:hint="eastAsia"/>
-          <w:szCs w:val="28"/>
-        </w:rPr>
-        <w:t>。如：「偏袒」、「袒護」。</w:t>
-      </w:r>
-    </w:p>
-    <w:p>
-      <w:pPr>
-        <w:pStyle w:val="aa"/>
-        <w:numPr>
-          <w:ilvl w:val="0"/>
-          <w:numId w:val="45"/>
-        </w:numPr>
-        <w:spacing w:after="0" w:line="380" w:lineRule="exact"/>
-        <w:ind w:leftChars="0" w:right="0" w:hanging="482"/>
-        <w:rPr>
-          <w:szCs w:val="28"/>
-        </w:rPr>
-      </w:pPr>
-      <w:r>
-        <w:rPr>
-          <w:rFonts w:hint="eastAsia"/>
-          <w:szCs w:val="28"/>
-        </w:rPr>
-        <w:t>表露、表白。如：「</w:t>
-      </w:r>
-      <w:proofErr w:type="gramStart"/>
-      <w:r>
-        <w:rPr>
-          <w:rFonts w:hint="eastAsia"/>
-          <w:szCs w:val="28"/>
-        </w:rPr>
-        <w:t>袒懷</w:t>
-      </w:r>
-      <w:proofErr w:type="gramEnd"/>
-      <w:r>
-        <w:rPr>
-          <w:rFonts w:hint="eastAsia"/>
-          <w:szCs w:val="28"/>
-        </w:rPr>
-        <w:t>」、「袒露心事」。</w:t>
+        <w:t>指</w:t>
+      </w:r>
+      <w:r>
+        <w:rPr>
+          <w:szCs w:val="28"/>
+        </w:rPr>
+        <w:t>建築物重重疊疊、層次豐富，非常多且高大。描繪宮殿、寺廟或古建築群的宏偉氣勢與精巧結構，帶有一種壯麗、繁複的視覺美感。</w:t>
       </w:r>
     </w:p>
     <w:p>
@@ -2679,17 +1672,40 @@
           <w:numId w:val="40"/>
         </w:numPr>
         <w:spacing w:after="0" w:line="380" w:lineRule="exact"/>
-        <w:ind w:leftChars="0" w:right="0" w:hanging="482"/>
-        <w:rPr>
-          <w:szCs w:val="28"/>
-        </w:rPr>
-      </w:pPr>
-      <w:r>
-        <w:rPr>
-          <w:rFonts w:hint="eastAsia"/>
-          <w:szCs w:val="28"/>
-        </w:rPr>
-        <w:t>平平無奇</w:t>
+        <w:ind w:leftChars="0" w:left="284" w:right="0" w:hanging="286"/>
+        <w:jc w:val="both"/>
+        <w:rPr>
+          <w:szCs w:val="28"/>
+        </w:rPr>
+      </w:pPr>
+      <w:r>
+        <w:rPr>
+          <w:szCs w:val="28"/>
+        </w:rPr>
+        <w:t>宮苑</w:t>
+      </w:r>
+      <w:r>
+        <w:rPr>
+          <w:rFonts w:hint="eastAsia"/>
+          <w:szCs w:val="28"/>
+        </w:rPr>
+        <w:t>（</w:t>
+      </w:r>
+      <w:r>
+        <w:rPr>
+          <w:rFonts w:hint="eastAsia"/>
+          <w:color w:val="EE0000"/>
+          <w:sz w:val="16"/>
+          <w:szCs w:val="16"/>
+        </w:rPr>
+        <w:t>ㄩㄢˋ</w:t>
+      </w:r>
+      <w:r>
+        <w:rPr>
+          <w:rFonts w:hint="eastAsia"/>
+          <w:szCs w:val="28"/>
+        </w:rPr>
+        <w:t>）</w:t>
       </w:r>
       <w:r>
         <w:rPr>
@@ -2700,10 +1716,9 @@
       </w:r>
       <w:r>
         <w:rPr>
-          <w:rFonts w:hint="eastAsia"/>
-          <w:szCs w:val="28"/>
-        </w:rPr>
-        <w:t>尋常、普通。</w:t>
+          <w:szCs w:val="28"/>
+        </w:rPr>
+        <w:t>宮殿與皇家園林的合稱。象徵至高無上的皇權與極致優雅的帝王生活場所，往往代表著頂級的物質享受與人工雕琢的自然美景。</w:t>
       </w:r>
     </w:p>
     <w:p>
@@ -2714,51 +1729,17 @@
           <w:numId w:val="40"/>
         </w:numPr>
         <w:spacing w:after="0" w:line="380" w:lineRule="exact"/>
-        <w:ind w:leftChars="0" w:right="0" w:hanging="482"/>
-        <w:rPr>
-          <w:szCs w:val="28"/>
-        </w:rPr>
-      </w:pPr>
-      <w:proofErr w:type="gramStart"/>
-      <w:r>
-        <w:rPr>
-          <w:rFonts w:hint="eastAsia"/>
-          <w:szCs w:val="28"/>
-        </w:rPr>
-        <w:t>慟</w:t>
-      </w:r>
-      <w:proofErr w:type="gramEnd"/>
-      <w:r>
-        <w:rPr>
-          <w:rFonts w:hint="eastAsia"/>
-          <w:szCs w:val="28"/>
-        </w:rPr>
-        <w:t>(</w:t>
-      </w:r>
-      <w:proofErr w:type="gramStart"/>
-      <w:r>
-        <w:rPr>
-          <w:rFonts w:hint="eastAsia"/>
-          <w:color w:val="FF0000"/>
-          <w:sz w:val="16"/>
-          <w:szCs w:val="16"/>
-        </w:rPr>
-        <w:t>ㄊㄨㄥˋ</w:t>
-      </w:r>
-      <w:proofErr w:type="gramEnd"/>
-      <w:r>
-        <w:rPr>
-          <w:rFonts w:hint="eastAsia"/>
-          <w:szCs w:val="28"/>
-        </w:rPr>
-        <w:t>)</w:t>
-      </w:r>
-      <w:r>
-        <w:rPr>
-          <w:rFonts w:hint="eastAsia"/>
-          <w:szCs w:val="28"/>
-        </w:rPr>
-        <w:t>哭</w:t>
+        <w:ind w:leftChars="0" w:left="284" w:right="0" w:hanging="286"/>
+        <w:jc w:val="both"/>
+        <w:rPr>
+          <w:szCs w:val="28"/>
+        </w:rPr>
+      </w:pPr>
+      <w:r>
+        <w:rPr>
+          <w:szCs w:val="28"/>
+        </w:rPr>
+        <w:t>勾勒</w:t>
       </w:r>
       <w:r>
         <w:rPr>
@@ -2769,10 +1750,9 @@
       </w:r>
       <w:r>
         <w:rPr>
-          <w:rFonts w:hint="eastAsia"/>
-          <w:szCs w:val="28"/>
-        </w:rPr>
-        <w:t>非常哀傷的大哭。【例】他一聽到父親過世的消息便放聲慟哭。</w:t>
+          <w:szCs w:val="28"/>
+        </w:rPr>
+        <w:t>原指繪畫時用線條畫出物體的輪廓；後引申為用簡練的文字概括描寫出事物的大致特徵或輪廓。</w:t>
       </w:r>
     </w:p>
     <w:p>
@@ -2783,33 +1763,59 @@
           <w:numId w:val="40"/>
         </w:numPr>
         <w:spacing w:after="0" w:line="380" w:lineRule="exact"/>
-        <w:ind w:leftChars="0" w:right="0" w:hanging="482"/>
-        <w:rPr>
-          <w:szCs w:val="28"/>
-        </w:rPr>
-      </w:pPr>
-      <w:proofErr w:type="gramStart"/>
-      <w:r>
-        <w:rPr>
-          <w:rFonts w:hint="eastAsia"/>
-          <w:szCs w:val="28"/>
-        </w:rPr>
-        <w:t>工愁善感</w:t>
-      </w:r>
-      <w:proofErr w:type="gramEnd"/>
-      <w:r>
-        <w:rPr>
-          <w:rFonts w:hint="eastAsia"/>
-          <w:szCs w:val="28"/>
-        </w:rPr>
-        <w:t>：就是多愁善感。</w:t>
-      </w:r>
-      <w:r>
-        <w:rPr>
-          <w:rFonts w:hint="eastAsia"/>
-          <w:szCs w:val="28"/>
-        </w:rPr>
-        <w:t>常發愁，易傷感。常形容人感情脆弱。</w:t>
+        <w:ind w:leftChars="0" w:left="284" w:right="0" w:hanging="286"/>
+        <w:jc w:val="both"/>
+        <w:rPr>
+          <w:szCs w:val="28"/>
+        </w:rPr>
+      </w:pPr>
+      <w:r>
+        <w:rPr>
+          <w:szCs w:val="28"/>
+        </w:rPr>
+        <w:t>富麗堂皇</w:t>
+      </w:r>
+      <w:r>
+        <w:rPr>
+          <w:rFonts w:hint="eastAsia"/>
+          <w:szCs w:val="28"/>
+        </w:rPr>
+        <w:t>：</w:t>
+      </w:r>
+      <w:r>
+        <w:rPr>
+          <w:szCs w:val="28"/>
+        </w:rPr>
+        <w:t>形容房屋宏偉華麗，或景象盛大氣派、色彩絢</w:t>
+      </w:r>
+      <w:r>
+        <w:rPr>
+          <w:rFonts w:hint="eastAsia"/>
+          <w:szCs w:val="28"/>
+        </w:rPr>
+        <w:t>（</w:t>
+      </w:r>
+      <w:r>
+        <w:rPr>
+          <w:rFonts w:hint="eastAsia"/>
+          <w:color w:val="EE0000"/>
+          <w:sz w:val="16"/>
+          <w:szCs w:val="16"/>
+        </w:rPr>
+        <w:t>ㄒㄩㄢˋ</w:t>
+      </w:r>
+      <w:r>
+        <w:rPr>
+          <w:rFonts w:hint="eastAsia"/>
+          <w:szCs w:val="28"/>
+        </w:rPr>
+        <w:t>）</w:t>
+      </w:r>
+      <w:r>
+        <w:rPr>
+          <w:szCs w:val="28"/>
+        </w:rPr>
+        <w:t>麗。</w:t>
       </w:r>
     </w:p>
     <w:p>
@@ -2820,17 +1826,45 @@
           <w:numId w:val="40"/>
         </w:numPr>
         <w:spacing w:after="0" w:line="380" w:lineRule="exact"/>
-        <w:ind w:leftChars="0" w:right="0" w:hanging="482"/>
-        <w:rPr>
-          <w:szCs w:val="28"/>
-        </w:rPr>
-      </w:pPr>
-      <w:r>
-        <w:rPr>
-          <w:rFonts w:hint="eastAsia"/>
-          <w:szCs w:val="28"/>
-        </w:rPr>
-        <w:t>痛定思痛</w:t>
+        <w:ind w:leftChars="0" w:left="284" w:right="0" w:hanging="286"/>
+        <w:jc w:val="both"/>
+        <w:rPr>
+          <w:szCs w:val="28"/>
+        </w:rPr>
+      </w:pPr>
+      <w:r>
+        <w:rPr>
+          <w:szCs w:val="28"/>
+        </w:rPr>
+        <w:t>戛</w:t>
+      </w:r>
+      <w:r>
+        <w:rPr>
+          <w:rFonts w:hint="eastAsia"/>
+          <w:szCs w:val="28"/>
+        </w:rPr>
+        <w:t>（</w:t>
+      </w:r>
+      <w:r>
+        <w:rPr>
+          <w:color w:val="EE0000"/>
+          <w:sz w:val="16"/>
+          <w:szCs w:val="16"/>
+        </w:rPr>
+        <w:t>ㄐㄧㄚˊ</w:t>
+      </w:r>
+      <w:r>
+        <w:rPr>
+          <w:rFonts w:hint="eastAsia"/>
+          <w:szCs w:val="28"/>
+        </w:rPr>
+        <w:t>）</w:t>
+      </w:r>
+      <w:r>
+        <w:rPr>
+          <w:szCs w:val="28"/>
+        </w:rPr>
+        <w:t>然而止</w:t>
       </w:r>
       <w:r>
         <w:rPr>
@@ -2841,43 +1875,9 @@
       </w:r>
       <w:r>
         <w:rPr>
-          <w:rFonts w:hint="eastAsia"/>
-          <w:szCs w:val="28"/>
-        </w:rPr>
-        <w:t>指事後追憶以前所經歷的痛苦。含有記取教訓、警惕未來的意思。</w:t>
-      </w:r>
-    </w:p>
-    <w:p>
-      <w:pPr>
-        <w:pStyle w:val="aa"/>
-        <w:spacing w:after="0" w:line="380" w:lineRule="exact"/>
-        <w:ind w:leftChars="0" w:right="0" w:firstLine="0"/>
-        <w:rPr>
-          <w:szCs w:val="28"/>
-        </w:rPr>
-      </w:pPr>
-      <w:r>
-        <w:rPr>
-          <w:rFonts w:hint="eastAsia"/>
-          <w:szCs w:val="28"/>
-        </w:rPr>
-        <w:t>【例】經過聯考落榜的打擊，使他痛定思痛，決心</w:t>
-      </w:r>
-      <w:proofErr w:type="gramStart"/>
-      <w:r>
-        <w:rPr>
-          <w:rFonts w:hint="eastAsia"/>
-          <w:szCs w:val="28"/>
-        </w:rPr>
-        <w:t>收起玩心</w:t>
-      </w:r>
-      <w:proofErr w:type="gramEnd"/>
-      <w:r>
-        <w:rPr>
-          <w:rFonts w:hint="eastAsia"/>
-          <w:szCs w:val="28"/>
-        </w:rPr>
-        <w:t>努力用功。</w:t>
+          <w:szCs w:val="28"/>
+        </w:rPr>
+        <w:t>形容聲音或事情突然停止（戛，象聲詞，指敲擊聲）。</w:t>
       </w:r>
     </w:p>
     <w:p>
@@ -2888,59 +1888,53 @@
           <w:numId w:val="40"/>
         </w:numPr>
         <w:spacing w:after="0" w:line="380" w:lineRule="exact"/>
-        <w:ind w:leftChars="0" w:right="0" w:hanging="482"/>
-        <w:rPr>
-          <w:szCs w:val="28"/>
-        </w:rPr>
-      </w:pPr>
-      <w:r>
-        <w:rPr>
-          <w:rFonts w:hint="eastAsia"/>
-          <w:szCs w:val="28"/>
-        </w:rPr>
-        <w:t>基業</w:t>
-      </w:r>
-    </w:p>
-    <w:p>
-      <w:pPr>
-        <w:pStyle w:val="aa"/>
-        <w:numPr>
-          <w:ilvl w:val="0"/>
-          <w:numId w:val="46"/>
-        </w:numPr>
-        <w:spacing w:after="0" w:line="380" w:lineRule="exact"/>
-        <w:ind w:leftChars="0" w:right="0"/>
-        <w:rPr>
-          <w:szCs w:val="28"/>
-        </w:rPr>
-      </w:pPr>
-      <w:r>
-        <w:rPr>
-          <w:rFonts w:hint="eastAsia"/>
-          <w:szCs w:val="28"/>
-        </w:rPr>
-        <w:t>為基礎的事業。【例】革命烈士們的犧牲奉獻，奠立了國家民主自由的基業。</w:t>
-      </w:r>
-    </w:p>
-    <w:p>
-      <w:pPr>
-        <w:pStyle w:val="aa"/>
-        <w:numPr>
-          <w:ilvl w:val="0"/>
-          <w:numId w:val="46"/>
-        </w:numPr>
-        <w:spacing w:after="0" w:line="380" w:lineRule="exact"/>
-        <w:ind w:leftChars="0" w:right="0"/>
-        <w:rPr>
-          <w:szCs w:val="28"/>
-        </w:rPr>
-      </w:pPr>
-      <w:r>
-        <w:rPr>
-          <w:rFonts w:hint="eastAsia"/>
-          <w:szCs w:val="28"/>
-        </w:rPr>
-        <w:t>祖先遺留下來的產業。【例】由於他揮霍無度，祖先所留下的基業已所剩無幾。</w:t>
+        <w:ind w:leftChars="0" w:left="284" w:right="0" w:hanging="286"/>
+        <w:jc w:val="both"/>
+        <w:rPr>
+          <w:szCs w:val="28"/>
+        </w:rPr>
+      </w:pPr>
+      <w:r>
+        <w:rPr>
+          <w:szCs w:val="28"/>
+        </w:rPr>
+        <w:t>形容枯槁</w:t>
+      </w:r>
+      <w:r>
+        <w:rPr>
+          <w:rFonts w:hint="eastAsia"/>
+          <w:szCs w:val="28"/>
+        </w:rPr>
+        <w:t>（</w:t>
+      </w:r>
+      <w:r>
+        <w:rPr>
+          <w:rFonts w:hint="eastAsia"/>
+          <w:color w:val="EE0000"/>
+          <w:sz w:val="16"/>
+          <w:szCs w:val="16"/>
+        </w:rPr>
+        <w:t>ㄍㄠˇ</w:t>
+      </w:r>
+      <w:r>
+        <w:rPr>
+          <w:rFonts w:hint="eastAsia"/>
+          <w:szCs w:val="28"/>
+        </w:rPr>
+        <w:t>）</w:t>
+      </w:r>
+      <w:r>
+        <w:rPr>
+          <w:rFonts w:hint="eastAsia"/>
+          <w:szCs w:val="28"/>
+        </w:rPr>
+        <w:t>：</w:t>
+      </w:r>
+      <w:r>
+        <w:rPr>
+          <w:szCs w:val="28"/>
+        </w:rPr>
+        <w:t>形容人的面容憔悴、身體消瘦枯乾，缺乏生氣。不僅指肉體上的衰弱，更深刻反映出精神遭受重創、心灰意冷或長期處於極度憂慮痛苦中的生命狀態。</w:t>
       </w:r>
     </w:p>
     <w:p>
@@ -2951,64 +1945,70 @@
           <w:numId w:val="40"/>
         </w:numPr>
         <w:spacing w:after="0" w:line="380" w:lineRule="exact"/>
-        <w:ind w:leftChars="0" w:right="0"/>
-        <w:rPr>
-          <w:szCs w:val="28"/>
-        </w:rPr>
-      </w:pPr>
-      <w:r>
-        <w:rPr>
-          <w:rFonts w:hint="eastAsia"/>
-          <w:szCs w:val="28"/>
-        </w:rPr>
-        <w:t>慘</w:t>
-      </w:r>
-      <w:proofErr w:type="gramStart"/>
-      <w:r>
-        <w:rPr>
-          <w:rFonts w:hint="eastAsia"/>
-          <w:szCs w:val="28"/>
-        </w:rPr>
-        <w:t>怛</w:t>
-      </w:r>
-      <w:proofErr w:type="gramEnd"/>
-      <w:r>
-        <w:rPr>
-          <w:rFonts w:hint="eastAsia"/>
-          <w:szCs w:val="28"/>
-        </w:rPr>
-        <w:t>(</w:t>
-      </w:r>
-      <w:proofErr w:type="gramStart"/>
-      <w:r>
-        <w:rPr>
-          <w:rFonts w:hint="eastAsia"/>
-          <w:color w:val="FF0000"/>
-          <w:sz w:val="16"/>
-          <w:szCs w:val="16"/>
-        </w:rPr>
-        <w:t>ㄉㄚˊ</w:t>
-      </w:r>
-      <w:proofErr w:type="gramEnd"/>
-      <w:r>
-        <w:rPr>
-          <w:rFonts w:hint="eastAsia"/>
-          <w:szCs w:val="28"/>
-        </w:rPr>
-        <w:t>)：</w:t>
-      </w:r>
-      <w:r>
-        <w:rPr>
-          <w:rFonts w:hint="eastAsia"/>
-          <w:szCs w:val="28"/>
-        </w:rPr>
-        <w:t>憂勞、哀痛。</w:t>
+        <w:ind w:leftChars="0" w:left="284" w:right="0" w:hanging="286"/>
+        <w:jc w:val="both"/>
+        <w:rPr>
+          <w:szCs w:val="28"/>
+        </w:rPr>
+      </w:pPr>
+      <w:r>
+        <w:rPr>
+          <w:szCs w:val="28"/>
+        </w:rPr>
+        <w:t>隱晦</w:t>
+      </w:r>
+      <w:r>
+        <w:rPr>
+          <w:rFonts w:hint="eastAsia"/>
+          <w:szCs w:val="28"/>
+        </w:rPr>
+        <w:t>：</w:t>
+      </w:r>
+      <w:r>
+        <w:rPr>
+          <w:szCs w:val="28"/>
+        </w:rPr>
+        <w:t>指意思含糊、不明顯，或隱蔽不外露。表現一種不直接、較為委婉或深奧的表達風格。</w:t>
+      </w:r>
+    </w:p>
+    <w:p>
+      <w:pPr>
+        <w:pStyle w:val="aa"/>
+        <w:numPr>
+          <w:ilvl w:val="0"/>
+          <w:numId w:val="40"/>
+        </w:numPr>
+        <w:spacing w:after="0" w:line="380" w:lineRule="exact"/>
+        <w:ind w:leftChars="0" w:left="284" w:right="0" w:hanging="286"/>
+        <w:jc w:val="both"/>
+        <w:rPr>
+          <w:szCs w:val="28"/>
+        </w:rPr>
+      </w:pPr>
+      <w:r>
+        <w:rPr>
+          <w:szCs w:val="28"/>
+        </w:rPr>
+        <w:t>粉飾</w:t>
+      </w:r>
+      <w:r>
+        <w:rPr>
+          <w:rFonts w:hint="eastAsia"/>
+          <w:szCs w:val="28"/>
+        </w:rPr>
+        <w:t>：</w:t>
+      </w:r>
+      <w:r>
+        <w:rPr>
+          <w:szCs w:val="28"/>
+        </w:rPr>
+        <w:t>塗飾打扮；後多指掩蓋缺點、錯誤或醜惡的真相，將其裝扮成美好的樣子。帶有批判色彩，強調「虛假」與「表裡不一」。指為了維護面子、名聲或利益，用美好的外表來掩飾內部的腐朽或過失。</w:t>
       </w:r>
     </w:p>
     <w:sectPr>
-      <w:footerReference w:type="default" r:id="rId14"/>
+      <w:footerReference w:type="default" r:id="rId8"/>
       <w:pgSz w:w="11906" w:h="16838"/>
-      <w:pgMar w:top="567" w:right="567" w:bottom="567" w:left="567" w:header="0" w:footer="0" w:gutter="0"/>
+      <w:pgMar w:top="567" w:right="1134" w:bottom="567" w:left="1134" w:header="0" w:footer="0" w:gutter="0"/>
       <w:cols w:space="720"/>
       <w:docGrid w:linePitch="381"/>
     </w:sectPr>
@@ -3017,7 +2017,7 @@
 </file>
 
 <file path=word/endnotes.xml><?xml version="1.0" encoding="utf-8"?>
-<w:endnotes xmlns:wpc="http://schemas.microsoft.com/office/word/2010/wordprocessingCanvas" xmlns:cx="http://schemas.microsoft.com/office/drawing/2014/chartex" xmlns:cx1="http://schemas.microsoft.com/office/drawing/2015/9/8/chartex" xmlns:cx2="http://schemas.microsoft.com/office/drawing/2015/10/21/chartex" xmlns:cx3="http://schemas.microsoft.com/office/drawing/2016/5/9/chartex" xmlns:cx4="http://schemas.microsoft.com/office/drawing/2016/5/10/chartex" xmlns:cx5="http://schemas.microsoft.com/office/drawing/2016/5/11/chartex" xmlns:cx6="http://schemas.microsoft.com/office/drawing/2016/5/12/chartex" xmlns:cx7="http://schemas.microsoft.com/office/drawing/2016/5/13/chartex" xmlns:cx8="http://schemas.microsoft.com/office/drawing/2016/5/14/chartex" xmlns:mc="http://schemas.openxmlformats.org/markup-compatibility/2006" xmlns:aink="http://schemas.microsoft.com/office/drawing/2016/ink" xmlns:am3d="http://schemas.microsoft.com/office/drawing/2017/model3d" xmlns:o="urn:schemas-microsoft-com:office:office" xmlns:oel="http://schemas.microsoft.com/office/2019/extlst" xmlns:r="http://schemas.openxmlformats.org/officeDocument/2006/relationships" xmlns:m="http://schemas.openxmlformats.org/officeDocument/2006/math" xmlns:v="urn:schemas-microsoft-com:vml" xmlns:wp14="http://schemas.microsoft.com/office/word/2010/wordprocessingDrawing" xmlns:wp="http://schemas.openxmlformats.org/drawingml/2006/wordprocessingDrawing" xmlns:w10="urn:schemas-microsoft-com:office:word" xmlns:w="http://schemas.openxmlformats.org/wordprocessingml/2006/main" xmlns:w14="http://schemas.microsoft.com/office/word/2010/wordml" xmlns:w15="http://schemas.microsoft.com/office/word/2012/wordml" xmlns:w16cex="http://schemas.microsoft.com/office/word/2018/wordml/cex" xmlns:w16cid="http://schemas.microsoft.com/office/word/2016/wordml/cid" xmlns:w16="http://schemas.microsoft.com/office/word/2018/wordml" xmlns:w16du="http://schemas.microsoft.com/office/word/2023/wordml/word16du" xmlns:w16sdtdh="http://schemas.microsoft.com/office/word/2020/wordml/sdtdatahash" xmlns:w16se="http://schemas.microsoft.com/office/word/2015/wordml/symex" xmlns:wpg="http://schemas.microsoft.com/office/word/2010/wordprocessingGroup" xmlns:wpi="http://schemas.microsoft.com/office/word/2010/wordprocessingInk" xmlns:wne="http://schemas.microsoft.com/office/word/2006/wordml" xmlns:wps="http://schemas.microsoft.com/office/word/2010/wordprocessingShape" mc:Ignorable="w14 w15 w16se w16cid w16 w16cex w16sdtdh wp14">
+<w:endnotes xmlns:wpc="http://schemas.microsoft.com/office/word/2010/wordprocessingCanvas" xmlns:cx="http://schemas.microsoft.com/office/drawing/2014/chartex" xmlns:cx1="http://schemas.microsoft.com/office/drawing/2015/9/8/chartex" xmlns:cx2="http://schemas.microsoft.com/office/drawing/2015/10/21/chartex" xmlns:cx3="http://schemas.microsoft.com/office/drawing/2016/5/9/chartex" xmlns:cx4="http://schemas.microsoft.com/office/drawing/2016/5/10/chartex" xmlns:cx5="http://schemas.microsoft.com/office/drawing/2016/5/11/chartex" xmlns:cx6="http://schemas.microsoft.com/office/drawing/2016/5/12/chartex" xmlns:cx7="http://schemas.microsoft.com/office/drawing/2016/5/13/chartex" xmlns:cx8="http://schemas.microsoft.com/office/drawing/2016/5/14/chartex" xmlns:mc="http://schemas.openxmlformats.org/markup-compatibility/2006" xmlns:aink="http://schemas.microsoft.com/office/drawing/2016/ink" xmlns:am3d="http://schemas.microsoft.com/office/drawing/2017/model3d" xmlns:o="urn:schemas-microsoft-com:office:office" xmlns:oel="http://schemas.microsoft.com/office/2019/extlst" xmlns:r="http://schemas.openxmlformats.org/officeDocument/2006/relationships" xmlns:m="http://schemas.openxmlformats.org/officeDocument/2006/math" xmlns:v="urn:schemas-microsoft-com:vml" xmlns:wp14="http://schemas.microsoft.com/office/word/2010/wordprocessingDrawing" xmlns:wp="http://schemas.openxmlformats.org/drawingml/2006/wordprocessingDrawing" xmlns:w10="urn:schemas-microsoft-com:office:word" xmlns:w="http://schemas.openxmlformats.org/wordprocessingml/2006/main" xmlns:w14="http://schemas.microsoft.com/office/word/2010/wordml" xmlns:w15="http://schemas.microsoft.com/office/word/2012/wordml" xmlns:w16cex="http://schemas.microsoft.com/office/word/2018/wordml/cex" xmlns:w16cid="http://schemas.microsoft.com/office/word/2016/wordml/cid" xmlns:w16="http://schemas.microsoft.com/office/word/2018/wordml" xmlns:w16du="http://schemas.microsoft.com/office/word/2023/wordml/word16du" xmlns:w16sdtdh="http://schemas.microsoft.com/office/word/2020/wordml/sdtdatahash" xmlns:w16sdtfl="http://schemas.microsoft.com/office/word/2024/wordml/sdtformatlock" xmlns:w16se="http://schemas.microsoft.com/office/word/2015/wordml/symex" xmlns:wpg="http://schemas.microsoft.com/office/word/2010/wordprocessingGroup" xmlns:wpi="http://schemas.microsoft.com/office/word/2010/wordprocessingInk" xmlns:wne="http://schemas.microsoft.com/office/word/2006/wordml" xmlns:wps="http://schemas.microsoft.com/office/word/2010/wordprocessingShape" mc:Ignorable="w14 w15 w16se w16cid w16 w16cex w16sdtdh w16sdtfl w16du wp14">
   <w:endnote w:type="separator" w:id="-1">
     <w:p>
       <w:pPr>
@@ -3042,7 +2042,7 @@
 </file>
 
 <file path=word/footer1.xml><?xml version="1.0" encoding="utf-8"?>
-<w:ftr xmlns:wpc="http://schemas.microsoft.com/office/word/2010/wordprocessingCanvas" xmlns:cx="http://schemas.microsoft.com/office/drawing/2014/chartex" xmlns:cx1="http://schemas.microsoft.com/office/drawing/2015/9/8/chartex" xmlns:cx2="http://schemas.microsoft.com/office/drawing/2015/10/21/chartex" xmlns:cx3="http://schemas.microsoft.com/office/drawing/2016/5/9/chartex" xmlns:cx4="http://schemas.microsoft.com/office/drawing/2016/5/10/chartex" xmlns:cx5="http://schemas.microsoft.com/office/drawing/2016/5/11/chartex" xmlns:cx6="http://schemas.microsoft.com/office/drawing/2016/5/12/chartex" xmlns:cx7="http://schemas.microsoft.com/office/drawing/2016/5/13/chartex" xmlns:cx8="http://schemas.microsoft.com/office/drawing/2016/5/14/chartex" xmlns:mc="http://schemas.openxmlformats.org/markup-compatibility/2006" xmlns:aink="http://schemas.microsoft.com/office/drawing/2016/ink" xmlns:am3d="http://schemas.microsoft.com/office/drawing/2017/model3d" xmlns:o="urn:schemas-microsoft-com:office:office" xmlns:oel="http://schemas.microsoft.com/office/2019/extlst" xmlns:r="http://schemas.openxmlformats.org/officeDocument/2006/relationships" xmlns:m="http://schemas.openxmlformats.org/officeDocument/2006/math" xmlns:v="urn:schemas-microsoft-com:vml" xmlns:wp14="http://schemas.microsoft.com/office/word/2010/wordprocessingDrawing" xmlns:wp="http://schemas.openxmlformats.org/drawingml/2006/wordprocessingDrawing" xmlns:w10="urn:schemas-microsoft-com:office:word" xmlns:w="http://schemas.openxmlformats.org/wordprocessingml/2006/main" xmlns:w14="http://schemas.microsoft.com/office/word/2010/wordml" xmlns:w15="http://schemas.microsoft.com/office/word/2012/wordml" xmlns:w16cex="http://schemas.microsoft.com/office/word/2018/wordml/cex" xmlns:w16cid="http://schemas.microsoft.com/office/word/2016/wordml/cid" xmlns:w16="http://schemas.microsoft.com/office/word/2018/wordml" xmlns:w16du="http://schemas.microsoft.com/office/word/2023/wordml/word16du" xmlns:w16sdtdh="http://schemas.microsoft.com/office/word/2020/wordml/sdtdatahash" xmlns:w16se="http://schemas.microsoft.com/office/word/2015/wordml/symex" xmlns:wpg="http://schemas.microsoft.com/office/word/2010/wordprocessingGroup" xmlns:wpi="http://schemas.microsoft.com/office/word/2010/wordprocessingInk" xmlns:wne="http://schemas.microsoft.com/office/word/2006/wordml" xmlns:wps="http://schemas.microsoft.com/office/word/2010/wordprocessingShape" mc:Ignorable="w14 w15 w16se w16cid w16 w16cex w16sdtdh wp14">
+<w:ftr xmlns:wpc="http://schemas.microsoft.com/office/word/2010/wordprocessingCanvas" xmlns:cx="http://schemas.microsoft.com/office/drawing/2014/chartex" xmlns:cx1="http://schemas.microsoft.com/office/drawing/2015/9/8/chartex" xmlns:cx2="http://schemas.microsoft.com/office/drawing/2015/10/21/chartex" xmlns:cx3="http://schemas.microsoft.com/office/drawing/2016/5/9/chartex" xmlns:cx4="http://schemas.microsoft.com/office/drawing/2016/5/10/chartex" xmlns:cx5="http://schemas.microsoft.com/office/drawing/2016/5/11/chartex" xmlns:cx6="http://schemas.microsoft.com/office/drawing/2016/5/12/chartex" xmlns:cx7="http://schemas.microsoft.com/office/drawing/2016/5/13/chartex" xmlns:cx8="http://schemas.microsoft.com/office/drawing/2016/5/14/chartex" xmlns:mc="http://schemas.openxmlformats.org/markup-compatibility/2006" xmlns:aink="http://schemas.microsoft.com/office/drawing/2016/ink" xmlns:am3d="http://schemas.microsoft.com/office/drawing/2017/model3d" xmlns:o="urn:schemas-microsoft-com:office:office" xmlns:oel="http://schemas.microsoft.com/office/2019/extlst" xmlns:r="http://schemas.openxmlformats.org/officeDocument/2006/relationships" xmlns:m="http://schemas.openxmlformats.org/officeDocument/2006/math" xmlns:v="urn:schemas-microsoft-com:vml" xmlns:wp14="http://schemas.microsoft.com/office/word/2010/wordprocessingDrawing" xmlns:wp="http://schemas.openxmlformats.org/drawingml/2006/wordprocessingDrawing" xmlns:w10="urn:schemas-microsoft-com:office:word" xmlns:w="http://schemas.openxmlformats.org/wordprocessingml/2006/main" xmlns:w14="http://schemas.microsoft.com/office/word/2010/wordml" xmlns:w15="http://schemas.microsoft.com/office/word/2012/wordml" xmlns:w16cex="http://schemas.microsoft.com/office/word/2018/wordml/cex" xmlns:w16cid="http://schemas.microsoft.com/office/word/2016/wordml/cid" xmlns:w16="http://schemas.microsoft.com/office/word/2018/wordml" xmlns:w16du="http://schemas.microsoft.com/office/word/2023/wordml/word16du" xmlns:w16sdtdh="http://schemas.microsoft.com/office/word/2020/wordml/sdtdatahash" xmlns:w16sdtfl="http://schemas.microsoft.com/office/word/2024/wordml/sdtformatlock" xmlns:w16se="http://schemas.microsoft.com/office/word/2015/wordml/symex" xmlns:wpg="http://schemas.microsoft.com/office/word/2010/wordprocessingGroup" xmlns:wpi="http://schemas.microsoft.com/office/word/2010/wordprocessingInk" xmlns:wne="http://schemas.microsoft.com/office/word/2006/wordml" xmlns:wps="http://schemas.microsoft.com/office/word/2010/wordprocessingShape" mc:Ignorable="w14 w15 w16se w16cid w16 w16cex w16sdtdh w16sdtfl w16du wp14">
   <w:sdt>
     <w:sdtPr>
       <w:id w:val="1495451635"/>
@@ -3055,6 +2055,7 @@
       <w:p>
         <w:pPr>
           <w:pStyle w:val="a6"/>
+          <w:ind w:right="-1"/>
           <w:jc w:val="right"/>
         </w:pPr>
         <w:r>
@@ -3093,7 +2094,7 @@
 </file>
 
 <file path=word/footnotes.xml><?xml version="1.0" encoding="utf-8"?>
-<w:footnotes xmlns:wpc="http://schemas.microsoft.com/office/word/2010/wordprocessingCanvas" xmlns:cx="http://schemas.microsoft.com/office/drawing/2014/chartex" xmlns:cx1="http://schemas.microsoft.com/office/drawing/2015/9/8/chartex" xmlns:cx2="http://schemas.microsoft.com/office/drawing/2015/10/21/chartex" xmlns:cx3="http://schemas.microsoft.com/office/drawing/2016/5/9/chartex" xmlns:cx4="http://schemas.microsoft.com/office/drawing/2016/5/10/chartex" xmlns:cx5="http://schemas.microsoft.com/office/drawing/2016/5/11/chartex" xmlns:cx6="http://schemas.microsoft.com/office/drawing/2016/5/12/chartex" xmlns:cx7="http://schemas.microsoft.com/office/drawing/2016/5/13/chartex" xmlns:cx8="http://schemas.microsoft.com/office/drawing/2016/5/14/chartex" xmlns:mc="http://schemas.openxmlformats.org/markup-compatibility/2006" xmlns:aink="http://schemas.microsoft.com/office/drawing/2016/ink" xmlns:am3d="http://schemas.microsoft.com/office/drawing/2017/model3d" xmlns:o="urn:schemas-microsoft-com:office:office" xmlns:oel="http://schemas.microsoft.com/office/2019/extlst" xmlns:r="http://schemas.openxmlformats.org/officeDocument/2006/relationships" xmlns:m="http://schemas.openxmlformats.org/officeDocument/2006/math" xmlns:v="urn:schemas-microsoft-com:vml" xmlns:wp14="http://schemas.microsoft.com/office/word/2010/wordprocessingDrawing" xmlns:wp="http://schemas.openxmlformats.org/drawingml/2006/wordprocessingDrawing" xmlns:w10="urn:schemas-microsoft-com:office:word" xmlns:w="http://schemas.openxmlformats.org/wordprocessingml/2006/main" xmlns:w14="http://schemas.microsoft.com/office/word/2010/wordml" xmlns:w15="http://schemas.microsoft.com/office/word/2012/wordml" xmlns:w16cex="http://schemas.microsoft.com/office/word/2018/wordml/cex" xmlns:w16cid="http://schemas.microsoft.com/office/word/2016/wordml/cid" xmlns:w16="http://schemas.microsoft.com/office/word/2018/wordml" xmlns:w16du="http://schemas.microsoft.com/office/word/2023/wordml/word16du" xmlns:w16sdtdh="http://schemas.microsoft.com/office/word/2020/wordml/sdtdatahash" xmlns:w16se="http://schemas.microsoft.com/office/word/2015/wordml/symex" xmlns:wpg="http://schemas.microsoft.com/office/word/2010/wordprocessingGroup" xmlns:wpi="http://schemas.microsoft.com/office/word/2010/wordprocessingInk" xmlns:wne="http://schemas.microsoft.com/office/word/2006/wordml" xmlns:wps="http://schemas.microsoft.com/office/word/2010/wordprocessingShape" mc:Ignorable="w14 w15 w16se w16cid w16 w16cex w16sdtdh wp14">
+<w:footnotes xmlns:wpc="http://schemas.microsoft.com/office/word/2010/wordprocessingCanvas" xmlns:cx="http://schemas.microsoft.com/office/drawing/2014/chartex" xmlns:cx1="http://schemas.microsoft.com/office/drawing/2015/9/8/chartex" xmlns:cx2="http://schemas.microsoft.com/office/drawing/2015/10/21/chartex" xmlns:cx3="http://schemas.microsoft.com/office/drawing/2016/5/9/chartex" xmlns:cx4="http://schemas.microsoft.com/office/drawing/2016/5/10/chartex" xmlns:cx5="http://schemas.microsoft.com/office/drawing/2016/5/11/chartex" xmlns:cx6="http://schemas.microsoft.com/office/drawing/2016/5/12/chartex" xmlns:cx7="http://schemas.microsoft.com/office/drawing/2016/5/13/chartex" xmlns:cx8="http://schemas.microsoft.com/office/drawing/2016/5/14/chartex" xmlns:mc="http://schemas.openxmlformats.org/markup-compatibility/2006" xmlns:aink="http://schemas.microsoft.com/office/drawing/2016/ink" xmlns:am3d="http://schemas.microsoft.com/office/drawing/2017/model3d" xmlns:o="urn:schemas-microsoft-com:office:office" xmlns:oel="http://schemas.microsoft.com/office/2019/extlst" xmlns:r="http://schemas.openxmlformats.org/officeDocument/2006/relationships" xmlns:m="http://schemas.openxmlformats.org/officeDocument/2006/math" xmlns:v="urn:schemas-microsoft-com:vml" xmlns:wp14="http://schemas.microsoft.com/office/word/2010/wordprocessingDrawing" xmlns:wp="http://schemas.openxmlformats.org/drawingml/2006/wordprocessingDrawing" xmlns:w10="urn:schemas-microsoft-com:office:word" xmlns:w="http://schemas.openxmlformats.org/wordprocessingml/2006/main" xmlns:w14="http://schemas.microsoft.com/office/word/2010/wordml" xmlns:w15="http://schemas.microsoft.com/office/word/2012/wordml" xmlns:w16cex="http://schemas.microsoft.com/office/word/2018/wordml/cex" xmlns:w16cid="http://schemas.microsoft.com/office/word/2016/wordml/cid" xmlns:w16="http://schemas.microsoft.com/office/word/2018/wordml" xmlns:w16du="http://schemas.microsoft.com/office/word/2023/wordml/word16du" xmlns:w16sdtdh="http://schemas.microsoft.com/office/word/2020/wordml/sdtdatahash" xmlns:w16sdtfl="http://schemas.microsoft.com/office/word/2024/wordml/sdtformatlock" xmlns:w16se="http://schemas.microsoft.com/office/word/2015/wordml/symex" xmlns:wpg="http://schemas.microsoft.com/office/word/2010/wordprocessingGroup" xmlns:wpi="http://schemas.microsoft.com/office/word/2010/wordprocessingInk" xmlns:wne="http://schemas.microsoft.com/office/word/2006/wordml" xmlns:wps="http://schemas.microsoft.com/office/word/2010/wordprocessingShape" mc:Ignorable="w14 w15 w16se w16cid w16 w16cex w16sdtdh w16sdtfl w16du wp14">
   <w:footnote w:type="separator" w:id="-1">
     <w:p>
       <w:pPr>
@@ -3118,7 +2119,7 @@
 </file>
 
 <file path=word/numbering.xml><?xml version="1.0" encoding="utf-8"?>
-<w:numbering xmlns:wpc="http://schemas.microsoft.com/office/word/2010/wordprocessingCanvas" xmlns:cx="http://schemas.microsoft.com/office/drawing/2014/chartex" xmlns:cx1="http://schemas.microsoft.com/office/drawing/2015/9/8/chartex" xmlns:cx2="http://schemas.microsoft.com/office/drawing/2015/10/21/chartex" xmlns:cx3="http://schemas.microsoft.com/office/drawing/2016/5/9/chartex" xmlns:cx4="http://schemas.microsoft.com/office/drawing/2016/5/10/chartex" xmlns:cx5="http://schemas.microsoft.com/office/drawing/2016/5/11/chartex" xmlns:cx6="http://schemas.microsoft.com/office/drawing/2016/5/12/chartex" xmlns:cx7="http://schemas.microsoft.com/office/drawing/2016/5/13/chartex" xmlns:cx8="http://schemas.microsoft.com/office/drawing/2016/5/14/chartex" xmlns:mc="http://schemas.openxmlformats.org/markup-compatibility/2006" xmlns:aink="http://schemas.microsoft.com/office/drawing/2016/ink" xmlns:am3d="http://schemas.microsoft.com/office/drawing/2017/model3d" xmlns:o="urn:schemas-microsoft-com:office:office" xmlns:oel="http://schemas.microsoft.com/office/2019/extlst" xmlns:r="http://schemas.openxmlformats.org/officeDocument/2006/relationships" xmlns:m="http://schemas.openxmlformats.org/officeDocument/2006/math" xmlns:v="urn:schemas-microsoft-com:vml" xmlns:wp14="http://schemas.microsoft.com/office/word/2010/wordprocessingDrawing" xmlns:wp="http://schemas.openxmlformats.org/drawingml/2006/wordprocessingDrawing" xmlns:w10="urn:schemas-microsoft-com:office:word" xmlns:w="http://schemas.openxmlformats.org/wordprocessingml/2006/main" xmlns:w14="http://schemas.microsoft.com/office/word/2010/wordml" xmlns:w15="http://schemas.microsoft.com/office/word/2012/wordml" xmlns:w16cex="http://schemas.microsoft.com/office/word/2018/wordml/cex" xmlns:w16cid="http://schemas.microsoft.com/office/word/2016/wordml/cid" xmlns:w16="http://schemas.microsoft.com/office/word/2018/wordml" xmlns:w16du="http://schemas.microsoft.com/office/word/2023/wordml/word16du" xmlns:w16sdtdh="http://schemas.microsoft.com/office/word/2020/wordml/sdtdatahash" xmlns:w16se="http://schemas.microsoft.com/office/word/2015/wordml/symex" xmlns:wpg="http://schemas.microsoft.com/office/word/2010/wordprocessingGroup" xmlns:wpi="http://schemas.microsoft.com/office/word/2010/wordprocessingInk" xmlns:wne="http://schemas.microsoft.com/office/word/2006/wordml" xmlns:wps="http://schemas.microsoft.com/office/word/2010/wordprocessingShape" mc:Ignorable="w14 w15 w16se w16cid w16 w16cex w16sdtdh wp14">
+<w:numbering xmlns:wpc="http://schemas.microsoft.com/office/word/2010/wordprocessingCanvas" xmlns:cx="http://schemas.microsoft.com/office/drawing/2014/chartex" xmlns:cx1="http://schemas.microsoft.com/office/drawing/2015/9/8/chartex" xmlns:cx2="http://schemas.microsoft.com/office/drawing/2015/10/21/chartex" xmlns:cx3="http://schemas.microsoft.com/office/drawing/2016/5/9/chartex" xmlns:cx4="http://schemas.microsoft.com/office/drawing/2016/5/10/chartex" xmlns:cx5="http://schemas.microsoft.com/office/drawing/2016/5/11/chartex" xmlns:cx6="http://schemas.microsoft.com/office/drawing/2016/5/12/chartex" xmlns:cx7="http://schemas.microsoft.com/office/drawing/2016/5/13/chartex" xmlns:cx8="http://schemas.microsoft.com/office/drawing/2016/5/14/chartex" xmlns:mc="http://schemas.openxmlformats.org/markup-compatibility/2006" xmlns:aink="http://schemas.microsoft.com/office/drawing/2016/ink" xmlns:am3d="http://schemas.microsoft.com/office/drawing/2017/model3d" xmlns:o="urn:schemas-microsoft-com:office:office" xmlns:oel="http://schemas.microsoft.com/office/2019/extlst" xmlns:r="http://schemas.openxmlformats.org/officeDocument/2006/relationships" xmlns:m="http://schemas.openxmlformats.org/officeDocument/2006/math" xmlns:v="urn:schemas-microsoft-com:vml" xmlns:wp14="http://schemas.microsoft.com/office/word/2010/wordprocessingDrawing" xmlns:wp="http://schemas.openxmlformats.org/drawingml/2006/wordprocessingDrawing" xmlns:w10="urn:schemas-microsoft-com:office:word" xmlns:w="http://schemas.openxmlformats.org/wordprocessingml/2006/main" xmlns:w14="http://schemas.microsoft.com/office/word/2010/wordml" xmlns:w15="http://schemas.microsoft.com/office/word/2012/wordml" xmlns:w16cex="http://schemas.microsoft.com/office/word/2018/wordml/cex" xmlns:w16cid="http://schemas.microsoft.com/office/word/2016/wordml/cid" xmlns:w16="http://schemas.microsoft.com/office/word/2018/wordml" xmlns:w16du="http://schemas.microsoft.com/office/word/2023/wordml/word16du" xmlns:w16sdtdh="http://schemas.microsoft.com/office/word/2020/wordml/sdtdatahash" xmlns:w16sdtfl="http://schemas.microsoft.com/office/word/2024/wordml/sdtformatlock" xmlns:w16se="http://schemas.microsoft.com/office/word/2015/wordml/symex" xmlns:wpg="http://schemas.microsoft.com/office/word/2010/wordprocessingGroup" xmlns:wpi="http://schemas.microsoft.com/office/word/2010/wordprocessingInk" xmlns:wne="http://schemas.microsoft.com/office/word/2006/wordml" xmlns:wps="http://schemas.microsoft.com/office/word/2010/wordprocessingShape" mc:Ignorable="w14 w15 w16se w16cid w16 w16cex w16sdtdh w16sdtfl w16du wp14">
   <w:abstractNum w:abstractNumId="0" w15:restartNumberingAfterBreak="0">
     <w:nsid w:val="FFFFFF89"/>
     <w:multiLevelType w:val="singleLevel"/>
@@ -8182,7 +7183,7 @@
 </file>
 
 <file path=word/styles.xml><?xml version="1.0" encoding="utf-8"?>
-<w:styles xmlns:mc="http://schemas.openxmlformats.org/markup-compatibility/2006" xmlns:r="http://schemas.openxmlformats.org/officeDocument/2006/relationships" xmlns:w="http://schemas.openxmlformats.org/wordprocessingml/2006/main" xmlns:w14="http://schemas.microsoft.com/office/word/2010/wordml" xmlns:w15="http://schemas.microsoft.com/office/word/2012/wordml" xmlns:w16cex="http://schemas.microsoft.com/office/word/2018/wordml/cex" xmlns:w16cid="http://schemas.microsoft.com/office/word/2016/wordml/cid" xmlns:w16="http://schemas.microsoft.com/office/word/2018/wordml" xmlns:w16sdtdh="http://schemas.microsoft.com/office/word/2020/wordml/sdtdatahash" xmlns:w16se="http://schemas.microsoft.com/office/word/2015/wordml/symex" mc:Ignorable="w14 w15 w16se w16cid w16 w16cex w16sdtdh">
+<w:styles xmlns:mc="http://schemas.openxmlformats.org/markup-compatibility/2006" xmlns:r="http://schemas.openxmlformats.org/officeDocument/2006/relationships" xmlns:w="http://schemas.openxmlformats.org/wordprocessingml/2006/main" xmlns:w14="http://schemas.microsoft.com/office/word/2010/wordml" xmlns:w15="http://schemas.microsoft.com/office/word/2012/wordml" xmlns:w16cex="http://schemas.microsoft.com/office/word/2018/wordml/cex" xmlns:w16cid="http://schemas.microsoft.com/office/word/2016/wordml/cid" xmlns:w16="http://schemas.microsoft.com/office/word/2018/wordml" xmlns:w16du="http://schemas.microsoft.com/office/word/2023/wordml/word16du" xmlns:w16sdtdh="http://schemas.microsoft.com/office/word/2020/wordml/sdtdatahash" xmlns:w16sdtfl="http://schemas.microsoft.com/office/word/2024/wordml/sdtformatlock" xmlns:w16se="http://schemas.microsoft.com/office/word/2015/wordml/symex" mc:Ignorable="w14 w15 w16se w16cid w16 w16cex w16sdtdh w16sdtfl w16du">
   <w:docDefaults>
     <w:rPrDefault>
       <w:rPr>
